--- a/downloads/workbook/ai-5-week-17.docx
+++ b/downloads/workbook/ai-5-week-17.docx
@@ -956,6 +956,178 @@
         <w:t>Project connection: For your Image-pattern Network Investigation, save the input, procedure, observed result and limitation of this check. Label this worked example as practice; use a different, previously unreviewed case when checking independent understanding.</w:t>
       </w:r>
     </w:p>
+    <w:p>
+      <w:pPr>
+        <w:pStyle w:val="Heading1"/>
+      </w:pPr>
+      <w:r>
+        <w:t>13. Project portfolio milestone</w:t>
+      </w:r>
+    </w:p>
+    <w:p>
+      <w:r>
+        <w:t>Project: Image-pattern Network Investigation</w:t>
+      </w:r>
+    </w:p>
+    <w:p>
+      <w:r>
+        <w:t>Current milestone: Test changed cases. Keep normal, boundary and failure cases; compare expected and observed results.</w:t>
+      </w:r>
+    </w:p>
+    <w:p>
+      <w:r>
+        <w:t>For your Image-pattern Network Investigation, save the input, procedure, observed result and limitation of this check. Label this worked example as practice; use a different, previously unreviewed case when checking independent understanding.</w:t>
+      </w:r>
+    </w:p>
+    <w:tbl>
+      <w:tblPr>
+        <w:tblStyle w:val="LightShading-Accent1"/>
+        <w:tblW w:type="auto" w:w="0"/>
+        <w:tblLook w:firstColumn="1" w:firstRow="1" w:lastColumn="0" w:lastRow="0" w:noHBand="0" w:noVBand="1" w:val="04A0"/>
+      </w:tblPr>
+      <w:tblGrid>
+        <w:gridCol w:w="5112"/>
+        <w:gridCol w:w="5112"/>
+      </w:tblGrid>
+      <w:tr>
+        <w:trPr>
+          <w:tblHeader/>
+        </w:trPr>
+        <w:tc>
+          <w:tcPr>
+            <w:tcW w:type="dxa" w:w="5112"/>
+          </w:tcPr>
+          <w:p>
+            <w:r>
+              <w:t>Evidence to keep</w:t>
+            </w:r>
+          </w:p>
+        </w:tc>
+        <w:tc>
+          <w:tcPr>
+            <w:tcW w:type="dxa" w:w="5112"/>
+          </w:tcPr>
+          <w:p>
+            <w:r>
+              <w:t>My record</w:t>
+            </w:r>
+          </w:p>
+        </w:tc>
+      </w:tr>
+      <w:tr>
+        <w:tc>
+          <w:tcPr>
+            <w:tcW w:type="dxa" w:w="5112"/>
+          </w:tcPr>
+          <w:p>
+            <w:r>
+              <w:t>This week’s input and deciding step</w:t>
+            </w:r>
+          </w:p>
+        </w:tc>
+        <w:tc>
+          <w:tcPr>
+            <w:tcW w:type="dxa" w:w="5112"/>
+          </w:tcPr>
+          <w:p>
+            <w:r/>
+          </w:p>
+        </w:tc>
+      </w:tr>
+      <w:tr>
+        <w:tc>
+          <w:tcPr>
+            <w:tcW w:type="dxa" w:w="5112"/>
+          </w:tcPr>
+          <w:p>
+            <w:r>
+              <w:t>Prediction and actual result (or labelled paper trace)</w:t>
+            </w:r>
+          </w:p>
+        </w:tc>
+        <w:tc>
+          <w:tcPr>
+            <w:tcW w:type="dxa" w:w="5112"/>
+          </w:tcPr>
+          <w:p>
+            <w:r/>
+          </w:p>
+        </w:tc>
+      </w:tr>
+      <w:tr>
+        <w:tc>
+          <w:tcPr>
+            <w:tcW w:type="dxa" w:w="5112"/>
+          </w:tcPr>
+          <w:p>
+            <w:r>
+              <w:t>One change since the previous checkpoint and why</w:t>
+            </w:r>
+          </w:p>
+        </w:tc>
+        <w:tc>
+          <w:tcPr>
+            <w:tcW w:type="dxa" w:w="5112"/>
+          </w:tcPr>
+          <w:p>
+            <w:r/>
+          </w:p>
+        </w:tc>
+      </w:tr>
+      <w:tr>
+        <w:tc>
+          <w:tcPr>
+            <w:tcW w:type="dxa" w:w="5112"/>
+          </w:tcPr>
+          <w:p>
+            <w:r>
+              <w:t>One error or limit and the next test</w:t>
+            </w:r>
+          </w:p>
+        </w:tc>
+        <w:tc>
+          <w:tcPr>
+            <w:tcW w:type="dxa" w:w="5112"/>
+          </w:tcPr>
+          <w:p>
+            <w:r/>
+          </w:p>
+        </w:tc>
+      </w:tr>
+    </w:tbl>
+    <w:p>
+      <w:pPr>
+        <w:pStyle w:val="Heading3"/>
+      </w:pPr>
+      <w:r>
+        <w:t>Explain what this week adds to your project. Reuse last week’s record rather than starting again.</w:t>
+      </w:r>
+    </w:p>
+    <w:p>
+      <w:r>
+        <w:t>________________________________________________________________</w:t>
+      </w:r>
+    </w:p>
+    <w:p>
+      <w:r>
+        <w:t>________________________________________________________________</w:t>
+      </w:r>
+    </w:p>
+    <w:p>
+      <w:r>
+        <w:t>________________________________________________________________</w:t>
+      </w:r>
+    </w:p>
+    <w:p>
+      <w:r>
+        <w:t>________________________________________________________________</w:t>
+      </w:r>
+    </w:p>
+    <w:p>
+      <w:r>
+        <w:t>________________________________________________________________</w:t>
+      </w:r>
+    </w:p>
     <w:sectPr>
       <w:pgSz w:w="12240" w:h="15840"/>
       <w:pgMar w:top="936" w:right="1008" w:bottom="936" w:left="1008" w:header="720" w:footer="720" w:gutter="0"/>

--- a/downloads/workbook/ai-5-week-17.docx
+++ b/downloads/workbook/ai-5-week-17.docx
@@ -1128,6 +1128,248 @@
         <w:t>________________________________________________________________</w:t>
       </w:r>
     </w:p>
+    <w:p>
+      <w:pPr>
+        <w:pStyle w:val="Heading1"/>
+      </w:pPr>
+      <w:r>
+        <w:t>14. Supported practice and learning evidence</w:t>
+      </w:r>
+    </w:p>
+    <w:p>
+      <w:r>
+        <w:t>Use this supported practice once, in the browser or on paper. Keep the reserved independent assessment for a separate first attempt before teacher feedback.</w:t>
+      </w:r>
+    </w:p>
+    <w:p>
+      <w:r>
+        <w:t>Reproduce two training traces by saving their distinct initial values.</w:t>
+      </w:r>
+    </w:p>
+    <w:p>
+      <w:pPr>
+        <w:pStyle w:val="Heading3"/>
+      </w:pPr>
+      <w:r>
+        <w:t>Practice 1: explain the deciding evidence</w:t>
+      </w:r>
+    </w:p>
+    <w:p>
+      <w:r>
+        <w:t>Which labelled step matches this detail? Save initial values, rate, objective and update count; the same final loss hides different parameter paths.</w:t>
+      </w:r>
+    </w:p>
+    <w:p>
+      <w:r>
+        <w:t>1. Record experiment</w:t>
+      </w:r>
+    </w:p>
+    <w:p>
+      <w:r>
+        <w:t>2. Start from 0</w:t>
+      </w:r>
+    </w:p>
+    <w:p>
+      <w:r>
+        <w:t>3. Start from 4</w:t>
+      </w:r>
+    </w:p>
+    <w:p>
+      <w:pPr>
+        <w:pStyle w:val="Heading3"/>
+      </w:pPr>
+      <w:r>
+        <w:t>My selected conclusion, deciding fact and explanation</w:t>
+      </w:r>
+    </w:p>
+    <w:p>
+      <w:r>
+        <w:t>________________________________________________________________</w:t>
+      </w:r>
+    </w:p>
+    <w:p>
+      <w:r>
+        <w:t>________________________________________________________________</w:t>
+      </w:r>
+    </w:p>
+    <w:p>
+      <w:r>
+        <w:t>________________________________________________________________</w:t>
+      </w:r>
+    </w:p>
+    <w:p>
+      <w:r>
+        <w:t>________________________________________________________________</w:t>
+      </w:r>
+    </w:p>
+    <w:p>
+      <w:r>
+        <w:t>________________________________________________________________</w:t>
+      </w:r>
+    </w:p>
+    <w:p>
+      <w:r>
+        <w:t>Hint if needed: Read the steps in the pictorial case. Match the supplied detail to the stage that performs or records it.</w:t>
+      </w:r>
+    </w:p>
+    <w:p>
+      <w:r>
+        <w:t>After your attempt, compare with the supported explanation: Record experiment Save initial values, rate, objective and update count; the same final loss hides different parameter paths. Initialisation supplies the parameter values before learning begins. The same update rule can follow different paths from different starts. Here the two paths end on opposite sides of two and have equal squared distance, so equal loss does not imply equal parameters. Save initial values and settings to reproduce this arithmetic, as well as the final result.</w:t>
+      </w:r>
+    </w:p>
+    <w:p>
+      <w:pPr>
+        <w:pStyle w:val="Heading3"/>
+      </w:pPr>
+      <w:r>
+        <w:t>Practice 2: explain the deciding evidence</w:t>
+      </w:r>
+    </w:p>
+    <w:p>
+      <w:r>
+        <w:t>Changed-case practice: Repeat the a = 0 run with identical arithmetic and settings. Which conclusion is supported by the supplied facts?</w:t>
+      </w:r>
+    </w:p>
+    <w:p>
+      <w:r>
+        <w:t>1. This one example guarantees correct results for every future input.</w:t>
+      </w:r>
+    </w:p>
+    <w:p>
+      <w:r>
+        <w:t>2. We can decide the result without examining the changed input or the procedure.</w:t>
+      </w:r>
+    </w:p>
+    <w:p>
+      <w:r>
+        <w:t>3. It again reaches1 then 1.5 in this deterministic toy calculation.</w:t>
+      </w:r>
+    </w:p>
+    <w:p>
+      <w:pPr>
+        <w:pStyle w:val="Heading3"/>
+      </w:pPr>
+      <w:r>
+        <w:t>My selected conclusion, deciding fact and explanation</w:t>
+      </w:r>
+    </w:p>
+    <w:p>
+      <w:r>
+        <w:t>________________________________________________________________</w:t>
+      </w:r>
+    </w:p>
+    <w:p>
+      <w:r>
+        <w:t>________________________________________________________________</w:t>
+      </w:r>
+    </w:p>
+    <w:p>
+      <w:r>
+        <w:t>________________________________________________________________</w:t>
+      </w:r>
+    </w:p>
+    <w:p>
+      <w:r>
+        <w:t>________________________________________________________________</w:t>
+      </w:r>
+    </w:p>
+    <w:p>
+      <w:r>
+        <w:t>________________________________________________________________</w:t>
+      </w:r>
+    </w:p>
+    <w:p>
+      <w:r>
+        <w:t>Hint if needed: Use the changed condition and the deciding step in the pictorial trace. The answer must say what follows from those facts.</w:t>
+      </w:r>
+    </w:p>
+    <w:p>
+      <w:r>
+        <w:t>After your attempt, compare with the supported explanation: It again reaches1 then 1.5 in this deterministic toy calculation. Identical initial state and update rules determine the same arithmetic trace.</w:t>
+      </w:r>
+    </w:p>
+    <w:p>
+      <w:pPr>
+        <w:pStyle w:val="Heading3"/>
+      </w:pPr>
+      <w:r>
+        <w:t>Repair a missing building block</w:t>
+      </w:r>
+    </w:p>
+    <w:p>
+      <w:r>
+        <w:t>Review Regularisation and early stopping (ai-5/16). Goal: Separate a weight penalty from prediction error. Short practice: Why should the penalty value not be reported as validation error? Point to the relevant step in the picture, then write the changed result and the rule or evidence that supports it.. Return to this week and explain what you changed.</w:t>
+      </w:r>
+    </w:p>
+    <w:p>
+      <w:r>
+        <w:t>Review Learning rate experiments (ai-5/14). Goal: Run a controlled comparison of learning rates. Short practice: What should a fair rate comparison hold fixed? Point to the relevant step in the picture, then write the changed result and the rule or evidence that supports it.. Return to this week and explain what you changed.</w:t>
+      </w:r>
+    </w:p>
+    <w:p>
+      <w:r>
+        <w:t>Review Updating parameters (ai-5/11). Goal: Apply a learning rate to an ordered gradient. Short practice: Why must new loss be recomputed rather than assumed smaller? Point to the relevant step in the picture, then write the changed result and the rule or evidence that supports it.. Return to this week and explain what you changed.</w:t>
+      </w:r>
+    </w:p>
+    <w:p>
+      <w:pPr>
+        <w:pStyle w:val="Heading3"/>
+      </w:pPr>
+      <w:r>
+        <w:t>Predict, run and debug</w:t>
+      </w:r>
+    </w:p>
+    <w:p>
+      <w:r>
+        <w:t>The browser lab lets you edit the supported Python examples already included in this lesson. Predict first, run, inspect the actual output or error, change one input, then run again. Keep code, predictions, actual results and a reasoned revision together. On paper, label your result as a trace rather than an execution.</w:t>
+      </w:r>
+    </w:p>
+    <w:p>
+      <w:pPr>
+        <w:pStyle w:val="Heading3"/>
+      </w:pPr>
+      <w:r>
+        <w:t>Keep your completed work</w:t>
+      </w:r>
+    </w:p>
+    <w:p>
+      <w:r>
+        <w:t>Use Download completed work in the hosted lesson to export your answers, reflections, practice feedback and code-run evidence. Open the HTML copy to read or print it. Drafts stay in this browser when storage is available; clear drafts on a shared device.</w:t>
+      </w:r>
+    </w:p>
+    <w:p>
+      <w:pPr>
+        <w:pStyle w:val="Heading3"/>
+      </w:pPr>
+      <w:r>
+        <w:t>What I repaired, the evidence I kept and the next test</w:t>
+      </w:r>
+    </w:p>
+    <w:p>
+      <w:r>
+        <w:t>________________________________________________________________</w:t>
+      </w:r>
+    </w:p>
+    <w:p>
+      <w:r>
+        <w:t>________________________________________________________________</w:t>
+      </w:r>
+    </w:p>
+    <w:p>
+      <w:r>
+        <w:t>________________________________________________________________</w:t>
+      </w:r>
+    </w:p>
+    <w:p>
+      <w:r>
+        <w:t>________________________________________________________________</w:t>
+      </w:r>
+    </w:p>
+    <w:p>
+      <w:r>
+        <w:t>________________________________________________________________</w:t>
+      </w:r>
+    </w:p>
     <w:sectPr>
       <w:pgSz w:w="12240" w:h="15840"/>
       <w:pgMar w:top="936" w:right="1008" w:bottom="936" w:left="1008" w:header="720" w:footer="720" w:gutter="0"/>

--- a/downloads/workbook/ai-5-week-17.docx
+++ b/downloads/workbook/ai-5-week-17.docx
@@ -30,33 +30,45 @@
     </w:p>
     <w:p>
       <w:r>
-        <w:t>Try the recall before opening notes. Then use a different colour or a labelled second line to correct your explanation.</w:t>
+        <w:t>Record your starting explanation for Initialisation and reproducibility before opening notes. Show any later correction separately.</w:t>
       </w:r>
     </w:p>
     <w:p>
       <w:pPr>
-        <w:pStyle w:val="Heading3"/>
-      </w:pPr>
-      <w:r>
-        <w:t>Regularisation and early stopping</w:t>
+        <w:spacing w:line="336" w:lineRule="auto" w:after="180"/>
+      </w:pPr>
+      <w:r>
+        <w:rPr>
+          <w:b w:val="0"/>
+        </w:rPr>
+        <w:t>Try the recall before opening notes. Then use a different colour or a labelled second line to correct your explanation.</w:t>
       </w:r>
     </w:p>
     <w:p>
-      <w:r>
-        <w:t>Without opening the old lesson, explain one key idea from Regularisation and early stopping. Give an example and a mistake that the idea helps you avoid.</w:t>
+      <w:pPr>
+        <w:pStyle w:val="Heading3"/>
+      </w:pPr>
+      <w:r>
+        <w:t>Regularisation and early stopping</w:t>
       </w:r>
     </w:p>
     <w:p>
       <w:pPr>
-        <w:pStyle w:val="Heading3"/>
-      </w:pPr>
-      <w:r>
-        <w:t>My remembered idea, example and correction</w:t>
+        <w:spacing w:line="336" w:lineRule="auto" w:after="180"/>
+      </w:pPr>
+      <w:r>
+        <w:rPr>
+          <w:b w:val="0"/>
+        </w:rPr>
+        <w:t>Without opening the old lesson, explain one key idea from Regularisation and early stopping. Give an example and a mistake that the idea helps you avoid.</w:t>
       </w:r>
     </w:p>
     <w:p>
-      <w:r>
-        <w:t>________________________________________________________________</w:t>
+      <w:pPr>
+        <w:pStyle w:val="Heading3"/>
+      </w:pPr>
+      <w:r>
+        <w:t>My remembered idea, example and correction</w:t>
       </w:r>
     </w:p>
     <w:p>
@@ -70,29 +82,35 @@
       </w:r>
     </w:p>
     <w:p>
-      <w:pPr>
-        <w:pStyle w:val="Heading3"/>
-      </w:pPr>
-      <w:r>
-        <w:t>Learning rate experiments</w:t>
+      <w:r>
+        <w:t>________________________________________________________________</w:t>
       </w:r>
     </w:p>
     <w:p>
-      <w:r>
-        <w:t>Without opening the old lesson, explain one key idea from Learning rate experiments. Give an example and a mistake that the idea helps you avoid.</w:t>
+      <w:pPr>
+        <w:pStyle w:val="Heading3"/>
+      </w:pPr>
+      <w:r>
+        <w:t>Learning rate experiments</w:t>
       </w:r>
     </w:p>
     <w:p>
       <w:pPr>
-        <w:pStyle w:val="Heading3"/>
-      </w:pPr>
-      <w:r>
-        <w:t>My remembered idea, example and correction</w:t>
+        <w:spacing w:line="336" w:lineRule="auto" w:after="180"/>
+      </w:pPr>
+      <w:r>
+        <w:rPr>
+          <w:b w:val="0"/>
+        </w:rPr>
+        <w:t>Without opening the old lesson, explain one key idea from Learning rate experiments. Give an example and a mistake that the idea helps you avoid.</w:t>
       </w:r>
     </w:p>
     <w:p>
-      <w:r>
-        <w:t>________________________________________________________________</w:t>
+      <w:pPr>
+        <w:pStyle w:val="Heading3"/>
+      </w:pPr>
+      <w:r>
+        <w:t>My remembered idea, example and correction</w:t>
       </w:r>
     </w:p>
     <w:p>
@@ -106,29 +124,35 @@
       </w:r>
     </w:p>
     <w:p>
-      <w:pPr>
-        <w:pStyle w:val="Heading3"/>
-      </w:pPr>
-      <w:r>
-        <w:t>Updating parameters</w:t>
+      <w:r>
+        <w:t>________________________________________________________________</w:t>
       </w:r>
     </w:p>
     <w:p>
-      <w:r>
-        <w:t>Without opening the old lesson, explain one key idea from Updating parameters. Give an example and a mistake that the idea helps you avoid.</w:t>
+      <w:pPr>
+        <w:pStyle w:val="Heading3"/>
+      </w:pPr>
+      <w:r>
+        <w:t>Updating parameters</w:t>
       </w:r>
     </w:p>
     <w:p>
       <w:pPr>
-        <w:pStyle w:val="Heading3"/>
-      </w:pPr>
-      <w:r>
-        <w:t>My remembered idea, example and correction</w:t>
+        <w:spacing w:line="336" w:lineRule="auto" w:after="180"/>
+      </w:pPr>
+      <w:r>
+        <w:rPr>
+          <w:b w:val="0"/>
+        </w:rPr>
+        <w:t>Without opening the old lesson, explain one key idea from Updating parameters. Give an example and a mistake that the idea helps you avoid.</w:t>
       </w:r>
     </w:p>
     <w:p>
-      <w:r>
-        <w:t>________________________________________________________________</w:t>
+      <w:pPr>
+        <w:pStyle w:val="Heading3"/>
+      </w:pPr>
+      <w:r>
+        <w:t>My remembered idea, example and correction</w:t>
       </w:r>
     </w:p>
     <w:p>
@@ -142,16 +166,44 @@
       </w:r>
     </w:p>
     <w:p>
-      <w:pPr>
-        <w:pStyle w:val="Heading1"/>
-      </w:pPr>
-      <w:r>
-        <w:t>02. Practise with fading help</w:t>
+      <w:r>
+        <w:t>________________________________________________________________</w:t>
       </w:r>
     </w:p>
     <w:p>
-      <w:r>
-        <w:t>Use W2: Distinguish equality of loss and parameters for Initialisation and reproducibility. Record the answer once; the lesson and workbook refer to the same attempt.</w:t>
+      <w:pPr>
+        <w:pStyle w:val="Heading1"/>
+      </w:pPr>
+      <w:r>
+        <w:t>02. Practise with fading help</w:t>
+      </w:r>
+    </w:p>
+    <w:p>
+      <w:r>
+        <w:t>Complete the supported Initialisation and reproducibility trace and record the first step you can explain without help.</w:t>
+      </w:r>
+    </w:p>
+    <w:p>
+      <w:pPr>
+        <w:spacing w:line="336" w:lineRule="auto" w:after="180"/>
+      </w:pPr>
+      <w:r>
+        <w:rPr>
+          <w:b w:val="0"/>
+        </w:rPr>
+        <w:t xml:space="preserve">Use W2: Distinguish equality of loss and parameters for </w:t>
+      </w:r>
+      <w:r>
+        <w:rPr>
+          <w:b/>
+        </w:rPr>
+        <w:t>Initialisation</w:t>
+      </w:r>
+      <w:r>
+        <w:rPr>
+          <w:b w:val="0"/>
+        </w:rPr>
+        <w:t xml:space="preserve"> and reproducibility. Record the answer once; the lesson and workbook refer to the same attempt.</w:t>
       </w:r>
     </w:p>
     <w:tbl>
@@ -279,25 +331,61 @@
     </w:p>
     <w:p>
       <w:r>
-        <w:t>Use the worked case for Initialisation and reproducibility. Proposed explanation: “The same seed specifies the entire experiment”. Decide whether this explanation is supported. Point to the step or supplied fact that decides; explain your repair if needed.</w:t>
+        <w:t>Check the proposed Initialisation and reproducibility explanation against the supplied facts before discussing it.</w:t>
       </w:r>
     </w:p>
     <w:p>
       <w:pPr>
-        <w:pStyle w:val="Heading3"/>
-      </w:pPr>
-      <w:r>
-        <w:t>My explanation before partner discussion</w:t>
+        <w:spacing w:line="336" w:lineRule="auto" w:after="180"/>
+      </w:pPr>
+      <w:r>
+        <w:rPr>
+          <w:b w:val="0"/>
+        </w:rPr>
+        <w:t xml:space="preserve">Use the worked case for </w:t>
+      </w:r>
+      <w:r>
+        <w:rPr>
+          <w:b/>
+        </w:rPr>
+        <w:t>Initialisation</w:t>
+      </w:r>
+      <w:r>
+        <w:rPr>
+          <w:b w:val="0"/>
+        </w:rPr>
+        <w:t xml:space="preserve"> and reproducibility. Proposed explanation: “The same </w:t>
+      </w:r>
+      <w:r>
+        <w:rPr>
+          <w:b/>
+        </w:rPr>
+        <w:t>seed</w:t>
+      </w:r>
+      <w:r>
+        <w:rPr>
+          <w:b w:val="0"/>
+        </w:rPr>
+        <w:t xml:space="preserve"> specifies the entire experiment”. Decide whether this explanation is supported.</w:t>
       </w:r>
     </w:p>
     <w:p>
-      <w:r>
-        <w:t>________________________________________________________________</w:t>
+      <w:pPr>
+        <w:spacing w:line="336" w:lineRule="auto" w:after="180"/>
+      </w:pPr>
+      <w:r>
+        <w:rPr>
+          <w:b w:val="0"/>
+        </w:rPr>
+        <w:t>Point to the step or supplied fact that decides; explain your repair if needed.</w:t>
       </w:r>
     </w:p>
     <w:p>
-      <w:r>
-        <w:t>________________________________________________________________</w:t>
+      <w:pPr>
+        <w:pStyle w:val="Heading3"/>
+      </w:pPr>
+      <w:r>
+        <w:t>My explanation before partner discussion</w:t>
       </w:r>
     </w:p>
     <w:p>
@@ -311,47 +399,53 @@
       </w:r>
     </w:p>
     <w:p>
-      <w:pPr>
-        <w:pStyle w:val="Heading1"/>
-      </w:pPr>
-      <w:r>
-        <w:t>04. Independent transfer case</w:t>
+      <w:r>
+        <w:t>________________________________________________________________</w:t>
       </w:r>
     </w:p>
     <w:p>
-      <w:pPr>
-        <w:pStyle w:val="Heading3"/>
-      </w:pPr>
-      <w:r>
-        <w:t>Independent case: Transfer the starting-value experiment independently</w:t>
+      <w:r>
+        <w:t>________________________________________________________________</w:t>
       </w:r>
     </w:p>
     <w:p>
-      <w:r>
-        <w:t>Use J(a) = (a - 3) squared, gradient 2(a - 3), rate 0.25 and two updates. Restart from a = 1, then restart from a = 5. Calculate both traces and final losses. Explain what can be concluded about these two runs.</w:t>
+      <w:pPr>
+        <w:pStyle w:val="Heading1"/>
+      </w:pPr>
+      <w:r>
+        <w:t>04. Independent transfer case</w:t>
       </w:r>
     </w:p>
     <w:p>
-      <w:pPr>
-        <w:pStyle w:val="Heading3"/>
-      </w:pPr>
-      <w:r>
-        <w:t>My independent explanation, trace and limits</w:t>
+      <w:r>
+        <w:t>Write one first attempt at the reserved independent case before feedback. Repeated copies of that case refer to the same recorded attempt.</w:t>
       </w:r>
     </w:p>
     <w:p>
-      <w:r>
-        <w:t>________________________________________________________________</w:t>
+      <w:pPr>
+        <w:pStyle w:val="Heading3"/>
+      </w:pPr>
+      <w:r>
+        <w:t>Independent case: Transfer the starting-value experiment independently</w:t>
       </w:r>
     </w:p>
     <w:p>
-      <w:r>
-        <w:t>________________________________________________________________</w:t>
+      <w:pPr>
+        <w:spacing w:line="336" w:lineRule="auto" w:after="180"/>
+      </w:pPr>
+      <w:r>
+        <w:rPr>
+          <w:b w:val="0"/>
+        </w:rPr>
+        <w:t>Use J(a) = (a - 3) squared, gradient 2(a - 3), rate 0.25 and two updates. Restart from a = 1, then restart from a = 5. Calculate both traces and final losses. Explain what can be concluded about these two runs.</w:t>
       </w:r>
     </w:p>
     <w:p>
-      <w:r>
-        <w:t>________________________________________________________________</w:t>
+      <w:pPr>
+        <w:pStyle w:val="Heading3"/>
+      </w:pPr>
+      <w:r>
+        <w:t>My independent explanation, trace and limits</w:t>
       </w:r>
     </w:p>
     <w:p>
@@ -376,48 +470,72 @@
     </w:p>
     <w:p>
       <w:r>
-        <w:t>Attempt this case before feedback. Record any help. Earlier examples below are further practice; a case already practised with feedback cannot establish fresh transfer.</w:t>
+        <w:t>________________________________________________________________</w:t>
       </w:r>
     </w:p>
     <w:p>
-      <w:pPr>
-        <w:pStyle w:val="Heading1"/>
-      </w:pPr>
-      <w:r>
-        <w:t>05. W1 Trace a fresh starting value</w:t>
+      <w:r>
+        <w:t>________________________________________________________________</w:t>
       </w:r>
     </w:p>
     <w:p>
       <w:r>
-        <w:t>For the scalar lesson model, start v = -2 and apply two updates at rate 0.1. Give all three v values and the final training MSE.</w:t>
+        <w:t>________________________________________________________________</w:t>
       </w:r>
     </w:p>
     <w:p>
       <w:pPr>
-        <w:pStyle w:val="Heading3"/>
-      </w:pPr>
-      <w:r>
-        <w:t>My reasoning and evidence</w:t>
+        <w:spacing w:line="336" w:lineRule="auto" w:after="180"/>
+      </w:pPr>
+      <w:r>
+        <w:rPr>
+          <w:b w:val="0"/>
+        </w:rPr>
+        <w:t>Attempt this case before feedback. Record any help. Earlier examples below are further practice; a case already practised with feedback cannot establish fresh transfer.</w:t>
       </w:r>
     </w:p>
     <w:p>
-      <w:r>
-        <w:t>________________________________________________________________</w:t>
+      <w:pPr>
+        <w:pStyle w:val="Heading1"/>
+      </w:pPr>
+      <w:r>
+        <w:t>05. W1 Trace a fresh starting value</w:t>
       </w:r>
     </w:p>
     <w:p>
       <w:r>
-        <w:t>________________________________________________________________</w:t>
+        <w:t>Trace a fresh starting value. Apply the supplied Initialisation and reproducibility facts and keep your reasoning.</w:t>
       </w:r>
     </w:p>
     <w:p>
-      <w:r>
-        <w:t>________________________________________________________________</w:t>
+      <w:pPr>
+        <w:spacing w:line="336" w:lineRule="auto" w:after="180"/>
+      </w:pPr>
+      <w:r>
+        <w:rPr>
+          <w:b w:val="0"/>
+        </w:rPr>
+        <w:t xml:space="preserve">For the scalar lesson model, start v = -2 and apply two updates at rate 0.1. Give all three v values and the final </w:t>
+      </w:r>
+      <w:r>
+        <w:rPr>
+          <w:b/>
+        </w:rPr>
+        <w:t>training</w:t>
+      </w:r>
+      <w:r>
+        <w:rPr>
+          <w:b w:val="0"/>
+        </w:rPr>
+        <w:t xml:space="preserve"> MSE.</w:t>
       </w:r>
     </w:p>
     <w:p>
-      <w:r>
-        <w:t>________________________________________________________________</w:t>
+      <w:pPr>
+        <w:pStyle w:val="Heading3"/>
+      </w:pPr>
+      <w:r>
+        <w:t>My reasoning and evidence</w:t>
       </w:r>
     </w:p>
     <w:p>
@@ -431,24 +549,18 @@
       </w:r>
     </w:p>
     <w:p>
-      <w:pPr>
-        <w:pStyle w:val="Heading1"/>
-      </w:pPr>
-      <w:r>
-        <w:t>06. W2 Distinguish equality of loss and parameters</w:t>
+      <w:r>
+        <w:t>________________________________________________________________</w:t>
       </w:r>
     </w:p>
     <w:p>
       <w:r>
-        <w:t>The lesson runs starting at 1 and 3 finish with the same training MSE. Give their final v values and explain the equality without calling the models identical.</w:t>
+        <w:t>________________________________________________________________</w:t>
       </w:r>
     </w:p>
     <w:p>
-      <w:pPr>
-        <w:pStyle w:val="Heading3"/>
-      </w:pPr>
-      <w:r>
-        <w:t>My reasoning and evidence</w:t>
+      <w:r>
+        <w:t>________________________________________________________________</w:t>
       </w:r>
     </w:p>
     <w:p>
@@ -457,23 +569,47 @@
       </w:r>
     </w:p>
     <w:p>
-      <w:r>
-        <w:t>________________________________________________________________</w:t>
+      <w:pPr>
+        <w:pStyle w:val="Heading1"/>
+      </w:pPr>
+      <w:r>
+        <w:t>06. W2 Distinguish equality of loss and parameters</w:t>
       </w:r>
     </w:p>
     <w:p>
       <w:r>
-        <w:t>________________________________________________________________</w:t>
+        <w:t>Distinguish equality of loss and parameters. Apply the supplied Initialisation and reproducibility facts and keep your reasoning.</w:t>
       </w:r>
     </w:p>
     <w:p>
-      <w:r>
-        <w:t>________________________________________________________________</w:t>
+      <w:pPr>
+        <w:spacing w:line="336" w:lineRule="auto" w:after="180"/>
+      </w:pPr>
+      <w:r>
+        <w:rPr>
+          <w:b w:val="0"/>
+        </w:rPr>
+        <w:t xml:space="preserve">The lesson runs starting at 1 and 3 finish with the same </w:t>
+      </w:r>
+      <w:r>
+        <w:rPr>
+          <w:b/>
+        </w:rPr>
+        <w:t>training</w:t>
+      </w:r>
+      <w:r>
+        <w:rPr>
+          <w:b w:val="0"/>
+        </w:rPr>
+        <w:t xml:space="preserve"> MSE. Give their final v values and explain the equality without calling the models identical.</w:t>
       </w:r>
     </w:p>
     <w:p>
-      <w:r>
-        <w:t>________________________________________________________________</w:t>
+      <w:pPr>
+        <w:pStyle w:val="Heading3"/>
+      </w:pPr>
+      <w:r>
+        <w:t>My reasoning and evidence</w:t>
       </w:r>
     </w:p>
     <w:p>
@@ -482,24 +618,18 @@
       </w:r>
     </w:p>
     <w:p>
-      <w:pPr>
-        <w:pStyle w:val="Heading1"/>
-      </w:pPr>
-      <w:r>
-        <w:t>07. W3 Audit a seed claim</w:t>
+      <w:r>
+        <w:t>________________________________________________________________</w:t>
       </w:r>
     </w:p>
     <w:p>
       <w:r>
-        <w:t>Both runs use the same seed and generator. Run A assigns the first four draws to its weights. Run B draws a preview number first, then assigns the next four. Must the initial weight arrays match? What should be saved?</w:t>
+        <w:t>________________________________________________________________</w:t>
       </w:r>
     </w:p>
     <w:p>
-      <w:pPr>
-        <w:pStyle w:val="Heading3"/>
-      </w:pPr>
-      <w:r>
-        <w:t>My reasoning and evidence</w:t>
+      <w:r>
+        <w:t>________________________________________________________________</w:t>
       </w:r>
     </w:p>
     <w:p>
@@ -513,44 +643,63 @@
       </w:r>
     </w:p>
     <w:p>
-      <w:r>
-        <w:t>________________________________________________________________</w:t>
+      <w:pPr>
+        <w:pStyle w:val="Heading1"/>
+      </w:pPr>
+      <w:r>
+        <w:t>07. W3 Audit a seed claim</w:t>
       </w:r>
     </w:p>
     <w:p>
       <w:r>
-        <w:t>________________________________________________________________</w:t>
+        <w:t>Audit a seed claim. Apply the supplied Initialisation and reproducibility facts and keep your reasoning.</w:t>
       </w:r>
     </w:p>
     <w:p>
-      <w:r>
-        <w:t>________________________________________________________________</w:t>
+      <w:pPr>
+        <w:spacing w:line="336" w:lineRule="auto" w:after="180"/>
+        <w:shd w:fill="F5F1FB"/>
+      </w:pPr>
+      <w:r>
+        <w:rPr>
+          <w:b w:val="0"/>
+        </w:rPr>
+        <w:t xml:space="preserve">Both runs use the same </w:t>
+      </w:r>
+      <w:r>
+        <w:rPr>
+          <w:b/>
+        </w:rPr>
+        <w:t>seed</w:t>
+      </w:r>
+      <w:r>
+        <w:rPr>
+          <w:b w:val="0"/>
+        </w:rPr>
+        <w:t xml:space="preserve"> and generator. Run A assigns the first four draws to its weights. Run B draws a preview number first, then assigns the next four. Must the initial weight arrays match? What should be saved?</w:t>
       </w:r>
     </w:p>
     <w:p>
-      <w:r>
-        <w:t>________________________________________________________________</w:t>
+      <w:pPr>
+        <w:pStyle w:val="Heading3"/>
+      </w:pPr>
+      <w:r>
+        <w:t>My reasoning and evidence</w:t>
       </w:r>
     </w:p>
     <w:p>
-      <w:pPr>
-        <w:pStyle w:val="Heading1"/>
-      </w:pPr>
-      <w:r>
-        <w:t>08. W4 Transfer the starting-value experiment independently</w:t>
+      <w:r>
+        <w:t>________________________________________________________________</w:t>
       </w:r>
     </w:p>
     <w:p>
       <w:r>
-        <w:t>Use J(a) = (a - 3) squared, gradient 2(a - 3), rate 0.25 and two updates. Restart from a = 1, then restart from a = 5. Calculate both traces and final losses. Explain what can be concluded about these two runs.</w:t>
+        <w:t>________________________________________________________________</w:t>
       </w:r>
     </w:p>
     <w:p>
-      <w:pPr>
-        <w:pStyle w:val="Heading3"/>
-      </w:pPr>
-      <w:r>
-        <w:t>My reasoning and evidence</w:t>
+      <w:r>
+        <w:t>________________________________________________________________</w:t>
       </w:r>
     </w:p>
     <w:p>
@@ -569,23 +718,35 @@
       </w:r>
     </w:p>
     <w:p>
-      <w:r>
-        <w:t>________________________________________________________________</w:t>
+      <w:pPr>
+        <w:pStyle w:val="Heading1"/>
+      </w:pPr>
+      <w:r>
+        <w:t>08. W4 Transfer the starting-value experiment independently</w:t>
       </w:r>
     </w:p>
     <w:p>
       <w:r>
-        <w:t>________________________________________________________________</w:t>
+        <w:t>Attempt before feedback. If this repeats the selected independent case, reuse that first attempt; otherwise keep a separate record. Transfer the starting-value experiment independently. Apply the supplied Initialisation and reproducibility facts and keep your reasoning.</w:t>
       </w:r>
     </w:p>
     <w:p>
-      <w:r>
-        <w:t>________________________________________________________________</w:t>
+      <w:pPr>
+        <w:spacing w:line="336" w:lineRule="auto" w:after="180"/>
+      </w:pPr>
+      <w:r>
+        <w:rPr>
+          <w:b w:val="0"/>
+        </w:rPr>
+        <w:t>Use J(a) = (a - 3) squared, gradient 2(a - 3), rate 0.25 and two updates. Restart from a = 1, then restart from a = 5. Calculate both traces and final losses. Explain what can be concluded about these two runs.</w:t>
       </w:r>
     </w:p>
     <w:p>
-      <w:r>
-        <w:t>________________________________________________________________</w:t>
+      <w:pPr>
+        <w:pStyle w:val="Heading3"/>
+      </w:pPr>
+      <w:r>
+        <w:t>My reasoning and evidence</w:t>
       </w:r>
     </w:p>
     <w:p>
@@ -594,24 +755,18 @@
       </w:r>
     </w:p>
     <w:p>
-      <w:pPr>
-        <w:pStyle w:val="Heading1"/>
-      </w:pPr>
-      <w:r>
-        <w:t>09. W5 Test repeated correctness</w:t>
+      <w:r>
+        <w:t>________________________________________________________________</w:t>
       </w:r>
     </w:p>
     <w:p>
       <w:r>
-        <w:t>A forward-pass program returns the same wrong answer every run with a fixed seed. Has repeatability verified the implementation? Name two stronger checks.</w:t>
+        <w:t>________________________________________________________________</w:t>
       </w:r>
     </w:p>
     <w:p>
-      <w:pPr>
-        <w:pStyle w:val="Heading3"/>
-      </w:pPr>
-      <w:r>
-        <w:t>My reasoning and evidence</w:t>
+      <w:r>
+        <w:t>________________________________________________________________</w:t>
       </w:r>
     </w:p>
     <w:p>
@@ -635,34 +790,52 @@
       </w:r>
     </w:p>
     <w:p>
-      <w:r>
-        <w:t>________________________________________________________________</w:t>
+      <w:pPr>
+        <w:pStyle w:val="Heading1"/>
+      </w:pPr>
+      <w:r>
+        <w:t>09. W5 Test repeated correctness</w:t>
       </w:r>
     </w:p>
     <w:p>
       <w:r>
-        <w:t>________________________________________________________________</w:t>
+        <w:t>Test repeated correctness. Apply the supplied Initialisation and reproducibility facts and keep your reasoning.</w:t>
       </w:r>
     </w:p>
     <w:p>
       <w:pPr>
-        <w:pStyle w:val="Heading1"/>
-      </w:pPr>
-      <w:r>
-        <w:t>10. Project checkpoint and reflection</w:t>
+        <w:spacing w:line="336" w:lineRule="auto" w:after="180"/>
+      </w:pPr>
+      <w:r>
+        <w:rPr>
+          <w:b w:val="0"/>
+        </w:rPr>
+        <w:t xml:space="preserve">A forward-pass program returns the same wrong answer every run with a fixed </w:t>
+      </w:r>
+      <w:r>
+        <w:rPr>
+          <w:b/>
+        </w:rPr>
+        <w:t>seed</w:t>
+      </w:r>
+      <w:r>
+        <w:rPr>
+          <w:b w:val="0"/>
+        </w:rPr>
+        <w:t>. Has repeatability verified the implementation? Name two stronger checks.</w:t>
       </w:r>
     </w:p>
     <w:p>
-      <w:r>
-        <w:t>Add a labelled initialisation and reproducibility evidence sheet to Image-pattern Network Investigation. Show how you can trace how starting values affect a fixed training budget. Use the supplied fictional case and keep its inputs, intermediate steps, calculation or prediction, and limitation. Connect this record to last week’s record; a matching answer without a trace is insufficient.</w:t>
+      <w:pPr>
+        <w:pStyle w:val="Heading3"/>
+      </w:pPr>
+      <w:r>
+        <w:t>My reasoning and evidence</w:t>
       </w:r>
     </w:p>
     <w:p>
-      <w:pPr>
-        <w:pStyle w:val="Heading3"/>
-      </w:pPr>
-      <w:r>
-        <w:t>My project change, supporting evidence and remaining limit</w:t>
+      <w:r>
+        <w:t>________________________________________________________________</w:t>
       </w:r>
     </w:p>
     <w:p>
@@ -691,16 +864,149 @@
       </w:r>
     </w:p>
     <w:p>
-      <w:r>
-        <w:t>________________________________________________________________</w:t>
+      <w:pPr>
+        <w:pStyle w:val="Heading1"/>
+      </w:pPr>
+      <w:r>
+        <w:t>10. Project checkpoint and reflection</w:t>
       </w:r>
     </w:p>
     <w:p>
+      <w:r>
+        <w:t>Connect Initialisation and reproducibility to Image-pattern Network Investigation, identify a limit and choose the next useful test.</w:t>
+      </w:r>
+    </w:p>
+    <w:p>
+      <w:pPr>
+        <w:spacing w:line="336" w:lineRule="auto" w:after="180"/>
+      </w:pPr>
+      <w:r>
+        <w:rPr>
+          <w:b w:val="0"/>
+        </w:rPr>
+        <w:t xml:space="preserve">Add a labelled </w:t>
+      </w:r>
+      <w:r>
+        <w:rPr>
+          <w:b/>
+        </w:rPr>
+        <w:t>initialisation</w:t>
+      </w:r>
+      <w:r>
+        <w:rPr>
+          <w:b w:val="0"/>
+        </w:rPr>
+        <w:t xml:space="preserve"> and reproducibility </w:t>
+      </w:r>
+      <w:r>
+        <w:rPr>
+          <w:b/>
+        </w:rPr>
+        <w:t>evidence</w:t>
+      </w:r>
+      <w:r>
+        <w:rPr>
+          <w:b w:val="0"/>
+        </w:rPr>
+        <w:t xml:space="preserve"> sheet to Image-pattern Network Investigation. Show how you can trace how starting values affect a fixed </w:t>
+      </w:r>
+      <w:r>
+        <w:rPr>
+          <w:b/>
+        </w:rPr>
+        <w:t>training</w:t>
+      </w:r>
+      <w:r>
+        <w:rPr>
+          <w:b w:val="0"/>
+        </w:rPr>
+        <w:t xml:space="preserve"> budget.</w:t>
+      </w:r>
+    </w:p>
+    <w:p>
+      <w:pPr>
+        <w:spacing w:line="336" w:lineRule="auto" w:after="180"/>
+      </w:pPr>
+      <w:r>
+        <w:rPr>
+          <w:b w:val="0"/>
+        </w:rPr>
+        <w:t xml:space="preserve">Use the supplied fictional case and keep its </w:t>
+      </w:r>
+      <w:r>
+        <w:rPr>
+          <w:b/>
+        </w:rPr>
+        <w:t>input</w:t>
+      </w:r>
+      <w:r>
+        <w:rPr>
+          <w:b w:val="0"/>
+        </w:rPr>
+        <w:t xml:space="preserve">s, intermediate steps, calculation or </w:t>
+      </w:r>
+      <w:r>
+        <w:rPr>
+          <w:b/>
+        </w:rPr>
+        <w:t>prediction</w:t>
+      </w:r>
+      <w:r>
+        <w:rPr>
+          <w:b w:val="0"/>
+        </w:rPr>
+        <w:t>, and limitation. Connect this record to last week’s record; a matching answer without a trace is insufficient.</w:t>
+      </w:r>
+    </w:p>
+    <w:p>
+      <w:pPr>
+        <w:pStyle w:val="Heading3"/>
+      </w:pPr>
+      <w:r>
+        <w:t>My project change, supporting evidence and remaining limit</w:t>
+      </w:r>
+    </w:p>
+    <w:p>
+      <w:r>
+        <w:t>________________________________________________________________</w:t>
+      </w:r>
+    </w:p>
+    <w:p>
+      <w:r>
+        <w:t>________________________________________________________________</w:t>
+      </w:r>
+    </w:p>
+    <w:p>
+      <w:r>
+        <w:t>________________________________________________________________</w:t>
+      </w:r>
+    </w:p>
+    <w:p>
+      <w:r>
+        <w:t>________________________________________________________________</w:t>
+      </w:r>
+    </w:p>
+    <w:p>
+      <w:r>
+        <w:t>________________________________________________________________</w:t>
+      </w:r>
+    </w:p>
+    <w:p>
+      <w:r>
+        <w:t>________________________________________________________________</w:t>
+      </w:r>
+    </w:p>
+    <w:p>
       <w:pPr>
         <w:pStyle w:val="Heading1"/>
       </w:pPr>
       <w:r>
         <w:t>11. Feedback, return check and learning record</w:t>
+      </w:r>
+    </w:p>
+    <w:p>
+      <w:r>
+        <w:t>Record the first repaired step and a different case to revisit after a delay.</w:t>
       </w:r>
     </w:p>
     <w:tbl>
@@ -840,7 +1146,13 @@
       </w:tr>
     </w:tbl>
     <w:p>
-      <w:r>
+      <w:pPr>
+        <w:spacing w:line="336" w:lineRule="auto" w:after="180"/>
+      </w:pPr>
+      <w:r>
+        <w:rPr>
+          <w:b w:val="0"/>
+        </w:rPr>
         <w:t>Revisit this idea with your teacher after a delay. Familiarity is different from explaining and using it on a changed case.</w:t>
       </w:r>
     </w:p>
@@ -854,17 +1166,64 @@
     </w:p>
     <w:p>
       <w:r>
-        <w:t>Reproduce two training traces by saving their distinct initial values.</w:t>
+        <w:t>Reproduce two training traces by saving their distinct initial values. Explain the labelled step before checking the changed condition.</w:t>
       </w:r>
     </w:p>
     <w:p>
-      <w:r>
-        <w:t>LossJ(a)=(a-2)²; gradient 2(a-2); rate 0.25; two updates. Restart from a = 0 and separately a = 4.</w:t>
+      <w:pPr>
+        <w:spacing w:line="336" w:lineRule="auto" w:after="180"/>
+      </w:pPr>
+      <w:r>
+        <w:rPr>
+          <w:b w:val="0"/>
+        </w:rPr>
+        <w:t xml:space="preserve">Reproduce two </w:t>
+      </w:r>
+      <w:r>
+        <w:rPr>
+          <w:b/>
+        </w:rPr>
+        <w:t>training</w:t>
+      </w:r>
+      <w:r>
+        <w:rPr>
+          <w:b w:val="0"/>
+        </w:rPr>
+        <w:t xml:space="preserve"> traces by saving their distinct initial values.</w:t>
       </w:r>
     </w:p>
     <w:p>
-      <w:r>
-        <w:t>All inputs and outcomes in this worked example are invented classroom data; no real model run is claimed.</w:t>
+      <w:pPr>
+        <w:spacing w:line="336" w:lineRule="auto" w:after="180"/>
+      </w:pPr>
+      <w:r>
+        <w:rPr>
+          <w:b w:val="0"/>
+        </w:rPr>
+        <w:t>LossJ(a)=(a-2)²; gradient 2(a-2); rate 0.25; two updates. Restart from a = 0 and separately a = 4.</w:t>
+      </w:r>
+    </w:p>
+    <w:p>
+      <w:pPr>
+        <w:spacing w:line="336" w:lineRule="auto" w:after="180"/>
+      </w:pPr>
+      <w:r>
+        <w:rPr>
+          <w:b w:val="0"/>
+        </w:rPr>
+        <w:t xml:space="preserve">All </w:t>
+      </w:r>
+      <w:r>
+        <w:rPr>
+          <w:b/>
+        </w:rPr>
+        <w:t>input</w:t>
+      </w:r>
+      <w:r>
+        <w:rPr>
+          <w:b w:val="0"/>
+        </w:rPr>
+        <w:t>s and outcomes in this worked example are invented classroom data; no real model run is claimed.</w:t>
       </w:r>
     </w:p>
     <w:p>
@@ -904,8 +1263,26 @@
       </w:r>
     </w:p>
     <w:p>
-      <w:r>
-        <w:t>Does the matching final loss mean the parameter values are equal? Point to the relevant step in the picture, then write the changed result and the rule or evidence that supports it.</w:t>
+      <w:pPr>
+        <w:spacing w:line="336" w:lineRule="auto" w:after="180"/>
+      </w:pPr>
+      <w:r>
+        <w:rPr>
+          <w:b w:val="0"/>
+        </w:rPr>
+        <w:t xml:space="preserve">Does the matching final loss mean the parameter values are equal? Point to the relevant step in the picture, then write the changed result and the rule or </w:t>
+      </w:r>
+      <w:r>
+        <w:rPr>
+          <w:b/>
+        </w:rPr>
+        <w:t>evidence</w:t>
+      </w:r>
+      <w:r>
+        <w:rPr>
+          <w:b w:val="0"/>
+        </w:rPr>
+        <w:t xml:space="preserve"> that supports it.</w:t>
       </w:r>
     </w:p>
     <w:p>
@@ -947,36 +1324,138 @@
       </w:r>
     </w:p>
     <w:p>
-      <w:r>
-        <w:t>Support used: alone / hint / worked example. This record is practice evidence.</w:t>
+      <w:pPr>
+        <w:pStyle w:val="Heading3"/>
+      </w:pPr>
+      <w:r>
+        <w:t>Record the help used</w:t>
       </w:r>
     </w:p>
     <w:p>
-      <w:r>
-        <w:t>Project connection: For your Image-pattern Network Investigation, save the input, procedure, observed result and limitation of this check. Label this worked example as practice; use a different, previously unreviewed case when checking independent understanding.</w:t>
+      <w:pPr>
+        <w:spacing w:line="336" w:lineRule="auto" w:after="180"/>
+        <w:shd w:fill="F1F6F8"/>
+      </w:pPr>
+      <w:r>
+        <w:rPr>
+          <w:b w:val="0"/>
+        </w:rPr>
+        <w:t xml:space="preserve">Support used: alone / hint / worked example. This record is practice </w:t>
+      </w:r>
+      <w:r>
+        <w:rPr>
+          <w:b/>
+        </w:rPr>
+        <w:t>evidence</w:t>
+      </w:r>
+      <w:r>
+        <w:rPr>
+          <w:b w:val="0"/>
+        </w:rPr>
+        <w:t>.</w:t>
       </w:r>
     </w:p>
     <w:p>
       <w:pPr>
-        <w:pStyle w:val="Heading1"/>
-      </w:pPr>
-      <w:r>
-        <w:t>13. Project portfolio milestone</w:t>
+        <w:spacing w:line="336" w:lineRule="auto" w:after="180"/>
+      </w:pPr>
+      <w:r>
+        <w:rPr>
+          <w:b w:val="0"/>
+        </w:rPr>
+        <w:t xml:space="preserve">Project connection: For your Image-pattern Network Investigation, save the </w:t>
+      </w:r>
+      <w:r>
+        <w:rPr>
+          <w:b/>
+        </w:rPr>
+        <w:t>input</w:t>
+      </w:r>
+      <w:r>
+        <w:rPr>
+          <w:b w:val="0"/>
+        </w:rPr>
+        <w:t>, procedure, observed result and limitation of this check.</w:t>
       </w:r>
     </w:p>
     <w:p>
-      <w:r>
-        <w:t>Project: Image-pattern Network Investigation</w:t>
+      <w:pPr>
+        <w:spacing w:line="336" w:lineRule="auto" w:after="180"/>
+      </w:pPr>
+      <w:r>
+        <w:rPr>
+          <w:b w:val="0"/>
+        </w:rPr>
+        <w:t>Label this worked example as practice; use a different, previously unreviewed case when checking independent understanding.</w:t>
       </w:r>
     </w:p>
     <w:p>
-      <w:r>
-        <w:t>Current milestone: Test changed cases. Keep normal, boundary and failure cases; compare expected and observed results.</w:t>
+      <w:pPr>
+        <w:pStyle w:val="Heading1"/>
+      </w:pPr>
+      <w:r>
+        <w:t>13. Project portfolio milestone</w:t>
       </w:r>
     </w:p>
     <w:p>
       <w:r>
-        <w:t>For your Image-pattern Network Investigation, save the input, procedure, observed result and limitation of this check. Label this worked example as practice; use a different, previously unreviewed case when checking independent understanding.</w:t>
+        <w:t>Keep this week’s input, deciding step, result and limit together in the Image-pattern Network Investigation record.</w:t>
+      </w:r>
+    </w:p>
+    <w:p>
+      <w:pPr>
+        <w:spacing w:line="336" w:lineRule="auto" w:after="180"/>
+      </w:pPr>
+      <w:r>
+        <w:rPr>
+          <w:b w:val="0"/>
+        </w:rPr>
+        <w:t>Project: Image-pattern Network Investigation</w:t>
+      </w:r>
+    </w:p>
+    <w:p>
+      <w:pPr>
+        <w:spacing w:line="336" w:lineRule="auto" w:after="180"/>
+      </w:pPr>
+      <w:r>
+        <w:rPr>
+          <w:b w:val="0"/>
+        </w:rPr>
+        <w:t>Current milestone: Test changed cases. Keep normal, boundary and failure cases; compare expected and observed results.</w:t>
+      </w:r>
+    </w:p>
+    <w:p>
+      <w:pPr>
+        <w:spacing w:line="336" w:lineRule="auto" w:after="180"/>
+      </w:pPr>
+      <w:r>
+        <w:rPr>
+          <w:b w:val="0"/>
+        </w:rPr>
+        <w:t xml:space="preserve">For your Image-pattern Network Investigation, save the </w:t>
+      </w:r>
+      <w:r>
+        <w:rPr>
+          <w:b/>
+        </w:rPr>
+        <w:t>input</w:t>
+      </w:r>
+      <w:r>
+        <w:rPr>
+          <w:b w:val="0"/>
+        </w:rPr>
+        <w:t>, procedure, observed result and limitation of this check.</w:t>
+      </w:r>
+    </w:p>
+    <w:p>
+      <w:pPr>
+        <w:spacing w:line="336" w:lineRule="auto" w:after="180"/>
+      </w:pPr>
+      <w:r>
+        <w:rPr>
+          <w:b w:val="0"/>
+        </w:rPr>
+        <w:t>Label this worked example as practice; use a different, previously unreviewed case when checking independent understanding.</w:t>
       </w:r>
     </w:p>
     <w:tbl>
@@ -1138,53 +1617,104 @@
     </w:p>
     <w:p>
       <w:r>
-        <w:t>Use this supported practice once, in the browser or on paper. Keep the reserved independent assessment for a separate first attempt before teacher feedback.</w:t>
+        <w:t>Try the supported questions before comparing with hints and feedback. Record what you repaired and the evidence you retained.</w:t>
       </w:r>
     </w:p>
     <w:p>
-      <w:r>
-        <w:t>Reproduce two training traces by saving their distinct initial values.</w:t>
+      <w:pPr>
+        <w:spacing w:line="336" w:lineRule="auto" w:after="180"/>
+      </w:pPr>
+      <w:r>
+        <w:rPr>
+          <w:b w:val="0"/>
+        </w:rPr>
+        <w:t>Use this supported practice once, in the browser or on paper. Keep the reserved independent assessment for a separate first attempt before teacher feedback.</w:t>
       </w:r>
     </w:p>
     <w:p>
       <w:pPr>
-        <w:pStyle w:val="Heading3"/>
-      </w:pPr>
-      <w:r>
-        <w:t>Practice 1: explain the deciding evidence</w:t>
+        <w:spacing w:line="336" w:lineRule="auto" w:after="180"/>
+      </w:pPr>
+      <w:r>
+        <w:rPr>
+          <w:b w:val="0"/>
+        </w:rPr>
+        <w:t xml:space="preserve">Reproduce two </w:t>
+      </w:r>
+      <w:r>
+        <w:rPr>
+          <w:b/>
+        </w:rPr>
+        <w:t>training</w:t>
+      </w:r>
+      <w:r>
+        <w:rPr>
+          <w:b w:val="0"/>
+        </w:rPr>
+        <w:t xml:space="preserve"> traces by saving their distinct initial values.</w:t>
       </w:r>
     </w:p>
     <w:p>
-      <w:r>
-        <w:t>Which labelled step matches this detail? Save initial values, rate, objective and update count; the same final loss hides different parameter paths.</w:t>
+      <w:pPr>
+        <w:pStyle w:val="Heading3"/>
+      </w:pPr>
+      <w:r>
+        <w:t>Practice 1: explain the deciding evidence</w:t>
       </w:r>
     </w:p>
     <w:p>
-      <w:r>
-        <w:t>1. Record experiment</w:t>
+      <w:pPr>
+        <w:spacing w:line="336" w:lineRule="auto" w:after="180"/>
+      </w:pPr>
+      <w:r>
+        <w:rPr>
+          <w:b w:val="0"/>
+        </w:rPr>
+        <w:t>Which labelled step matches this detail? Save initial values, rate, objective and update count; the same final loss hides different parameter paths.</w:t>
       </w:r>
     </w:p>
     <w:p>
-      <w:r>
-        <w:t>2. Start from 0</w:t>
+      <w:pPr>
+        <w:spacing w:line="336" w:lineRule="auto" w:after="180"/>
+        <w:shd w:fill="F4F9FC"/>
+      </w:pPr>
+      <w:r>
+        <w:rPr>
+          <w:b w:val="0"/>
+        </w:rPr>
+        <w:t>1. Record experiment</w:t>
       </w:r>
     </w:p>
     <w:p>
-      <w:r>
-        <w:t>3. Start from 4</w:t>
+      <w:pPr>
+        <w:spacing w:line="336" w:lineRule="auto" w:after="180"/>
+        <w:shd w:fill="F4F9FC"/>
+      </w:pPr>
+      <w:r>
+        <w:rPr>
+          <w:b w:val="0"/>
+        </w:rPr>
+        <w:t>2. Start from 0</w:t>
       </w:r>
     </w:p>
     <w:p>
       <w:pPr>
-        <w:pStyle w:val="Heading3"/>
-      </w:pPr>
-      <w:r>
-        <w:t>My selected conclusion, deciding fact and explanation</w:t>
+        <w:spacing w:line="336" w:lineRule="auto" w:after="180"/>
+        <w:shd w:fill="F4F9FC"/>
+      </w:pPr>
+      <w:r>
+        <w:rPr>
+          <w:b w:val="0"/>
+        </w:rPr>
+        <w:t>3. Start from 4</w:t>
       </w:r>
     </w:p>
     <w:p>
-      <w:r>
-        <w:t>________________________________________________________________</w:t>
+      <w:pPr>
+        <w:pStyle w:val="Heading3"/>
+      </w:pPr>
+      <w:r>
+        <w:t>My selected conclusion, deciding fact and explanation</w:t>
       </w:r>
     </w:p>
     <w:p>
@@ -1209,40 +1739,77 @@
     </w:p>
     <w:p>
       <w:r>
-        <w:t>Hint if needed: Read the steps in the pictorial case. Match the supplied detail to the stage that performs or records it.</w:t>
+        <w:t>________________________________________________________________</w:t>
       </w:r>
     </w:p>
     <w:p>
-      <w:r>
-        <w:t>After your attempt, compare with the supported explanation: Record experiment Save initial values, rate, objective and update count; the same final loss hides different parameter paths. Initialisation supplies the parameter values before learning begins. The same update rule can follow different paths from different starts. Here the two paths end on opposite sides of two and have equal squared distance, so equal loss does not imply equal parameters. Save initial values and settings to reproduce this arithmetic, as well as the final result.</w:t>
+      <w:pPr>
+        <w:pStyle w:val="Heading3"/>
+      </w:pPr>
+      <w:r>
+        <w:t>Hint · try first</w:t>
       </w:r>
     </w:p>
     <w:p>
       <w:pPr>
-        <w:pStyle w:val="Heading3"/>
-      </w:pPr>
-      <w:r>
-        <w:t>Practice 2: explain the deciding evidence</w:t>
+        <w:spacing w:line="336" w:lineRule="auto" w:after="180"/>
+        <w:shd w:fill="F1F6F8"/>
+      </w:pPr>
+      <w:r>
+        <w:rPr>
+          <w:b w:val="0"/>
+        </w:rPr>
+        <w:t>Hint if needed: Read the steps in the pictorial case. Match the supplied detail to the stage that performs or records it.</w:t>
       </w:r>
     </w:p>
     <w:p>
-      <w:r>
-        <w:t>Changed-case practice: Repeat the a = 0 run with identical arithmetic and settings. Which conclusion is supported by the supplied facts?</w:t>
+      <w:pPr>
+        <w:pStyle w:val="Heading3"/>
+      </w:pPr>
+      <w:r>
+        <w:t>Feedback · compare after trying</w:t>
       </w:r>
     </w:p>
     <w:p>
-      <w:r>
-        <w:t>1. This one example guarantees correct results for every future input.</w:t>
+      <w:pPr>
+        <w:spacing w:line="336" w:lineRule="auto" w:after="180"/>
+        <w:shd w:fill="F1F6FC"/>
+      </w:pPr>
+      <w:r>
+        <w:rPr>
+          <w:b w:val="0"/>
+        </w:rPr>
+        <w:t>After your attempt, compare with the supported explanation: Record experiment Save initial values, rate, objective and update count; the same final loss hides different parameter paths.</w:t>
       </w:r>
     </w:p>
     <w:p>
-      <w:r>
-        <w:t>2. We can decide the result without examining the changed input or the procedure.</w:t>
+      <w:pPr>
+        <w:spacing w:line="336" w:lineRule="auto" w:after="180"/>
+        <w:shd w:fill="F1F6FC"/>
+      </w:pPr>
+      <w:r>
+        <w:rPr>
+          <w:b/>
+        </w:rPr>
+        <w:t>Initialisation</w:t>
+      </w:r>
+      <w:r>
+        <w:rPr>
+          <w:b w:val="0"/>
+        </w:rPr>
+        <w:t xml:space="preserve"> supplies the parameter values before learning begins. The same update rule can follow different paths from different starts.</w:t>
       </w:r>
     </w:p>
     <w:p>
-      <w:r>
-        <w:t>3. It again reaches1 then 1.5 in this deterministic toy calculation.</w:t>
+      <w:pPr>
+        <w:spacing w:line="336" w:lineRule="auto" w:after="180"/>
+        <w:shd w:fill="F1F6FC"/>
+      </w:pPr>
+      <w:r>
+        <w:rPr>
+          <w:b w:val="0"/>
+        </w:rPr>
+        <w:t>Here the two paths end on opposite sides of two and have equal squared distance, so equal loss does not imply equal parameters. Save initial values and settings to reproduce this arithmetic, as well as the final result.</w:t>
       </w:r>
     </w:p>
     <w:p>
@@ -1250,65 +1817,120 @@
         <w:pStyle w:val="Heading3"/>
       </w:pPr>
       <w:r>
-        <w:t>My selected conclusion, deciding fact and explanation</w:t>
+        <w:t>Practice 2: explain the deciding evidence</w:t>
       </w:r>
     </w:p>
     <w:p>
-      <w:r>
-        <w:t>________________________________________________________________</w:t>
+      <w:pPr>
+        <w:pStyle w:val="Heading3"/>
+      </w:pPr>
+      <w:r>
+        <w:t>Changed case · predict first</w:t>
       </w:r>
     </w:p>
     <w:p>
-      <w:r>
-        <w:t>________________________________________________________________</w:t>
+      <w:pPr>
+        <w:spacing w:line="336" w:lineRule="auto" w:after="180"/>
+        <w:shd w:fill="F5F1FB"/>
+      </w:pPr>
+      <w:r>
+        <w:rPr>
+          <w:b w:val="0"/>
+        </w:rPr>
+        <w:t>Changed-case practice: Repeat the a = 0 run with identical arithmetic and settings. Which conclusion is supported by the supplied facts?</w:t>
       </w:r>
     </w:p>
     <w:p>
-      <w:r>
-        <w:t>________________________________________________________________</w:t>
+      <w:pPr>
+        <w:spacing w:line="336" w:lineRule="auto" w:after="180"/>
+        <w:shd w:fill="F4F9FC"/>
+      </w:pPr>
+      <w:r>
+        <w:rPr>
+          <w:b w:val="0"/>
+        </w:rPr>
+        <w:t xml:space="preserve">1. This one example guarantees correct results for every future </w:t>
+      </w:r>
+      <w:r>
+        <w:rPr>
+          <w:b/>
+        </w:rPr>
+        <w:t>input</w:t>
+      </w:r>
+      <w:r>
+        <w:rPr>
+          <w:b w:val="0"/>
+        </w:rPr>
+        <w:t>.</w:t>
       </w:r>
     </w:p>
     <w:p>
-      <w:r>
-        <w:t>________________________________________________________________</w:t>
+      <w:pPr>
+        <w:spacing w:line="336" w:lineRule="auto" w:after="180"/>
+        <w:shd w:fill="F4F9FC"/>
+      </w:pPr>
+      <w:r>
+        <w:rPr>
+          <w:b w:val="0"/>
+        </w:rPr>
+        <w:t xml:space="preserve">2. We can decide the result without examining the changed </w:t>
+      </w:r>
+      <w:r>
+        <w:rPr>
+          <w:b/>
+        </w:rPr>
+        <w:t>input</w:t>
+      </w:r>
+      <w:r>
+        <w:rPr>
+          <w:b w:val="0"/>
+        </w:rPr>
+        <w:t xml:space="preserve"> or the procedure.</w:t>
       </w:r>
     </w:p>
     <w:p>
-      <w:r>
-        <w:t>________________________________________________________________</w:t>
+      <w:pPr>
+        <w:spacing w:line="336" w:lineRule="auto" w:after="180"/>
+        <w:shd w:fill="F4F9FC"/>
+      </w:pPr>
+      <w:r>
+        <w:rPr>
+          <w:b w:val="0"/>
+        </w:rPr>
+        <w:t>3. It again reaches1 then 1.5 in this deterministic toy calculation.</w:t>
       </w:r>
     </w:p>
     <w:p>
-      <w:r>
-        <w:t>Hint if needed: Use the changed condition and the deciding step in the pictorial trace. The answer must say what follows from those facts.</w:t>
+      <w:pPr>
+        <w:pStyle w:val="Heading3"/>
+      </w:pPr>
+      <w:r>
+        <w:t>My selected conclusion, deciding fact and explanation</w:t>
       </w:r>
     </w:p>
     <w:p>
       <w:r>
-        <w:t>After your attempt, compare with the supported explanation: It again reaches1 then 1.5 in this deterministic toy calculation. Identical initial state and update rules determine the same arithmetic trace.</w:t>
+        <w:t>________________________________________________________________</w:t>
       </w:r>
     </w:p>
     <w:p>
-      <w:pPr>
-        <w:pStyle w:val="Heading3"/>
-      </w:pPr>
-      <w:r>
-        <w:t>Repair a missing building block</w:t>
+      <w:r>
+        <w:t>________________________________________________________________</w:t>
       </w:r>
     </w:p>
     <w:p>
       <w:r>
-        <w:t>Review Regularisation and early stopping (ai-5/16). Goal: Separate a weight penalty from prediction error. Short practice: Why should the penalty value not be reported as validation error? Point to the relevant step in the picture, then write the changed result and the rule or evidence that supports it.. Return to this week and explain what you changed.</w:t>
+        <w:t>________________________________________________________________</w:t>
       </w:r>
     </w:p>
     <w:p>
       <w:r>
-        <w:t>Review Learning rate experiments (ai-5/14). Goal: Run a controlled comparison of learning rates. Short practice: What should a fair rate comparison hold fixed? Point to the relevant step in the picture, then write the changed result and the rule or evidence that supports it.. Return to this week and explain what you changed.</w:t>
+        <w:t>________________________________________________________________</w:t>
       </w:r>
     </w:p>
     <w:p>
       <w:r>
-        <w:t>Review Updating parameters (ai-5/11). Goal: Apply a learning rate to an ordered gradient. Short practice: Why must new loss be recomputed rather than assumed smaller? Point to the relevant step in the picture, then write the changed result and the rule or evidence that supports it.. Return to this week and explain what you changed.</w:t>
+        <w:t>________________________________________________________________</w:t>
       </w:r>
     </w:p>
     <w:p>
@@ -1316,12 +1938,19 @@
         <w:pStyle w:val="Heading3"/>
       </w:pPr>
       <w:r>
-        <w:t>Predict, run and debug</w:t>
+        <w:t>Hint · try first</w:t>
       </w:r>
     </w:p>
     <w:p>
-      <w:r>
-        <w:t>The browser lab lets you edit the supported Python examples already included in this lesson. Predict first, run, inspect the actual output or error, change one input, then run again. Keep code, predictions, actual results and a reasoned revision together. On paper, label your result as a trace rather than an execution.</w:t>
+      <w:pPr>
+        <w:spacing w:line="336" w:lineRule="auto" w:after="180"/>
+        <w:shd w:fill="F1F6F8"/>
+      </w:pPr>
+      <w:r>
+        <w:rPr>
+          <w:b w:val="0"/>
+        </w:rPr>
+        <w:t>Hint if needed: Use the changed condition and the deciding step in the pictorial trace. The answer must say what follows from those facts.</w:t>
       </w:r>
     </w:p>
     <w:p>
@@ -1329,12 +1958,19 @@
         <w:pStyle w:val="Heading3"/>
       </w:pPr>
       <w:r>
-        <w:t>Keep your completed work</w:t>
+        <w:t>Feedback · compare after trying</w:t>
       </w:r>
     </w:p>
     <w:p>
-      <w:r>
-        <w:t>Use Download completed work in the hosted lesson to export your answers, reflections, practice feedback and code-run evidence. Open the HTML copy to read or print it. Drafts stay in this browser when storage is available; clear drafts on a shared device.</w:t>
+      <w:pPr>
+        <w:spacing w:line="336" w:lineRule="auto" w:after="180"/>
+        <w:shd w:fill="F1F6FC"/>
+      </w:pPr>
+      <w:r>
+        <w:rPr>
+          <w:b w:val="0"/>
+        </w:rPr>
+        <w:t>After your attempt, compare with the supported explanation: It again reaches1 then 1.5 in this deterministic toy calculation. Identical initial state and update rules determine the same arithmetic trace.</w:t>
       </w:r>
     </w:p>
     <w:p>
@@ -1342,12 +1978,993 @@
         <w:pStyle w:val="Heading3"/>
       </w:pPr>
       <w:r>
-        <w:t>What I repaired, the evidence I kept and the next test</w:t>
+        <w:t>Repair a missing building block</w:t>
       </w:r>
     </w:p>
     <w:p>
+      <w:pPr>
+        <w:spacing w:line="336" w:lineRule="auto" w:after="180"/>
+      </w:pPr>
+      <w:r>
+        <w:rPr>
+          <w:b w:val="0"/>
+        </w:rPr>
+        <w:t xml:space="preserve">Review Regularisation and early stopping (ai-5/16). Goal: Separate a weight penalty from </w:t>
+      </w:r>
+      <w:r>
+        <w:rPr>
+          <w:b/>
+        </w:rPr>
+        <w:t>prediction</w:t>
+      </w:r>
+      <w:r>
+        <w:rPr>
+          <w:b w:val="0"/>
+        </w:rPr>
+        <w:t xml:space="preserve"> error. Short practice: Why should the penalty value not be reported as validation error?</w:t>
+      </w:r>
+    </w:p>
+    <w:p>
+      <w:pPr>
+        <w:spacing w:line="336" w:lineRule="auto" w:after="180"/>
+      </w:pPr>
+      <w:r>
+        <w:rPr>
+          <w:b w:val="0"/>
+        </w:rPr>
+        <w:t xml:space="preserve">Point to the relevant step in the picture, then write the changed result and the rule or </w:t>
+      </w:r>
+      <w:r>
+        <w:rPr>
+          <w:b/>
+        </w:rPr>
+        <w:t>evidence</w:t>
+      </w:r>
+      <w:r>
+        <w:rPr>
+          <w:b w:val="0"/>
+        </w:rPr>
+        <w:t xml:space="preserve"> that supports it.. Return to this week and explain what you changed.</w:t>
+      </w:r>
+    </w:p>
+    <w:p>
+      <w:pPr>
+        <w:spacing w:line="336" w:lineRule="auto" w:after="180"/>
+      </w:pPr>
+      <w:r>
+        <w:rPr>
+          <w:b w:val="0"/>
+        </w:rPr>
+        <w:t>Review Learning rate experiments (ai-5/14). Goal: Run a controlled comparison of learning rates. Short practice: What should a fair rate comparison hold fixed?</w:t>
+      </w:r>
+    </w:p>
+    <w:p>
+      <w:pPr>
+        <w:spacing w:line="336" w:lineRule="auto" w:after="180"/>
+      </w:pPr>
+      <w:r>
+        <w:rPr>
+          <w:b w:val="0"/>
+        </w:rPr>
+        <w:t xml:space="preserve">Point to the relevant step in the picture, then write the changed result and the rule or </w:t>
+      </w:r>
+      <w:r>
+        <w:rPr>
+          <w:b/>
+        </w:rPr>
+        <w:t>evidence</w:t>
+      </w:r>
+      <w:r>
+        <w:rPr>
+          <w:b w:val="0"/>
+        </w:rPr>
+        <w:t xml:space="preserve"> that supports it.. Return to this week and explain what you changed.</w:t>
+      </w:r>
+    </w:p>
+    <w:p>
+      <w:pPr>
+        <w:spacing w:line="336" w:lineRule="auto" w:after="180"/>
+      </w:pPr>
+      <w:r>
+        <w:rPr>
+          <w:b w:val="0"/>
+        </w:rPr>
+        <w:t>Review Updating parameters (ai-5/11). Goal: Apply a learning rate to an ordered gradient. Short practice: Why must new loss be recomputed rather than assumed smaller?</w:t>
+      </w:r>
+    </w:p>
+    <w:p>
+      <w:pPr>
+        <w:spacing w:line="336" w:lineRule="auto" w:after="180"/>
+      </w:pPr>
+      <w:r>
+        <w:rPr>
+          <w:b w:val="0"/>
+        </w:rPr>
+        <w:t xml:space="preserve">Point to the relevant step in the picture, then write the changed result and the rule or </w:t>
+      </w:r>
+      <w:r>
+        <w:rPr>
+          <w:b/>
+        </w:rPr>
+        <w:t>evidence</w:t>
+      </w:r>
+      <w:r>
+        <w:rPr>
+          <w:b w:val="0"/>
+        </w:rPr>
+        <w:t xml:space="preserve"> that supports it.. Return to this week and explain what you changed.</w:t>
+      </w:r>
+    </w:p>
+    <w:p>
+      <w:pPr>
+        <w:pStyle w:val="Heading3"/>
+      </w:pPr>
+      <w:r>
+        <w:t>Predict, run and debug</w:t>
+      </w:r>
+    </w:p>
+    <w:p>
+      <w:pPr>
+        <w:spacing w:line="336" w:lineRule="auto" w:after="180"/>
+      </w:pPr>
+      <w:r>
+        <w:rPr>
+          <w:b w:val="0"/>
+        </w:rPr>
+        <w:t xml:space="preserve">The browser lab lets you edit the supported Python examples already included in this lesson. Predict first, run, inspect the actual </w:t>
+      </w:r>
+      <w:r>
+        <w:rPr>
+          <w:b/>
+        </w:rPr>
+        <w:t>output</w:t>
+      </w:r>
+      <w:r>
+        <w:rPr>
+          <w:b w:val="0"/>
+        </w:rPr>
+        <w:t xml:space="preserve"> or error, change one </w:t>
+      </w:r>
+      <w:r>
+        <w:rPr>
+          <w:b/>
+        </w:rPr>
+        <w:t>input</w:t>
+      </w:r>
+      <w:r>
+        <w:rPr>
+          <w:b w:val="0"/>
+        </w:rPr>
+        <w:t>, then run again.</w:t>
+      </w:r>
+    </w:p>
+    <w:p>
+      <w:pPr>
+        <w:spacing w:line="336" w:lineRule="auto" w:after="180"/>
+      </w:pPr>
+      <w:r>
+        <w:rPr>
+          <w:b w:val="0"/>
+        </w:rPr>
+        <w:t xml:space="preserve">Keep code, </w:t>
+      </w:r>
+      <w:r>
+        <w:rPr>
+          <w:b/>
+        </w:rPr>
+        <w:t>prediction</w:t>
+      </w:r>
+      <w:r>
+        <w:rPr>
+          <w:b w:val="0"/>
+        </w:rPr>
+        <w:t>s, actual results and a reasoned revision together. On paper, label your result as a trace rather than an execution.</w:t>
+      </w:r>
+    </w:p>
+    <w:p>
+      <w:pPr>
+        <w:pStyle w:val="Heading3"/>
+      </w:pPr>
+      <w:r>
+        <w:t>Keep your completed work</w:t>
+      </w:r>
+    </w:p>
+    <w:p>
+      <w:pPr>
+        <w:spacing w:line="336" w:lineRule="auto" w:after="180"/>
+      </w:pPr>
+      <w:r>
+        <w:rPr>
+          <w:b w:val="0"/>
+        </w:rPr>
+        <w:t xml:space="preserve">Use Download completed work in the hosted lesson to export your answers, reflections, practice feedback and code-run </w:t>
+      </w:r>
+      <w:r>
+        <w:rPr>
+          <w:b/>
+        </w:rPr>
+        <w:t>evidence</w:t>
+      </w:r>
+      <w:r>
+        <w:rPr>
+          <w:b w:val="0"/>
+        </w:rPr>
+        <w:t>. Open the HTML copy to read or print it.</w:t>
+      </w:r>
+    </w:p>
+    <w:p>
+      <w:pPr>
+        <w:spacing w:line="336" w:lineRule="auto" w:after="180"/>
+      </w:pPr>
+      <w:r>
+        <w:rPr>
+          <w:b w:val="0"/>
+        </w:rPr>
+        <w:t>Drafts stay in this browser when storage is available; clear drafts on a shared device.</w:t>
+      </w:r>
+    </w:p>
+    <w:p>
+      <w:pPr>
+        <w:pStyle w:val="Heading3"/>
+      </w:pPr>
+      <w:r>
+        <w:t>What I repaired, the evidence I kept and the next test</w:t>
+      </w:r>
+    </w:p>
+    <w:p>
       <w:r>
         <w:t>________________________________________________________________</w:t>
+      </w:r>
+    </w:p>
+    <w:p>
+      <w:r>
+        <w:t>________________________________________________________________</w:t>
+      </w:r>
+    </w:p>
+    <w:p>
+      <w:r>
+        <w:t>________________________________________________________________</w:t>
+      </w:r>
+    </w:p>
+    <w:p>
+      <w:r>
+        <w:t>________________________________________________________________</w:t>
+      </w:r>
+    </w:p>
+    <w:p>
+      <w:r>
+        <w:t>________________________________________________________________</w:t>
+      </w:r>
+    </w:p>
+    <w:p>
+      <w:pPr>
+        <w:pStyle w:val="Heading1"/>
+      </w:pPr>
+      <w:r>
+        <w:t>15. Visual concept journey</w:t>
+      </w:r>
+    </w:p>
+    <w:p>
+      <w:r>
+        <w:t>Explain each Initialisation and reproducibility picture from its labels, then record a relevant limit.</w:t>
+      </w:r>
+    </w:p>
+    <w:p>
+      <w:pPr>
+        <w:pStyle w:val="Heading3"/>
+      </w:pPr>
+      <w:r>
+        <w:t>01. Initialisation and reproducibility: the case</w:t>
+      </w:r>
+    </w:p>
+    <w:p>
+      <w:r>
+        <w:drawing>
+          <wp:inline xmlns:a="http://schemas.openxmlformats.org/drawingml/2006/main" xmlns:pic="http://schemas.openxmlformats.org/drawingml/2006/picture">
+            <wp:extent cx="5486400" cy="3142488"/>
+            <wp:docPr id="2" name="Picture 2" descr="Reproduce two training traces by saving their distinct initial values. Supplied facts: LossJ(a)=(a-2)²; gradient 2(a-2); rate 0.25; two updates. Restart from a = 0 and separately a = 4. All inputs and outcomes in this worked example are invented classroom data; no real model run is claimed."/>
+            <wp:cNvGraphicFramePr>
+              <a:graphicFrameLocks noChangeAspect="1"/>
+            </wp:cNvGraphicFramePr>
+            <a:graphic>
+              <a:graphicData uri="http://schemas.openxmlformats.org/drawingml/2006/picture">
+                <pic:pic>
+                  <pic:nvPicPr>
+                    <pic:cNvPr id="0" name="academy-story-ai-5-17-01.png"/>
+                    <pic:cNvPicPr/>
+                  </pic:nvPicPr>
+                  <pic:blipFill>
+                    <a:blip r:embed="rId10"/>
+                    <a:stretch>
+                      <a:fillRect/>
+                    </a:stretch>
+                  </pic:blipFill>
+                  <pic:spPr>
+                    <a:xfrm>
+                      <a:off x="0" y="0"/>
+                      <a:ext cx="5486400" cy="3142488"/>
+                    </a:xfrm>
+                    <a:prstGeom prst="rect"/>
+                  </pic:spPr>
+                </pic:pic>
+              </a:graphicData>
+            </a:graphic>
+          </wp:inline>
+        </w:drawing>
+      </w:r>
+    </w:p>
+    <w:p>
+      <w:pPr>
+        <w:spacing w:line="336" w:lineRule="auto" w:after="180"/>
+      </w:pPr>
+      <w:r>
+        <w:rPr>
+          <w:b w:val="0"/>
+        </w:rPr>
+        <w:t xml:space="preserve">Reproduce two </w:t>
+      </w:r>
+      <w:r>
+        <w:rPr>
+          <w:b/>
+        </w:rPr>
+        <w:t>training</w:t>
+      </w:r>
+      <w:r>
+        <w:rPr>
+          <w:b w:val="0"/>
+        </w:rPr>
+        <w:t xml:space="preserve"> traces by saving their distinct initial values. Supplied facts: LossJ(a)=(a-2)²; gradient 2(a-2); rate 0.25; two updates. Restart from a = 0 and separately a = 4.</w:t>
+      </w:r>
+    </w:p>
+    <w:p>
+      <w:pPr>
+        <w:spacing w:line="336" w:lineRule="auto" w:after="180"/>
+      </w:pPr>
+      <w:r>
+        <w:rPr>
+          <w:b w:val="0"/>
+        </w:rPr>
+        <w:t xml:space="preserve">All </w:t>
+      </w:r>
+      <w:r>
+        <w:rPr>
+          <w:b/>
+        </w:rPr>
+        <w:t>input</w:t>
+      </w:r>
+      <w:r>
+        <w:rPr>
+          <w:b w:val="0"/>
+        </w:rPr>
+        <w:t>s and outcomes in this worked example are invented classroom data; no real model run is claimed.</w:t>
+      </w:r>
+    </w:p>
+    <w:p>
+      <w:pPr>
+        <w:spacing w:line="336" w:lineRule="auto" w:after="180"/>
+        <w:shd w:fill="F5F1FB"/>
+      </w:pPr>
+      <w:r>
+        <w:rPr>
+          <w:b w:val="0"/>
+        </w:rPr>
+        <w:t>Point to the given fact that matters most. Explain why it matters.</w:t>
+      </w:r>
+    </w:p>
+    <w:p>
+      <w:pPr>
+        <w:pStyle w:val="Heading3"/>
+      </w:pPr>
+      <w:r>
+        <w:t>My picture explanation, deciding evidence and one limit</w:t>
+      </w:r>
+    </w:p>
+    <w:p>
+      <w:r>
+        <w:t>________________________________________________________________</w:t>
+      </w:r>
+    </w:p>
+    <w:p>
+      <w:r>
+        <w:t>________________________________________________________________</w:t>
+      </w:r>
+    </w:p>
+    <w:p>
+      <w:r>
+        <w:t>________________________________________________________________</w:t>
+      </w:r>
+    </w:p>
+    <w:p>
+      <w:r>
+        <w:t>________________________________________________________________</w:t>
+      </w:r>
+    </w:p>
+    <w:p>
+      <w:pPr>
+        <w:pStyle w:val="Heading3"/>
+      </w:pPr>
+      <w:r>
+        <w:t>02. Follow the deciding steps</w:t>
+      </w:r>
+    </w:p>
+    <w:p>
+      <w:r>
+        <w:drawing>
+          <wp:inline xmlns:a="http://schemas.openxmlformats.org/drawingml/2006/main" xmlns:pic="http://schemas.openxmlformats.org/drawingml/2006/picture">
+            <wp:extent cx="5486400" cy="3337560"/>
+            <wp:docPr id="3" name="Picture 3" descr="Start from 0: Updates: a = 1 then 1.5; final loss 0.25. → Start from 4: Updates: a = 3 then 2.5; final loss 0.25. → Record experiment: Save initial values, rate, objective and update count; the same final loss hides different parameter paths."/>
+            <wp:cNvGraphicFramePr>
+              <a:graphicFrameLocks noChangeAspect="1"/>
+            </wp:cNvGraphicFramePr>
+            <a:graphic>
+              <a:graphicData uri="http://schemas.openxmlformats.org/drawingml/2006/picture">
+                <pic:pic>
+                  <pic:nvPicPr>
+                    <pic:cNvPr id="0" name="academy-story-ai-5-17-02.png"/>
+                    <pic:cNvPicPr/>
+                  </pic:nvPicPr>
+                  <pic:blipFill>
+                    <a:blip r:embed="rId11"/>
+                    <a:stretch>
+                      <a:fillRect/>
+                    </a:stretch>
+                  </pic:blipFill>
+                  <pic:spPr>
+                    <a:xfrm>
+                      <a:off x="0" y="0"/>
+                      <a:ext cx="5486400" cy="3337560"/>
+                    </a:xfrm>
+                    <a:prstGeom prst="rect"/>
+                  </pic:spPr>
+                </pic:pic>
+              </a:graphicData>
+            </a:graphic>
+          </wp:inline>
+        </w:drawing>
+      </w:r>
+    </w:p>
+    <w:p>
+      <w:pPr>
+        <w:spacing w:line="336" w:lineRule="auto" w:after="180"/>
+      </w:pPr>
+      <w:r>
+        <w:rPr>
+          <w:b w:val="0"/>
+        </w:rPr>
+        <w:t>Start from 0: Updates: a = 1 then 1.5; final loss 0.25. → Start from 4: Updates: a = 3 then 2.5; final loss 0.25. → Record experiment: Save initial values, rate, objective and update count; the same final loss hides different parameter paths.</w:t>
+      </w:r>
+    </w:p>
+    <w:p>
+      <w:pPr>
+        <w:spacing w:line="336" w:lineRule="auto" w:after="180"/>
+        <w:shd w:fill="F5F1FB"/>
+      </w:pPr>
+      <w:r>
+        <w:rPr>
+          <w:b w:val="0"/>
+        </w:rPr>
+        <w:t xml:space="preserve">Point to each numbered stage and explain which recorded </w:t>
+      </w:r>
+      <w:r>
+        <w:rPr>
+          <w:b/>
+        </w:rPr>
+        <w:t>input</w:t>
+      </w:r>
+      <w:r>
+        <w:rPr>
+          <w:b w:val="0"/>
+        </w:rPr>
+        <w:t xml:space="preserve"> it uses.</w:t>
+      </w:r>
+    </w:p>
+    <w:p>
+      <w:pPr>
+        <w:pStyle w:val="Heading3"/>
+      </w:pPr>
+      <w:r>
+        <w:t>My picture explanation, deciding evidence and one limit</w:t>
+      </w:r>
+    </w:p>
+    <w:p>
+      <w:r>
+        <w:t>________________________________________________________________</w:t>
+      </w:r>
+    </w:p>
+    <w:p>
+      <w:r>
+        <w:t>________________________________________________________________</w:t>
+      </w:r>
+    </w:p>
+    <w:p>
+      <w:r>
+        <w:t>________________________________________________________________</w:t>
+      </w:r>
+    </w:p>
+    <w:p>
+      <w:r>
+        <w:t>________________________________________________________________</w:t>
+      </w:r>
+    </w:p>
+    <w:p>
+      <w:pPr>
+        <w:pStyle w:val="Heading3"/>
+      </w:pPr>
+      <w:r>
+        <w:t>03. Identical units receive identical updates</w:t>
+      </w:r>
+    </w:p>
+    <w:p>
+      <w:r>
+        <w:drawing>
+          <wp:inline xmlns:a="http://schemas.openxmlformats.org/drawingml/2006/main" xmlns:pic="http://schemas.openxmlformats.org/drawingml/2006/picture">
+            <wp:extent cx="5486400" cy="2834640"/>
+            <wp:docPr id="4" name="Picture 4" descr="Identical units receive identical updates. First ReLU unit | u is 1 and a is 1 | u is 0.8 and a is 0.8. Second ReLU unit | v is 1 and b is 1 | v is 0.8 and b is 0.8"/>
+            <wp:cNvGraphicFramePr>
+              <a:graphicFrameLocks noChangeAspect="1"/>
+            </wp:cNvGraphicFramePr>
+            <a:graphic>
+              <a:graphicData uri="http://schemas.openxmlformats.org/drawingml/2006/picture">
+                <pic:pic>
+                  <pic:nvPicPr>
+                    <pic:cNvPr id="0" name="academy-story-ai-5-17-03.png"/>
+                    <pic:cNvPicPr/>
+                  </pic:nvPicPr>
+                  <pic:blipFill>
+                    <a:blip r:embed="rId12"/>
+                    <a:stretch>
+                      <a:fillRect/>
+                    </a:stretch>
+                  </pic:blipFill>
+                  <pic:spPr>
+                    <a:xfrm>
+                      <a:off x="0" y="0"/>
+                      <a:ext cx="5486400" cy="2834640"/>
+                    </a:xfrm>
+                    <a:prstGeom prst="rect"/>
+                  </pic:spPr>
+                </pic:pic>
+              </a:graphicData>
+            </a:graphic>
+          </wp:inline>
+        </w:drawing>
+      </w:r>
+    </w:p>
+    <w:p>
+      <w:pPr>
+        <w:spacing w:line="336" w:lineRule="auto" w:after="180"/>
+      </w:pPr>
+      <w:r>
+        <w:rPr>
+          <w:b w:val="0"/>
+        </w:rPr>
+        <w:t>Identical units receive identical updates. First ReLU unit | u is 1 and a is 1 | u is 0.8 and a is 0.8. Second ReLU unit | v is 1 and b is 1 | v is 0.8 and b is 0.8</w:t>
+      </w:r>
+    </w:p>
+    <w:p>
+      <w:pPr>
+        <w:spacing w:line="336" w:lineRule="auto" w:after="180"/>
+        <w:shd w:fill="F5F1FB"/>
+      </w:pPr>
+      <w:r>
+        <w:rPr>
+          <w:b w:val="0"/>
+        </w:rPr>
+        <w:t>Read the labels and values. Explain the relationship the model shows.</w:t>
+      </w:r>
+    </w:p>
+    <w:p>
+      <w:pPr>
+        <w:pStyle w:val="Heading3"/>
+      </w:pPr>
+      <w:r>
+        <w:t>My picture explanation, deciding evidence and one limit</w:t>
+      </w:r>
+    </w:p>
+    <w:p>
+      <w:r>
+        <w:t>________________________________________________________________</w:t>
+      </w:r>
+    </w:p>
+    <w:p>
+      <w:r>
+        <w:t>________________________________________________________________</w:t>
+      </w:r>
+    </w:p>
+    <w:p>
+      <w:r>
+        <w:t>________________________________________________________________</w:t>
+      </w:r>
+    </w:p>
+    <w:p>
+      <w:r>
+        <w:t>________________________________________________________________</w:t>
+      </w:r>
+    </w:p>
+    <w:p>
+      <w:pPr>
+        <w:pStyle w:val="Heading3"/>
+      </w:pPr>
+      <w:r>
+        <w:t>04. Change one thing. Trace what follows.</w:t>
+      </w:r>
+    </w:p>
+    <w:p>
+      <w:r>
+        <w:drawing>
+          <wp:inline xmlns:a="http://schemas.openxmlformats.org/drawingml/2006/main" xmlns:pic="http://schemas.openxmlformats.org/drawingml/2006/picture">
+            <wp:extent cx="5486400" cy="3041904"/>
+            <wp:docPr id="5" name="Picture 5" descr="Original case: Save initial values, rate, objective and update count; the same final loss hides different parameter paths. Changed condition: Repeat the a = 0 run with identical arithmetic and settings. Expected result: It again reaches1 then 1.5 in this deterministic toy calculation. Reason: Identical initial state and update rules determine the same arithmetic trace."/>
+            <wp:cNvGraphicFramePr>
+              <a:graphicFrameLocks noChangeAspect="1"/>
+            </wp:cNvGraphicFramePr>
+            <a:graphic>
+              <a:graphicData uri="http://schemas.openxmlformats.org/drawingml/2006/picture">
+                <pic:pic>
+                  <pic:nvPicPr>
+                    <pic:cNvPr id="0" name="academy-story-ai-5-17-04.png"/>
+                    <pic:cNvPicPr/>
+                  </pic:nvPicPr>
+                  <pic:blipFill>
+                    <a:blip r:embed="rId13"/>
+                    <a:stretch>
+                      <a:fillRect/>
+                    </a:stretch>
+                  </pic:blipFill>
+                  <pic:spPr>
+                    <a:xfrm>
+                      <a:off x="0" y="0"/>
+                      <a:ext cx="5486400" cy="3041904"/>
+                    </a:xfrm>
+                    <a:prstGeom prst="rect"/>
+                  </pic:spPr>
+                </pic:pic>
+              </a:graphicData>
+            </a:graphic>
+          </wp:inline>
+        </w:drawing>
+      </w:r>
+    </w:p>
+    <w:p>
+      <w:pPr>
+        <w:spacing w:line="336" w:lineRule="auto" w:after="180"/>
+      </w:pPr>
+      <w:r>
+        <w:rPr>
+          <w:b w:val="0"/>
+        </w:rPr>
+        <w:t>Original case: Save initial values, rate, objective and update count; the same final loss hides different parameter paths. Changed condition: Repeat the a = 0 run with identical arithmetic and settings.</w:t>
+      </w:r>
+    </w:p>
+    <w:p>
+      <w:pPr>
+        <w:spacing w:line="336" w:lineRule="auto" w:after="180"/>
+      </w:pPr>
+      <w:r>
+        <w:rPr>
+          <w:b w:val="0"/>
+        </w:rPr>
+        <w:t>Expected result: It again reaches1 then 1.5 in this deterministic toy calculation. Reason: Identical initial state and update rules determine the same arithmetic trace.</w:t>
+      </w:r>
+    </w:p>
+    <w:p>
+      <w:pPr>
+        <w:spacing w:line="336" w:lineRule="auto" w:after="180"/>
+        <w:shd w:fill="F5F1FB"/>
+      </w:pPr>
+      <w:r>
+        <w:rPr>
+          <w:b w:val="0"/>
+        </w:rPr>
+        <w:t>Predict before checking the worked changed-case result. Name what changed and what the supplied facts allow you to conclude.</w:t>
+      </w:r>
+    </w:p>
+    <w:p>
+      <w:pPr>
+        <w:pStyle w:val="Heading3"/>
+      </w:pPr>
+      <w:r>
+        <w:t>My picture explanation, deciding evidence and one limit</w:t>
+      </w:r>
+    </w:p>
+    <w:p>
+      <w:r>
+        <w:t>________________________________________________________________</w:t>
+      </w:r>
+    </w:p>
+    <w:p>
+      <w:r>
+        <w:t>________________________________________________________________</w:t>
+      </w:r>
+    </w:p>
+    <w:p>
+      <w:r>
+        <w:t>________________________________________________________________</w:t>
+      </w:r>
+    </w:p>
+    <w:p>
+      <w:r>
+        <w:t>________________________________________________________________</w:t>
+      </w:r>
+    </w:p>
+    <w:p>
+      <w:pPr>
+        <w:pStyle w:val="Heading3"/>
+      </w:pPr>
+      <w:r>
+        <w:t>05. Connect the explanation to its limit</w:t>
+      </w:r>
+    </w:p>
+    <w:p>
+      <w:r>
+        <w:drawing>
+          <wp:inline xmlns:a="http://schemas.openxmlformats.org/drawingml/2006/main" xmlns:pic="http://schemas.openxmlformats.org/drawingml/2006/picture">
+            <wp:extent cx="5486400" cy="2834640"/>
+            <wp:docPr id="6" name="Picture 6" descr="Initialisation supplies the parameter values before learning begins. The same update rule can follow different paths from different starts. Here the two paths end on opposite sides of two and have equal squared distance, so equal loss does not imply equal parameters. Save initial values and settings to reproduce this arithmetic, as well as the final result. Limit: A saved seed alone does not reproduce every software or hardware execution; record environment and nondeterminism too."/>
+            <wp:cNvGraphicFramePr>
+              <a:graphicFrameLocks noChangeAspect="1"/>
+            </wp:cNvGraphicFramePr>
+            <a:graphic>
+              <a:graphicData uri="http://schemas.openxmlformats.org/drawingml/2006/picture">
+                <pic:pic>
+                  <pic:nvPicPr>
+                    <pic:cNvPr id="0" name="academy-story-ai-5-17-05.png"/>
+                    <pic:cNvPicPr/>
+                  </pic:nvPicPr>
+                  <pic:blipFill>
+                    <a:blip r:embed="rId14"/>
+                    <a:stretch>
+                      <a:fillRect/>
+                    </a:stretch>
+                  </pic:blipFill>
+                  <pic:spPr>
+                    <a:xfrm>
+                      <a:off x="0" y="0"/>
+                      <a:ext cx="5486400" cy="2834640"/>
+                    </a:xfrm>
+                    <a:prstGeom prst="rect"/>
+                  </pic:spPr>
+                </pic:pic>
+              </a:graphicData>
+            </a:graphic>
+          </wp:inline>
+        </w:drawing>
+      </w:r>
+    </w:p>
+    <w:p>
+      <w:pPr>
+        <w:spacing w:line="336" w:lineRule="auto" w:after="180"/>
+      </w:pPr>
+      <w:r>
+        <w:rPr>
+          <w:b/>
+        </w:rPr>
+        <w:t>Initialisation</w:t>
+      </w:r>
+      <w:r>
+        <w:rPr>
+          <w:b w:val="0"/>
+        </w:rPr>
+        <w:t xml:space="preserve"> supplies the parameter values before learning begins. The same update rule can follow different paths from different starts.</w:t>
+      </w:r>
+    </w:p>
+    <w:p>
+      <w:pPr>
+        <w:spacing w:line="336" w:lineRule="auto" w:after="180"/>
+      </w:pPr>
+      <w:r>
+        <w:rPr>
+          <w:b w:val="0"/>
+        </w:rPr>
+        <w:t>Here the two paths end on opposite sides of two and have equal squared distance, so equal loss does not imply equal parameters. Save initial values and settings to reproduce this arithmetic, as well as the final result.</w:t>
+      </w:r>
+    </w:p>
+    <w:p>
+      <w:pPr>
+        <w:spacing w:line="336" w:lineRule="auto" w:after="180"/>
+      </w:pPr>
+      <w:r>
+        <w:rPr>
+          <w:b w:val="0"/>
+        </w:rPr>
+        <w:t xml:space="preserve">Limit: A saved </w:t>
+      </w:r>
+      <w:r>
+        <w:rPr>
+          <w:b/>
+        </w:rPr>
+        <w:t>seed</w:t>
+      </w:r>
+      <w:r>
+        <w:rPr>
+          <w:b w:val="0"/>
+        </w:rPr>
+        <w:t xml:space="preserve"> alone does not reproduce every software or hardware execution; record environment and nondeterminism too.</w:t>
+      </w:r>
+    </w:p>
+    <w:p>
+      <w:pPr>
+        <w:spacing w:line="336" w:lineRule="auto" w:after="180"/>
+        <w:shd w:fill="F5F1FB"/>
+      </w:pPr>
+      <w:r>
+        <w:rPr>
+          <w:b w:val="0"/>
+        </w:rPr>
+        <w:t>Explain the case, then point to a limit on the claim.</w:t>
+      </w:r>
+    </w:p>
+    <w:p>
+      <w:pPr>
+        <w:pStyle w:val="Heading3"/>
+      </w:pPr>
+      <w:r>
+        <w:t>My picture explanation, deciding evidence and one limit</w:t>
+      </w:r>
+    </w:p>
+    <w:p>
+      <w:r>
+        <w:t>________________________________________________________________</w:t>
+      </w:r>
+    </w:p>
+    <w:p>
+      <w:r>
+        <w:t>________________________________________________________________</w:t>
+      </w:r>
+    </w:p>
+    <w:p>
+      <w:r>
+        <w:t>________________________________________________________________</w:t>
+      </w:r>
+    </w:p>
+    <w:p>
+      <w:r>
+        <w:t>________________________________________________________________</w:t>
+      </w:r>
+    </w:p>
+    <w:p>
+      <w:pPr>
+        <w:pStyle w:val="Heading3"/>
+      </w:pPr>
+      <w:r>
+        <w:t>06. Make the idea visible in your project</w:t>
+      </w:r>
+    </w:p>
+    <w:p>
+      <w:r>
+        <w:drawing>
+          <wp:inline xmlns:a="http://schemas.openxmlformats.org/drawingml/2006/main" xmlns:pic="http://schemas.openxmlformats.org/drawingml/2006/picture">
+            <wp:extent cx="5486400" cy="3681984"/>
+            <wp:docPr id="7" name="Picture 7" descr="For your Image-pattern Network Investigation, save the input, procedure, observed result and limitation of this check. Label this worked example as practice; use a different, previously unreviewed case when checking independent understanding. Draw your input, deciding step, result and limit. Supported question: Does the matching final loss mean the parameter values are equal? Point to the relevant step in the picture, then write the changed result and the rule or evidence that supports it."/>
+            <wp:cNvGraphicFramePr>
+              <a:graphicFrameLocks noChangeAspect="1"/>
+            </wp:cNvGraphicFramePr>
+            <a:graphic>
+              <a:graphicData uri="http://schemas.openxmlformats.org/drawingml/2006/picture">
+                <pic:pic>
+                  <pic:nvPicPr>
+                    <pic:cNvPr id="0" name="academy-story-ai-5-17-06.png"/>
+                    <pic:cNvPicPr/>
+                  </pic:nvPicPr>
+                  <pic:blipFill>
+                    <a:blip r:embed="rId15"/>
+                    <a:stretch>
+                      <a:fillRect/>
+                    </a:stretch>
+                  </pic:blipFill>
+                  <pic:spPr>
+                    <a:xfrm>
+                      <a:off x="0" y="0"/>
+                      <a:ext cx="5486400" cy="3681984"/>
+                    </a:xfrm>
+                    <a:prstGeom prst="rect"/>
+                  </pic:spPr>
+                </pic:pic>
+              </a:graphicData>
+            </a:graphic>
+          </wp:inline>
+        </w:drawing>
+      </w:r>
+    </w:p>
+    <w:p>
+      <w:pPr>
+        <w:spacing w:line="336" w:lineRule="auto" w:after="180"/>
+      </w:pPr>
+      <w:r>
+        <w:rPr>
+          <w:b w:val="0"/>
+        </w:rPr>
+        <w:t xml:space="preserve">For your Image-pattern Network Investigation, save the </w:t>
+      </w:r>
+      <w:r>
+        <w:rPr>
+          <w:b/>
+        </w:rPr>
+        <w:t>input</w:t>
+      </w:r>
+      <w:r>
+        <w:rPr>
+          <w:b w:val="0"/>
+        </w:rPr>
+        <w:t>, procedure, observed result and limitation of this check.</w:t>
+      </w:r>
+    </w:p>
+    <w:p>
+      <w:pPr>
+        <w:spacing w:line="336" w:lineRule="auto" w:after="180"/>
+      </w:pPr>
+      <w:r>
+        <w:rPr>
+          <w:b w:val="0"/>
+        </w:rPr>
+        <w:t xml:space="preserve">Label this worked example as practice; use a different, previously unreviewed case when checking independent understanding. Draw your </w:t>
+      </w:r>
+      <w:r>
+        <w:rPr>
+          <w:b/>
+        </w:rPr>
+        <w:t>input</w:t>
+      </w:r>
+      <w:r>
+        <w:rPr>
+          <w:b w:val="0"/>
+        </w:rPr>
+        <w:t>, deciding step, result and limit.</w:t>
+      </w:r>
+    </w:p>
+    <w:p>
+      <w:pPr>
+        <w:spacing w:line="336" w:lineRule="auto" w:after="180"/>
+      </w:pPr>
+      <w:r>
+        <w:rPr>
+          <w:b w:val="0"/>
+        </w:rPr>
+        <w:t xml:space="preserve">Supported question: Does the matching final loss mean the parameter values are equal? Point to the relevant step in the picture, then write the changed result and the rule or </w:t>
+      </w:r>
+      <w:r>
+        <w:rPr>
+          <w:b/>
+        </w:rPr>
+        <w:t>evidence</w:t>
+      </w:r>
+      <w:r>
+        <w:rPr>
+          <w:b w:val="0"/>
+        </w:rPr>
+        <w:t xml:space="preserve"> that supports it.</w:t>
+      </w:r>
+    </w:p>
+    <w:p>
+      <w:pPr>
+        <w:spacing w:line="336" w:lineRule="auto" w:after="180"/>
+        <w:shd w:fill="F5F1FB"/>
+      </w:pPr>
+      <w:r>
+        <w:rPr>
+          <w:b w:val="0"/>
+        </w:rPr>
+        <w:t xml:space="preserve">Draw your project trace and justify the deciding step using </w:t>
+      </w:r>
+      <w:r>
+        <w:rPr>
+          <w:b/>
+        </w:rPr>
+        <w:t>evidence</w:t>
+      </w:r>
+      <w:r>
+        <w:rPr>
+          <w:b w:val="0"/>
+        </w:rPr>
+        <w:t>.</w:t>
+      </w:r>
+    </w:p>
+    <w:p>
+      <w:pPr>
+        <w:pStyle w:val="Heading3"/>
+      </w:pPr>
+      <w:r>
+        <w:t>My picture explanation, deciding evidence and one limit</w:t>
       </w:r>
     </w:p>
     <w:p>

--- a/downloads/workbook/ai-5-week-17.docx
+++ b/downloads/workbook/ai-5-week-17.docx
@@ -168,6 +168,288 @@
     <w:p>
       <w:r>
         <w:t>________________________________________________________________</w:t>
+      </w:r>
+    </w:p>
+    <w:p>
+      <w:pPr>
+        <w:pStyle w:val="Heading3"/>
+      </w:pPr>
+      <w:r>
+        <w:t>Lesson reference for workbook practice</w:t>
+      </w:r>
+    </w:p>
+    <w:p>
+      <w:pPr>
+        <w:spacing w:line="336" w:lineRule="auto" w:after="180"/>
+        <w:shd w:fill="F1F6F8"/>
+      </w:pPr>
+      <w:r>
+        <w:rPr>
+          <w:b w:val="0"/>
+        </w:rPr>
+        <w:t>Use this reference for the original W1–W3 and W5 exercises. The separately named independent case supplies its own changed facts; use those facts for that attempt before feedback.</w:t>
+      </w:r>
+    </w:p>
+    <w:p>
+      <w:pPr>
+        <w:spacing w:line="336" w:lineRule="auto" w:after="180"/>
+      </w:pPr>
+      <w:r>
+        <w:rPr>
+          <w:b w:val="0"/>
+        </w:rPr>
+        <w:t xml:space="preserve">Return to h = ReLU(x), y = vh, </w:t>
+      </w:r>
+      <w:r>
+        <w:rPr>
+          <w:b/>
+        </w:rPr>
+        <w:t>training</w:t>
+      </w:r>
+      <w:r>
+        <w:rPr>
+          <w:b w:val="0"/>
+        </w:rPr>
+        <w:t xml:space="preserve"> pairs (1, 2) and (2, 4), ordinary MSE and a frozen hidden unit. Only v is trained. Keep full-data updates, learning rate 0.1 and exactly two updates. Compare initial v values 0, 1 and 3.</w:t>
+      </w:r>
+    </w:p>
+    <w:p>
+      <w:pPr>
+        <w:spacing w:line="336" w:lineRule="auto" w:after="180"/>
+      </w:pPr>
+      <w:r>
+        <w:rPr>
+          <w:b w:val="0"/>
+        </w:rPr>
+        <w:t>This experiment changes only the start.</w:t>
+      </w:r>
+    </w:p>
+    <w:p>
+      <w:pPr>
+        <w:spacing w:line="336" w:lineRule="auto" w:after="180"/>
+      </w:pPr>
+      <w:r>
+        <w:rPr>
+          <w:b w:val="0"/>
+        </w:rPr>
+        <w:t>The gradient is 5(v - 2), so each step gives new v = 0.5v + 1. Signed distance from 2 halves on every update.</w:t>
+      </w:r>
+    </w:p>
+    <w:p>
+      <w:pPr>
+        <w:spacing w:line="336" w:lineRule="auto" w:after="180"/>
+      </w:pPr>
+      <w:r>
+        <w:rPr>
+          <w:b w:val="0"/>
+        </w:rPr>
+        <w:t>Different starting distances therefore produce different losses after this finite budget, even though all three runs approach the same minimum if this exact procedure continues.</w:t>
+      </w:r>
+    </w:p>
+    <w:tbl>
+      <w:tblPr>
+        <w:tblStyle w:val="LightShading-Accent1"/>
+        <w:tblW w:type="auto" w:w="0"/>
+        <w:tblLook w:firstColumn="1" w:firstRow="1" w:lastColumn="0" w:lastRow="0" w:noHBand="0" w:noVBand="1" w:val="04A0"/>
+      </w:tblPr>
+      <w:tblGrid>
+        <w:gridCol w:w="2556"/>
+        <w:gridCol w:w="2556"/>
+        <w:gridCol w:w="2556"/>
+        <w:gridCol w:w="2556"/>
+      </w:tblGrid>
+      <w:tr>
+        <w:trPr>
+          <w:tblHeader/>
+        </w:trPr>
+        <w:tc>
+          <w:tcPr>
+            <w:tcW w:type="dxa" w:w="2556"/>
+          </w:tcPr>
+          <w:p>
+            <w:r>
+              <w:t>Initial v</w:t>
+            </w:r>
+          </w:p>
+        </w:tc>
+        <w:tc>
+          <w:tcPr>
+            <w:tcW w:type="dxa" w:w="2556"/>
+          </w:tcPr>
+          <w:p>
+            <w:r>
+              <w:t>After one update</w:t>
+            </w:r>
+          </w:p>
+        </w:tc>
+        <w:tc>
+          <w:tcPr>
+            <w:tcW w:type="dxa" w:w="2556"/>
+          </w:tcPr>
+          <w:p>
+            <w:r>
+              <w:t>After two updates</w:t>
+            </w:r>
+          </w:p>
+        </w:tc>
+        <w:tc>
+          <w:tcPr>
+            <w:tcW w:type="dxa" w:w="2556"/>
+          </w:tcPr>
+          <w:p>
+            <w:r>
+              <w:t>Final training MSE</w:t>
+            </w:r>
+          </w:p>
+        </w:tc>
+      </w:tr>
+      <w:tr>
+        <w:tc>
+          <w:tcPr>
+            <w:tcW w:type="dxa" w:w="2556"/>
+          </w:tcPr>
+          <w:p>
+            <w:r>
+              <w:t>0</w:t>
+            </w:r>
+          </w:p>
+        </w:tc>
+        <w:tc>
+          <w:tcPr>
+            <w:tcW w:type="dxa" w:w="2556"/>
+          </w:tcPr>
+          <w:p>
+            <w:r>
+              <w:t>1</w:t>
+            </w:r>
+          </w:p>
+        </w:tc>
+        <w:tc>
+          <w:tcPr>
+            <w:tcW w:type="dxa" w:w="2556"/>
+          </w:tcPr>
+          <w:p>
+            <w:r>
+              <w:t>1.5</w:t>
+            </w:r>
+          </w:p>
+        </w:tc>
+        <w:tc>
+          <w:tcPr>
+            <w:tcW w:type="dxa" w:w="2556"/>
+          </w:tcPr>
+          <w:p>
+            <w:r>
+              <w:t>0.625</w:t>
+            </w:r>
+          </w:p>
+        </w:tc>
+      </w:tr>
+      <w:tr>
+        <w:tc>
+          <w:tcPr>
+            <w:tcW w:type="dxa" w:w="2556"/>
+          </w:tcPr>
+          <w:p>
+            <w:r>
+              <w:t>1</w:t>
+            </w:r>
+          </w:p>
+        </w:tc>
+        <w:tc>
+          <w:tcPr>
+            <w:tcW w:type="dxa" w:w="2556"/>
+          </w:tcPr>
+          <w:p>
+            <w:r>
+              <w:t>1.5</w:t>
+            </w:r>
+          </w:p>
+        </w:tc>
+        <w:tc>
+          <w:tcPr>
+            <w:tcW w:type="dxa" w:w="2556"/>
+          </w:tcPr>
+          <w:p>
+            <w:r>
+              <w:t>1.75</w:t>
+            </w:r>
+          </w:p>
+        </w:tc>
+        <w:tc>
+          <w:tcPr>
+            <w:tcW w:type="dxa" w:w="2556"/>
+          </w:tcPr>
+          <w:p>
+            <w:r>
+              <w:t>0.15625</w:t>
+            </w:r>
+          </w:p>
+        </w:tc>
+      </w:tr>
+      <w:tr>
+        <w:tc>
+          <w:tcPr>
+            <w:tcW w:type="dxa" w:w="2556"/>
+          </w:tcPr>
+          <w:p>
+            <w:r>
+              <w:t>3</w:t>
+            </w:r>
+          </w:p>
+        </w:tc>
+        <w:tc>
+          <w:tcPr>
+            <w:tcW w:type="dxa" w:w="2556"/>
+          </w:tcPr>
+          <w:p>
+            <w:r>
+              <w:t>2.5</w:t>
+            </w:r>
+          </w:p>
+        </w:tc>
+        <w:tc>
+          <w:tcPr>
+            <w:tcW w:type="dxa" w:w="2556"/>
+          </w:tcPr>
+          <w:p>
+            <w:r>
+              <w:t>2.25</w:t>
+            </w:r>
+          </w:p>
+        </w:tc>
+        <w:tc>
+          <w:tcPr>
+            <w:tcW w:type="dxa" w:w="2556"/>
+          </w:tcPr>
+          <w:p>
+            <w:r>
+              <w:t>0.15625</w:t>
+            </w:r>
+          </w:p>
+        </w:tc>
+      </w:tr>
+    </w:tbl>
+    <w:p>
+      <w:pPr>
+        <w:spacing w:line="336" w:lineRule="auto" w:after="180"/>
+      </w:pPr>
+      <w:r>
+        <w:rPr>
+          <w:b w:val="0"/>
+        </w:rPr>
+        <w:t>The equal losses for starts 1 and 3 arise because they are equally distant from 2. They do not have equal final parameters.</w:t>
+      </w:r>
+    </w:p>
+    <w:p>
+      <w:pPr>
+        <w:spacing w:line="336" w:lineRule="auto" w:after="180"/>
+      </w:pPr>
+      <w:r>
+        <w:rPr>
+          <w:b w:val="0"/>
+        </w:rPr>
+        <w:t>This simple convex example does not show the multiple solutions or inactive units that can occur in larger networks.</w:t>
       </w:r>
     </w:p>
     <w:p>
@@ -1200,7 +1482,7 @@
         <w:rPr>
           <w:b w:val="0"/>
         </w:rPr>
-        <w:t>LossJ(a)=(a-2)²; gradient 2(a-2); rate 0.25; two updates. Restart from a = 0 and separately a = 4.</w:t>
+        <w:t>Loss J(a)=(a-2)²; gradient 2(a-2); rate 0.25; two updates. Restart from a = 0 and separately a = 4.</w:t>
       </w:r>
     </w:p>
     <w:p>
@@ -1897,7 +2179,7 @@
         <w:rPr>
           <w:b w:val="0"/>
         </w:rPr>
-        <w:t>3. It again reaches1 then 1.5 in this deterministic toy calculation.</w:t>
+        <w:t>3. It again reaches 1 then 1.5 in this deterministic toy calculation.</w:t>
       </w:r>
     </w:p>
     <w:p>
@@ -1970,7 +2252,7 @@
         <w:rPr>
           <w:b w:val="0"/>
         </w:rPr>
-        <w:t>After your attempt, compare with the supported explanation: It again reaches1 then 1.5 in this deterministic toy calculation. Identical initial state and update rules determine the same arithmetic trace.</w:t>
+        <w:t>After your attempt, compare with the supported explanation: It again reaches 1 then 1.5 in this deterministic toy calculation. Identical initial state and update rules determine the same arithmetic trace.</w:t>
       </w:r>
     </w:p>
     <w:p>
@@ -2262,7 +2544,7 @@
         <w:drawing>
           <wp:inline xmlns:a="http://schemas.openxmlformats.org/drawingml/2006/main" xmlns:pic="http://schemas.openxmlformats.org/drawingml/2006/picture">
             <wp:extent cx="5486400" cy="3142488"/>
-            <wp:docPr id="2" name="Picture 2" descr="Reproduce two training traces by saving their distinct initial values. Supplied facts: LossJ(a)=(a-2)²; gradient 2(a-2); rate 0.25; two updates. Restart from a = 0 and separately a = 4. All inputs and outcomes in this worked example are invented classroom data; no real model run is claimed."/>
+            <wp:docPr id="2" name="Picture 2" descr="Reproduce two training traces by saving their distinct initial values. Supplied facts: Loss J(a)=(a-2)²; gradient 2(a-2); rate 0.25; two updates. Restart from a = 0 and separately a = 4. All inputs and outcomes in this worked example are invented classroom data; no real model run is claimed."/>
             <wp:cNvGraphicFramePr>
               <a:graphicFrameLocks noChangeAspect="1"/>
             </wp:cNvGraphicFramePr>
@@ -2313,7 +2595,7 @@
         <w:rPr>
           <w:b w:val="0"/>
         </w:rPr>
-        <w:t xml:space="preserve"> traces by saving their distinct initial values. Supplied facts: LossJ(a)=(a-2)²; gradient 2(a-2); rate 0.25; two updates. Restart from a = 0 and separately a = 4.</w:t>
+        <w:t xml:space="preserve"> traces by saving their distinct initial values. Supplied facts: Loss J(a)=(a-2)²; gradient 2(a-2); rate 0.25; two updates. Restart from a = 0 and separately a = 4.</w:t>
       </w:r>
     </w:p>
     <w:p>
@@ -2594,7 +2876,7 @@
         <w:drawing>
           <wp:inline xmlns:a="http://schemas.openxmlformats.org/drawingml/2006/main" xmlns:pic="http://schemas.openxmlformats.org/drawingml/2006/picture">
             <wp:extent cx="5486400" cy="3041904"/>
-            <wp:docPr id="5" name="Picture 5" descr="Original case: Save initial values, rate, objective and update count; the same final loss hides different parameter paths. Changed condition: Repeat the a = 0 run with identical arithmetic and settings. Expected result: It again reaches1 then 1.5 in this deterministic toy calculation. Reason: Identical initial state and update rules determine the same arithmetic trace."/>
+            <wp:docPr id="5" name="Picture 5" descr="Original case: Save initial values, rate, objective and update count; the same final loss hides different parameter paths. Changed condition: Repeat the a = 0 run with identical arithmetic and settings. Expected result: It again reaches 1 then 1.5 in this deterministic toy calculation. Reason: Identical initial state and update rules determine the same arithmetic trace."/>
             <wp:cNvGraphicFramePr>
               <a:graphicFrameLocks noChangeAspect="1"/>
             </wp:cNvGraphicFramePr>
@@ -2644,7 +2926,7 @@
         <w:rPr>
           <w:b w:val="0"/>
         </w:rPr>
-        <w:t>Expected result: It again reaches1 then 1.5 in this deterministic toy calculation. Reason: Identical initial state and update rules determine the same arithmetic trace.</w:t>
+        <w:t>Expected result: It again reaches 1 then 1.5 in this deterministic toy calculation. Reason: Identical initial state and update rules determine the same arithmetic trace.</w:t>
       </w:r>
     </w:p>
     <w:p>

--- a/downloads/workbook/ai-5-week-17.docx
+++ b/downloads/workbook/ai-5-week-17.docx
@@ -25,22 +25,45 @@
         <w:pStyle w:val="Heading1"/>
       </w:pPr>
       <w:r>
-        <w:t>01. Recall and choose your starting point</w:t>
-      </w:r>
-    </w:p>
-    <w:p>
-      <w:r>
-        <w:t>Record your starting explanation for Initialisation and reproducibility before opening notes. Show any later correction separately.</w:t>
-      </w:r>
-    </w:p>
-    <w:p>
-      <w:pPr>
-        <w:spacing w:line="336" w:lineRule="auto" w:after="180"/>
-      </w:pPr>
-      <w:r>
-        <w:rPr>
-          <w:b w:val="0"/>
-        </w:rPr>
+        <w:t>One readable initialization and replay record.</w:t>
+      </w:r>
+    </w:p>
+    <w:p>
+      <w:r>
+        <w:t>Trace starts,explain symmetry and preserve actual values plus full experimental settings.</w:t>
+      </w:r>
+    </w:p>
+    <w:p>
+      <w:r>
+        <w:t>W1–W3/W5 → selected new start comparison → project replay ledger → changed-case return.</w:t>
+      </w:r>
+    </w:p>
+    <w:p>
+      <w:pPr>
+        <w:pStyle w:val="Heading1"/>
+      </w:pPr>
+      <w:r>
+        <w:t>01. Recall · Retrieve before notes</w:t>
+      </w:r>
+    </w:p>
+    <w:p>
+      <w:r>
+        <w:t>Keep this task’s inputs,rule and response together.</w:t>
+      </w:r>
+    </w:p>
+    <w:p>
+      <w:pPr>
+        <w:pStyle w:val="Heading2"/>
+      </w:pPr>
+      <w:r>
+        <w:t>Complete task and evidence</w:t>
+      </w:r>
+    </w:p>
+    <w:p>
+      <w:pPr>
+        <w:pStyle w:val="ListBullet"/>
+      </w:pPr>
+      <w:r>
         <w:t>Try the recall before opening notes. Then use a different colour or a labelled second line to correct your explanation.</w:t>
       </w:r>
     </w:p>
@@ -54,12 +77,9 @@
     </w:p>
     <w:p>
       <w:pPr>
-        <w:spacing w:line="336" w:lineRule="auto" w:after="180"/>
-      </w:pPr>
-      <w:r>
-        <w:rPr>
-          <w:b w:val="0"/>
-        </w:rPr>
+        <w:pStyle w:val="ListBullet"/>
+      </w:pPr>
+      <w:r>
         <w:t>Without opening the old lesson, explain one key idea from Regularisation and early stopping. Give an example and a mistake that the idea helps you avoid.</w:t>
       </w:r>
     </w:p>
@@ -96,12 +116,9 @@
     </w:p>
     <w:p>
       <w:pPr>
-        <w:spacing w:line="336" w:lineRule="auto" w:after="180"/>
-      </w:pPr>
-      <w:r>
-        <w:rPr>
-          <w:b w:val="0"/>
-        </w:rPr>
+        <w:pStyle w:val="ListBullet"/>
+      </w:pPr>
+      <w:r>
         <w:t>Without opening the old lesson, explain one key idea from Learning rate experiments. Give an example and a mistake that the idea helps you avoid.</w:t>
       </w:r>
     </w:p>
@@ -138,12 +155,9 @@
     </w:p>
     <w:p>
       <w:pPr>
-        <w:spacing w:line="336" w:lineRule="auto" w:after="180"/>
-      </w:pPr>
-      <w:r>
-        <w:rPr>
-          <w:b w:val="0"/>
-        </w:rPr>
+        <w:pStyle w:val="ListBullet"/>
+      </w:pPr>
+      <w:r>
         <w:t>Without opening the old lesson, explain one key idea from Updating parameters. Give an example and a mistake that the idea helps you avoid.</w:t>
       </w:r>
     </w:p>
@@ -180,70 +194,26 @@
     </w:p>
     <w:p>
       <w:pPr>
-        <w:spacing w:line="336" w:lineRule="auto" w:after="180"/>
-        <w:shd w:fill="F1F6F8"/>
-      </w:pPr>
-      <w:r>
-        <w:rPr>
-          <w:b w:val="0"/>
-        </w:rPr>
+        <w:pStyle w:val="ListBullet"/>
+      </w:pPr>
+      <w:r>
         <w:t>Use this reference for the original W1–W3 and W5 exercises. The separately named independent case supplies its own changed facts; use those facts for that attempt before feedback.</w:t>
       </w:r>
     </w:p>
     <w:p>
       <w:pPr>
-        <w:spacing w:line="336" w:lineRule="auto" w:after="180"/>
-      </w:pPr>
-      <w:r>
-        <w:rPr>
-          <w:b w:val="0"/>
-        </w:rPr>
-        <w:t xml:space="preserve">Return to h = ReLU(x), y = vh, </w:t>
-      </w:r>
-      <w:r>
-        <w:rPr>
-          <w:b/>
-        </w:rPr>
-        <w:t>training</w:t>
-      </w:r>
-      <w:r>
-        <w:rPr>
-          <w:b w:val="0"/>
-        </w:rPr>
-        <w:t xml:space="preserve"> pairs (1, 2) and (2, 4), ordinary MSE and a frozen hidden unit. Only v is trained. Keep full-data updates, learning rate 0.1 and exactly two updates. Compare initial v values 0, 1 and 3.</w:t>
-      </w:r>
-    </w:p>
-    <w:p>
-      <w:pPr>
-        <w:spacing w:line="336" w:lineRule="auto" w:after="180"/>
-      </w:pPr>
-      <w:r>
-        <w:rPr>
-          <w:b w:val="0"/>
-        </w:rPr>
-        <w:t>This experiment changes only the start.</w:t>
-      </w:r>
-    </w:p>
-    <w:p>
-      <w:pPr>
-        <w:spacing w:line="336" w:lineRule="auto" w:after="180"/>
-      </w:pPr>
-      <w:r>
-        <w:rPr>
-          <w:b w:val="0"/>
-        </w:rPr>
-        <w:t>The gradient is 5(v - 2), so each step gives new v = 0.5v + 1. Signed distance from 2 halves on every update.</w:t>
-      </w:r>
-    </w:p>
-    <w:p>
-      <w:pPr>
-        <w:spacing w:line="336" w:lineRule="auto" w:after="180"/>
-      </w:pPr>
-      <w:r>
-        <w:rPr>
-          <w:b w:val="0"/>
-        </w:rPr>
-        <w:t>Different starting distances therefore produce different losses after this finite budget, even though all three runs approach the same minimum if this exact procedure continues.</w:t>
+        <w:pStyle w:val="ListBullet"/>
+      </w:pPr>
+      <w:r>
+        <w:t>Return to h = ReLU(x), y = vh, training pairs (1, 2) and (2, 4), ordinary MSE and a frozen hidden unit. Only v is trained. Keep full-data updates, learning rate 0.1 and exactly two updates. Compare initial v values 0, 1 and 3. This experiment changes only the start.</w:t>
+      </w:r>
+    </w:p>
+    <w:p>
+      <w:pPr>
+        <w:pStyle w:val="ListBullet"/>
+      </w:pPr>
+      <w:r>
+        <w:t>The gradient is 5(v - 2), so each step gives new v = 0.5v + 1. Signed distance from 2 halves on every update. Different starting distances therefore produce different losses after this finite budget, even though all three runs approach the same minimum if this exact procedure continues.</w:t>
       </w:r>
     </w:p>
     <w:tbl>
@@ -432,24 +402,10 @@
     </w:tbl>
     <w:p>
       <w:pPr>
-        <w:spacing w:line="336" w:lineRule="auto" w:after="180"/>
-      </w:pPr>
-      <w:r>
-        <w:rPr>
-          <w:b w:val="0"/>
-        </w:rPr>
-        <w:t>The equal losses for starts 1 and 3 arise because they are equally distant from 2. They do not have equal final parameters.</w:t>
-      </w:r>
-    </w:p>
-    <w:p>
-      <w:pPr>
-        <w:spacing w:line="336" w:lineRule="auto" w:after="180"/>
-      </w:pPr>
-      <w:r>
-        <w:rPr>
-          <w:b w:val="0"/>
-        </w:rPr>
-        <w:t>This simple convex example does not show the multiple solutions or inactive units that can occur in larger networks.</w:t>
+        <w:pStyle w:val="ListBullet"/>
+      </w:pPr>
+      <w:r>
+        <w:t>The equal losses for starts 1 and 3 arise because they are equally distant from 2. They do not have equal final parameters. This simple convex example does not show the multiple solutions or inactive units that can occur in larger networks.</w:t>
       </w:r>
     </w:p>
     <w:p>
@@ -457,135 +413,44 @@
         <w:pStyle w:val="Heading1"/>
       </w:pPr>
       <w:r>
-        <w:t>02. Practise with fading help</w:t>
-      </w:r>
-    </w:p>
-    <w:p>
-      <w:r>
-        <w:t>Complete the supported Initialisation and reproducibility trace and record the first step you can explain without help.</w:t>
-      </w:r>
-    </w:p>
-    <w:p>
-      <w:pPr>
-        <w:spacing w:line="336" w:lineRule="auto" w:after="180"/>
-      </w:pPr>
-      <w:r>
-        <w:rPr>
-          <w:b w:val="0"/>
-        </w:rPr>
-        <w:t xml:space="preserve">Use W2: Distinguish equality of loss and parameters for </w:t>
-      </w:r>
-      <w:r>
-        <w:rPr>
-          <w:b/>
-        </w:rPr>
-        <w:t>Initialisation</w:t>
-      </w:r>
-      <w:r>
-        <w:rPr>
-          <w:b w:val="0"/>
-        </w:rPr>
-        <w:t xml:space="preserve"> and reproducibility. Record the answer once; the lesson and workbook refer to the same attempt.</w:t>
-      </w:r>
-    </w:p>
-    <w:tbl>
-      <w:tblPr>
-        <w:tblStyle w:val="LightShading-Accent1"/>
-        <w:tblW w:type="auto" w:w="0"/>
-        <w:tblLook w:firstColumn="1" w:firstRow="1" w:lastColumn="0" w:lastRow="0" w:noHBand="0" w:noVBand="1" w:val="04A0"/>
-      </w:tblPr>
-      <w:tblGrid>
-        <w:gridCol w:w="2556"/>
-        <w:gridCol w:w="2556"/>
-        <w:gridCol w:w="2556"/>
-        <w:gridCol w:w="2556"/>
-      </w:tblGrid>
-      <w:tr>
-        <w:trPr>
-          <w:tblHeader/>
-        </w:trPr>
-        <w:tc>
-          <w:tcPr>
-            <w:tcW w:type="dxa" w:w="2556"/>
-          </w:tcPr>
-          <w:p>
-            <w:r>
-              <w:t>Given inputs</w:t>
-            </w:r>
-          </w:p>
-        </w:tc>
-        <w:tc>
-          <w:tcPr>
-            <w:tcW w:type="dxa" w:w="2556"/>
-          </w:tcPr>
-          <w:p>
-            <w:r>
-              <w:t>Procedure I chose</w:t>
-            </w:r>
-          </w:p>
-        </w:tc>
-        <w:tc>
-          <w:tcPr>
-            <w:tcW w:type="dxa" w:w="2556"/>
-          </w:tcPr>
-          <w:p>
-            <w:r>
-              <w:t>Middle steps</w:t>
-            </w:r>
-          </w:p>
-        </w:tc>
-        <w:tc>
-          <w:tcPr>
-            <w:tcW w:type="dxa" w:w="2556"/>
-          </w:tcPr>
-          <w:p>
-            <w:r>
-              <w:t>Result and check</w:t>
-            </w:r>
-          </w:p>
-        </w:tc>
-      </w:tr>
-      <w:tr>
-        <w:tc>
-          <w:tcPr>
-            <w:tcW w:type="dxa" w:w="2556"/>
-          </w:tcPr>
-          <w:p>
-            <w:r/>
-          </w:p>
-        </w:tc>
-        <w:tc>
-          <w:tcPr>
-            <w:tcW w:type="dxa" w:w="2556"/>
-          </w:tcPr>
-          <w:p>
-            <w:r/>
-          </w:p>
-        </w:tc>
-        <w:tc>
-          <w:tcPr>
-            <w:tcW w:type="dxa" w:w="2556"/>
-          </w:tcPr>
-          <w:p>
-            <w:r/>
-          </w:p>
-        </w:tc>
-        <w:tc>
-          <w:tcPr>
-            <w:tcW w:type="dxa" w:w="2556"/>
-          </w:tcPr>
-          <w:p>
-            <w:r/>
-          </w:p>
-        </w:tc>
-      </w:tr>
-    </w:tbl>
+        <w:t>05. W1 · Explain the current example</w:t>
+      </w:r>
+    </w:p>
+    <w:p>
+      <w:r>
+        <w:t>Keep this task’s inputs,rule and response together.</w:t>
+      </w:r>
+    </w:p>
+    <w:p>
+      <w:pPr>
+        <w:pStyle w:val="Heading2"/>
+      </w:pPr>
+      <w:r>
+        <w:t>Complete task and evidence</w:t>
+      </w:r>
+    </w:p>
+    <w:p>
+      <w:pPr>
+        <w:pStyle w:val="ListBullet"/>
+      </w:pPr>
+      <w:r>
+        <w:t>Main onlyvtrained, hReLU(x), pairs(1, 2)/(2, 4), MSE 2.5(v−2)², rate.1, two updates; start 0 path0/1/1.5 loss.625, start 1 path1/1.5/1.75 loss.15625, start 3 path3/2.5/2.25 loss.15625. Random(seed 17)fouruniformdrawsare separate, not usedin those scalar runs. Samecallsrepeatwithinsetup; anextrauniformpreviewshiftsassignment. Separate pictured(a−2)², rate.25, start 0→1→1.5/start 4→3→2.5, bothloss.25. Symmetryy=aReLU(ux)+bReLU(vx), x1, t1, params[u, v, a, b]all 1, gradientsall 2, rate.1→all.8, y1.28, loss.0784. Allzerogradients0 underdeclaredcornerconvention. Save actual initial values/order and complete protocol, not seed alone.</w:t>
+      </w:r>
+    </w:p>
+    <w:p>
+      <w:pPr>
+        <w:pStyle w:val="ListBullet"/>
+      </w:pPr>
+      <w:r>
+        <w:t>For the scalar lesson model, start v = -2 and apply two updates at rate 0.1. Give all three v values and the final training MSE.</w:t>
+      </w:r>
+    </w:p>
     <w:p>
       <w:pPr>
         <w:pStyle w:val="Heading3"/>
       </w:pPr>
       <w:r>
-        <w:t>The step I completed without help, and the hint I needed</w:t>
+        <w:t>My reasoning and evidence</w:t>
       </w:r>
     </w:p>
     <w:p>
@@ -604,62 +469,55 @@
       </w:r>
     </w:p>
     <w:p>
+      <w:r>
+        <w:t>________________________________________________________________</w:t>
+      </w:r>
+    </w:p>
+    <w:p>
+      <w:r>
+        <w:t>________________________________________________________________</w:t>
+      </w:r>
+    </w:p>
+    <w:p>
+      <w:r>
+        <w:t>________________________________________________________________</w:t>
+      </w:r>
+    </w:p>
+    <w:p>
       <w:pPr>
         <w:pStyle w:val="Heading1"/>
       </w:pPr>
       <w:r>
-        <w:t>03. Individual reasoning check</w:t>
-      </w:r>
-    </w:p>
-    <w:p>
-      <w:r>
-        <w:t>Check the proposed Initialisation and reproducibility explanation against the supplied facts before discussing it.</w:t>
-      </w:r>
-    </w:p>
-    <w:p>
-      <w:pPr>
-        <w:spacing w:line="336" w:lineRule="auto" w:after="180"/>
-      </w:pPr>
-      <w:r>
-        <w:rPr>
-          <w:b w:val="0"/>
-        </w:rPr>
-        <w:t xml:space="preserve">Use the worked case for </w:t>
-      </w:r>
-      <w:r>
-        <w:rPr>
-          <w:b/>
-        </w:rPr>
-        <w:t>Initialisation</w:t>
-      </w:r>
-      <w:r>
-        <w:rPr>
-          <w:b w:val="0"/>
-        </w:rPr>
-        <w:t xml:space="preserve"> and reproducibility. Proposed explanation: “The same </w:t>
-      </w:r>
-      <w:r>
-        <w:rPr>
-          <w:b/>
-        </w:rPr>
-        <w:t>seed</w:t>
-      </w:r>
-      <w:r>
-        <w:rPr>
-          <w:b w:val="0"/>
-        </w:rPr>
-        <w:t xml:space="preserve"> specifies the entire experiment”. Decide whether this explanation is supported.</w:t>
-      </w:r>
-    </w:p>
-    <w:p>
-      <w:pPr>
-        <w:spacing w:line="336" w:lineRule="auto" w:after="180"/>
-      </w:pPr>
-      <w:r>
-        <w:rPr>
-          <w:b w:val="0"/>
-        </w:rPr>
-        <w:t>Point to the step or supplied fact that decides; explain your repair if needed.</w:t>
+        <w:t>06. W2 · Trace the calculation</w:t>
+      </w:r>
+    </w:p>
+    <w:p>
+      <w:r>
+        <w:t>Keep this task’s inputs,rule and response together.</w:t>
+      </w:r>
+    </w:p>
+    <w:p>
+      <w:pPr>
+        <w:pStyle w:val="Heading2"/>
+      </w:pPr>
+      <w:r>
+        <w:t>Complete task and evidence</w:t>
+      </w:r>
+    </w:p>
+    <w:p>
+      <w:pPr>
+        <w:pStyle w:val="ListBullet"/>
+      </w:pPr>
+      <w:r>
+        <w:t>Main onlyvtrained, hReLU(x), pairs(1, 2)/(2, 4), MSE 2.5(v−2)², rate.1, two updates; start 0 path0/1/1.5 loss.625, start 1 path1/1.5/1.75 loss.15625, start 3 path3/2.5/2.25 loss.15625. Random(seed 17)fouruniformdrawsare separate, not usedin those scalar runs. Samecallsrepeatwithinsetup; anextrauniformpreviewshiftsassignment. Separate pictured(a−2)², rate.25, start 0→1→1.5/start 4→3→2.5, bothloss.25. Symmetryy=aReLU(ux)+bReLU(vx), x1, t1, params[u, v, a, b]all 1, gradientsall 2, rate.1→all.8, y1.28, loss.0784. Allzerogradients0 underdeclaredcornerconvention. Save actual initial values/order and complete protocol, not seed alone.</w:t>
+      </w:r>
+    </w:p>
+    <w:p>
+      <w:pPr>
+        <w:pStyle w:val="ListBullet"/>
+      </w:pPr>
+      <w:r>
+        <w:t>The lesson runs starting at 1 and 3 finish with the same training MSE. Give their final v values and explain the equality without calling the models identical.</w:t>
       </w:r>
     </w:p>
     <w:p>
@@ -667,7 +525,7 @@
         <w:pStyle w:val="Heading3"/>
       </w:pPr>
       <w:r>
-        <w:t>My explanation before partner discussion</w:t>
+        <w:t>My reasoning and evidence</w:t>
       </w:r>
     </w:p>
     <w:p>
@@ -691,16 +549,50 @@
       </w:r>
     </w:p>
     <w:p>
+      <w:r>
+        <w:t>________________________________________________________________</w:t>
+      </w:r>
+    </w:p>
+    <w:p>
+      <w:r>
+        <w:t>________________________________________________________________</w:t>
+      </w:r>
+    </w:p>
+    <w:p>
       <w:pPr>
         <w:pStyle w:val="Heading1"/>
       </w:pPr>
       <w:r>
-        <w:t>04. Independent transfer case</w:t>
-      </w:r>
-    </w:p>
-    <w:p>
-      <w:r>
-        <w:t>Write one first attempt at the reserved independent case before feedback. Repeated copies of that case refer to the same recorded attempt.</w:t>
+        <w:t>07. W3 · Repair a misconception</w:t>
+      </w:r>
+    </w:p>
+    <w:p>
+      <w:r>
+        <w:t>Keep this task’s inputs,rule and response together.</w:t>
+      </w:r>
+    </w:p>
+    <w:p>
+      <w:pPr>
+        <w:pStyle w:val="Heading2"/>
+      </w:pPr>
+      <w:r>
+        <w:t>Complete task and evidence</w:t>
+      </w:r>
+    </w:p>
+    <w:p>
+      <w:pPr>
+        <w:pStyle w:val="ListBullet"/>
+      </w:pPr>
+      <w:r>
+        <w:t>Main onlyvtrained, hReLU(x), pairs(1, 2)/(2, 4), MSE 2.5(v−2)², rate.1, two updates; start 0 path0/1/1.5 loss.625, start 1 path1/1.5/1.75 loss.15625, start 3 path3/2.5/2.25 loss.15625. Random(seed 17)fouruniformdrawsare separate, not usedin those scalar runs. Samecallsrepeatwithinsetup; anextrauniformpreviewshiftsassignment. Separate pictured(a−2)², rate.25, start 0→1→1.5/start 4→3→2.5, bothloss.25. Symmetryy=aReLU(ux)+bReLU(vx), x1, t1, params[u, v, a, b]all 1, gradientsall 2, rate.1→all.8, y1.28, loss.0784. Allzerogradients0 underdeclaredcornerconvention. Save actual initial values/order and complete protocol, not seed alone.</w:t>
+      </w:r>
+    </w:p>
+    <w:p>
+      <w:pPr>
+        <w:pStyle w:val="ListBullet"/>
+      </w:pPr>
+      <w:r>
+        <w:t>Both runs use the same seed and generator. Run A assigns the first four draws to its weights. Run B draws a preview number first, then assigns the next four. Must the initial weight arrays match? What should be saved?</w:t>
       </w:r>
     </w:p>
     <w:p>
@@ -708,17 +600,148 @@
         <w:pStyle w:val="Heading3"/>
       </w:pPr>
       <w:r>
+        <w:t>My reasoning and evidence</w:t>
+      </w:r>
+    </w:p>
+    <w:p>
+      <w:r>
+        <w:t>________________________________________________________________</w:t>
+      </w:r>
+    </w:p>
+    <w:p>
+      <w:r>
+        <w:t>________________________________________________________________</w:t>
+      </w:r>
+    </w:p>
+    <w:p>
+      <w:r>
+        <w:t>________________________________________________________________</w:t>
+      </w:r>
+    </w:p>
+    <w:p>
+      <w:r>
+        <w:t>________________________________________________________________</w:t>
+      </w:r>
+    </w:p>
+    <w:p>
+      <w:r>
+        <w:t>________________________________________________________________</w:t>
+      </w:r>
+    </w:p>
+    <w:p>
+      <w:r>
+        <w:t>________________________________________________________________</w:t>
+      </w:r>
+    </w:p>
+    <w:p>
+      <w:pPr>
+        <w:pStyle w:val="Heading1"/>
+      </w:pPr>
+      <w:r>
+        <w:t>09. W5 · Explain the limitation</w:t>
+      </w:r>
+    </w:p>
+    <w:p>
+      <w:r>
+        <w:t>Keep this task’s inputs,rule and response together.</w:t>
+      </w:r>
+    </w:p>
+    <w:p>
+      <w:pPr>
+        <w:pStyle w:val="Heading2"/>
+      </w:pPr>
+      <w:r>
+        <w:t>Complete task and evidence</w:t>
+      </w:r>
+    </w:p>
+    <w:p>
+      <w:pPr>
+        <w:pStyle w:val="ListBullet"/>
+      </w:pPr>
+      <w:r>
+        <w:t>Main onlyvtrained, hReLU(x), pairs(1, 2)/(2, 4), MSE 2.5(v−2)², rate.1, two updates; start 0 path0/1/1.5 loss.625, start 1 path1/1.5/1.75 loss.15625, start 3 path3/2.5/2.25 loss.15625. Random(seed 17)fouruniformdrawsare separate, not usedin those scalar runs. Samecallsrepeatwithinsetup; anextrauniformpreviewshiftsassignment. Separate pictured(a−2)², rate.25, start 0→1→1.5/start 4→3→2.5, bothloss.25. Symmetryy=aReLU(ux)+bReLU(vx), x1, t1, params[u, v, a, b]all 1, gradientsall 2, rate.1→all.8, y1.28, loss.0784. Allzerogradients0 underdeclaredcornerconvention. Save actual initial values/order and complete protocol, not seed alone.</w:t>
+      </w:r>
+    </w:p>
+    <w:p>
+      <w:pPr>
+        <w:pStyle w:val="ListBullet"/>
+      </w:pPr>
+      <w:r>
+        <w:t>A forward-pass program returns the same wrong answer every run with a fixed seed. Has repeatability verified the implementation? Name two stronger checks.</w:t>
+      </w:r>
+    </w:p>
+    <w:p>
+      <w:pPr>
+        <w:pStyle w:val="Heading3"/>
+      </w:pPr>
+      <w:r>
+        <w:t>My reasoning and evidence</w:t>
+      </w:r>
+    </w:p>
+    <w:p>
+      <w:r>
+        <w:t>________________________________________________________________</w:t>
+      </w:r>
+    </w:p>
+    <w:p>
+      <w:r>
+        <w:t>________________________________________________________________</w:t>
+      </w:r>
+    </w:p>
+    <w:p>
+      <w:r>
+        <w:t>________________________________________________________________</w:t>
+      </w:r>
+    </w:p>
+    <w:p>
+      <w:r>
+        <w:t>________________________________________________________________</w:t>
+      </w:r>
+    </w:p>
+    <w:p>
+      <w:r>
+        <w:t>________________________________________________________________</w:t>
+      </w:r>
+    </w:p>
+    <w:p>
+      <w:r>
+        <w:t>________________________________________________________________</w:t>
+      </w:r>
+    </w:p>
+    <w:p>
+      <w:pPr>
+        <w:pStyle w:val="Heading1"/>
+      </w:pPr>
+      <w:r>
+        <w:t>04. Try alone · Selected transfer</w:t>
+      </w:r>
+    </w:p>
+    <w:p>
+      <w:r>
+        <w:t>Keep this task’s inputs,rule and response together.</w:t>
+      </w:r>
+    </w:p>
+    <w:p>
+      <w:pPr>
+        <w:pStyle w:val="Heading2"/>
+      </w:pPr>
+      <w:r>
+        <w:t>Complete task and evidence</w:t>
+      </w:r>
+    </w:p>
+    <w:p>
+      <w:pPr>
+        <w:pStyle w:val="Heading3"/>
+      </w:pPr>
+      <w:r>
         <w:t>Independent case: Transfer the starting-value experiment independently</w:t>
       </w:r>
     </w:p>
     <w:p>
       <w:pPr>
-        <w:spacing w:line="336" w:lineRule="auto" w:after="180"/>
-      </w:pPr>
-      <w:r>
-        <w:rPr>
-          <w:b w:val="0"/>
-        </w:rPr>
+        <w:pStyle w:val="ListBullet"/>
+      </w:pPr>
+      <w:r>
         <w:t>Use J(a) = (a - 3) squared, gradient 2(a - 3), rate 0.25 and two updates. Restart from a = 1, then restart from a = 5. Calculate both traces and final losses. Explain what can be concluded about these two runs.</w:t>
       </w:r>
     </w:p>
@@ -767,12 +790,9 @@
     </w:p>
     <w:p>
       <w:pPr>
-        <w:spacing w:line="336" w:lineRule="auto" w:after="180"/>
-      </w:pPr>
-      <w:r>
-        <w:rPr>
-          <w:b w:val="0"/>
-        </w:rPr>
+        <w:pStyle w:val="ListBullet"/>
+      </w:pPr>
+      <w:r>
         <w:t>Attempt this case before feedback. Record any help. Earlier examples below are further practice; a case already practised with feedback cannot establish fresh transfer.</w:t>
       </w:r>
     </w:p>
@@ -781,35 +801,28 @@
         <w:pStyle w:val="Heading1"/>
       </w:pPr>
       <w:r>
-        <w:t>05. W1 Trace a fresh starting value</w:t>
-      </w:r>
-    </w:p>
-    <w:p>
-      <w:r>
-        <w:t>Trace a fresh starting value. Apply the supplied Initialisation and reproducibility facts and keep your reasoning.</w:t>
-      </w:r>
-    </w:p>
-    <w:p>
-      <w:pPr>
-        <w:spacing w:line="336" w:lineRule="auto" w:after="180"/>
-      </w:pPr>
-      <w:r>
-        <w:rPr>
-          <w:b w:val="0"/>
-        </w:rPr>
-        <w:t xml:space="preserve">For the scalar lesson model, start v = -2 and apply two updates at rate 0.1. Give all three v values and the final </w:t>
-      </w:r>
-      <w:r>
-        <w:rPr>
-          <w:b/>
-        </w:rPr>
-        <w:t>training</w:t>
-      </w:r>
-      <w:r>
-        <w:rPr>
-          <w:b w:val="0"/>
-        </w:rPr>
-        <w:t xml:space="preserve"> MSE.</w:t>
+        <w:t>10. Project · Keep the mathematical evidence</w:t>
+      </w:r>
+    </w:p>
+    <w:p>
+      <w:r>
+        <w:t>Keep this task’s inputs,rule and response together.</w:t>
+      </w:r>
+    </w:p>
+    <w:p>
+      <w:pPr>
+        <w:pStyle w:val="Heading2"/>
+      </w:pPr>
+      <w:r>
+        <w:t>Complete task and evidence</w:t>
+      </w:r>
+    </w:p>
+    <w:p>
+      <w:pPr>
+        <w:pStyle w:val="ListBullet"/>
+      </w:pPr>
+      <w:r>
+        <w:t>Add a labelled initialisation and reproducibility evidence sheet to Image-pattern Network Investigation. Show how you can trace how starting values affect a fixed training budget. Use the supplied fictional case and keep its inputs, intermediate steps, calculation or prediction, and limitation. Connect this record to last week’s record; a matching answer without a trace is insufficient.</w:t>
       </w:r>
     </w:p>
     <w:p>
@@ -817,7 +830,7 @@
         <w:pStyle w:val="Heading3"/>
       </w:pPr>
       <w:r>
-        <w:t>My reasoning and evidence</w:t>
+        <w:t>My project change, supporting evidence and remaining limit</w:t>
       </w:r>
     </w:p>
     <w:p>
@@ -855,440 +868,20 @@
         <w:pStyle w:val="Heading1"/>
       </w:pPr>
       <w:r>
-        <w:t>06. W2 Distinguish equality of loss and parameters</w:t>
-      </w:r>
-    </w:p>
-    <w:p>
-      <w:r>
-        <w:t>Distinguish equality of loss and parameters. Apply the supplied Initialisation and reproducibility facts and keep your reasoning.</w:t>
-      </w:r>
-    </w:p>
-    <w:p>
-      <w:pPr>
-        <w:spacing w:line="336" w:lineRule="auto" w:after="180"/>
-      </w:pPr>
-      <w:r>
-        <w:rPr>
-          <w:b w:val="0"/>
-        </w:rPr>
-        <w:t xml:space="preserve">The lesson runs starting at 1 and 3 finish with the same </w:t>
-      </w:r>
-      <w:r>
-        <w:rPr>
-          <w:b/>
-        </w:rPr>
-        <w:t>training</w:t>
-      </w:r>
-      <w:r>
-        <w:rPr>
-          <w:b w:val="0"/>
-        </w:rPr>
-        <w:t xml:space="preserve"> MSE. Give their final v values and explain the equality without calling the models identical.</w:t>
-      </w:r>
-    </w:p>
-    <w:p>
-      <w:pPr>
-        <w:pStyle w:val="Heading3"/>
-      </w:pPr>
-      <w:r>
-        <w:t>My reasoning and evidence</w:t>
-      </w:r>
-    </w:p>
-    <w:p>
-      <w:r>
-        <w:t>________________________________________________________________</w:t>
-      </w:r>
-    </w:p>
-    <w:p>
-      <w:r>
-        <w:t>________________________________________________________________</w:t>
-      </w:r>
-    </w:p>
-    <w:p>
-      <w:r>
-        <w:t>________________________________________________________________</w:t>
-      </w:r>
-    </w:p>
-    <w:p>
-      <w:r>
-        <w:t>________________________________________________________________</w:t>
-      </w:r>
-    </w:p>
-    <w:p>
-      <w:r>
-        <w:t>________________________________________________________________</w:t>
-      </w:r>
-    </w:p>
-    <w:p>
-      <w:r>
-        <w:t>________________________________________________________________</w:t>
-      </w:r>
-    </w:p>
-    <w:p>
-      <w:pPr>
-        <w:pStyle w:val="Heading1"/>
-      </w:pPr>
-      <w:r>
-        <w:t>07. W3 Audit a seed claim</w:t>
-      </w:r>
-    </w:p>
-    <w:p>
-      <w:r>
-        <w:t>Audit a seed claim. Apply the supplied Initialisation and reproducibility facts and keep your reasoning.</w:t>
-      </w:r>
-    </w:p>
-    <w:p>
-      <w:pPr>
-        <w:spacing w:line="336" w:lineRule="auto" w:after="180"/>
-        <w:shd w:fill="F5F1FB"/>
-      </w:pPr>
-      <w:r>
-        <w:rPr>
-          <w:b w:val="0"/>
-        </w:rPr>
-        <w:t xml:space="preserve">Both runs use the same </w:t>
-      </w:r>
-      <w:r>
-        <w:rPr>
-          <w:b/>
-        </w:rPr>
-        <w:t>seed</w:t>
-      </w:r>
-      <w:r>
-        <w:rPr>
-          <w:b w:val="0"/>
-        </w:rPr>
-        <w:t xml:space="preserve"> and generator. Run A assigns the first four draws to its weights. Run B draws a preview number first, then assigns the next four. Must the initial weight arrays match? What should be saved?</w:t>
-      </w:r>
-    </w:p>
-    <w:p>
-      <w:pPr>
-        <w:pStyle w:val="Heading3"/>
-      </w:pPr>
-      <w:r>
-        <w:t>My reasoning and evidence</w:t>
-      </w:r>
-    </w:p>
-    <w:p>
-      <w:r>
-        <w:t>________________________________________________________________</w:t>
-      </w:r>
-    </w:p>
-    <w:p>
-      <w:r>
-        <w:t>________________________________________________________________</w:t>
-      </w:r>
-    </w:p>
-    <w:p>
-      <w:r>
-        <w:t>________________________________________________________________</w:t>
-      </w:r>
-    </w:p>
-    <w:p>
-      <w:r>
-        <w:t>________________________________________________________________</w:t>
-      </w:r>
-    </w:p>
-    <w:p>
-      <w:r>
-        <w:t>________________________________________________________________</w:t>
-      </w:r>
-    </w:p>
-    <w:p>
-      <w:r>
-        <w:t>________________________________________________________________</w:t>
-      </w:r>
-    </w:p>
-    <w:p>
-      <w:pPr>
-        <w:pStyle w:val="Heading1"/>
-      </w:pPr>
-      <w:r>
-        <w:t>08. W4 Transfer the starting-value experiment independently</w:t>
-      </w:r>
-    </w:p>
-    <w:p>
-      <w:r>
-        <w:t>Attempt before feedback. If this repeats the selected independent case, reuse that first attempt; otherwise keep a separate record. Transfer the starting-value experiment independently. Apply the supplied Initialisation and reproducibility facts and keep your reasoning.</w:t>
-      </w:r>
-    </w:p>
-    <w:p>
-      <w:pPr>
-        <w:spacing w:line="336" w:lineRule="auto" w:after="180"/>
-      </w:pPr>
-      <w:r>
-        <w:rPr>
-          <w:b w:val="0"/>
-        </w:rPr>
-        <w:t>Use J(a) = (a - 3) squared, gradient 2(a - 3), rate 0.25 and two updates. Restart from a = 1, then restart from a = 5. Calculate both traces and final losses. Explain what can be concluded about these two runs.</w:t>
-      </w:r>
-    </w:p>
-    <w:p>
-      <w:pPr>
-        <w:pStyle w:val="Heading3"/>
-      </w:pPr>
-      <w:r>
-        <w:t>My reasoning and evidence</w:t>
-      </w:r>
-    </w:p>
-    <w:p>
-      <w:r>
-        <w:t>________________________________________________________________</w:t>
-      </w:r>
-    </w:p>
-    <w:p>
-      <w:r>
-        <w:t>________________________________________________________________</w:t>
-      </w:r>
-    </w:p>
-    <w:p>
-      <w:r>
-        <w:t>________________________________________________________________</w:t>
-      </w:r>
-    </w:p>
-    <w:p>
-      <w:r>
-        <w:t>________________________________________________________________</w:t>
-      </w:r>
-    </w:p>
-    <w:p>
-      <w:r>
-        <w:t>________________________________________________________________</w:t>
-      </w:r>
-    </w:p>
-    <w:p>
-      <w:r>
-        <w:t>________________________________________________________________</w:t>
-      </w:r>
-    </w:p>
-    <w:p>
-      <w:r>
-        <w:t>________________________________________________________________</w:t>
-      </w:r>
-    </w:p>
-    <w:p>
-      <w:r>
-        <w:t>________________________________________________________________</w:t>
-      </w:r>
-    </w:p>
-    <w:p>
-      <w:pPr>
-        <w:pStyle w:val="Heading1"/>
-      </w:pPr>
-      <w:r>
-        <w:t>09. W5 Test repeated correctness</w:t>
-      </w:r>
-    </w:p>
-    <w:p>
-      <w:r>
-        <w:t>Test repeated correctness. Apply the supplied Initialisation and reproducibility facts and keep your reasoning.</w:t>
-      </w:r>
-    </w:p>
-    <w:p>
-      <w:pPr>
-        <w:spacing w:line="336" w:lineRule="auto" w:after="180"/>
-      </w:pPr>
-      <w:r>
-        <w:rPr>
-          <w:b w:val="0"/>
-        </w:rPr>
-        <w:t xml:space="preserve">A forward-pass program returns the same wrong answer every run with a fixed </w:t>
-      </w:r>
-      <w:r>
-        <w:rPr>
-          <w:b/>
-        </w:rPr>
-        <w:t>seed</w:t>
-      </w:r>
-      <w:r>
-        <w:rPr>
-          <w:b w:val="0"/>
-        </w:rPr>
-        <w:t>. Has repeatability verified the implementation? Name two stronger checks.</w:t>
-      </w:r>
-    </w:p>
-    <w:p>
-      <w:pPr>
-        <w:pStyle w:val="Heading3"/>
-      </w:pPr>
-      <w:r>
-        <w:t>My reasoning and evidence</w:t>
-      </w:r>
-    </w:p>
-    <w:p>
-      <w:r>
-        <w:t>________________________________________________________________</w:t>
-      </w:r>
-    </w:p>
-    <w:p>
-      <w:r>
-        <w:t>________________________________________________________________</w:t>
-      </w:r>
-    </w:p>
-    <w:p>
-      <w:r>
-        <w:t>________________________________________________________________</w:t>
-      </w:r>
-    </w:p>
-    <w:p>
-      <w:r>
-        <w:t>________________________________________________________________</w:t>
-      </w:r>
-    </w:p>
-    <w:p>
-      <w:r>
-        <w:t>________________________________________________________________</w:t>
-      </w:r>
-    </w:p>
-    <w:p>
-      <w:r>
-        <w:t>________________________________________________________________</w:t>
-      </w:r>
-    </w:p>
-    <w:p>
-      <w:pPr>
-        <w:pStyle w:val="Heading1"/>
-      </w:pPr>
-      <w:r>
-        <w:t>10. Project checkpoint and reflection</w:t>
-      </w:r>
-    </w:p>
-    <w:p>
-      <w:r>
-        <w:t>Connect Initialisation and reproducibility to Image-pattern Network Investigation, identify a limit and choose the next useful test.</w:t>
-      </w:r>
-    </w:p>
-    <w:p>
-      <w:pPr>
-        <w:spacing w:line="336" w:lineRule="auto" w:after="180"/>
-      </w:pPr>
-      <w:r>
-        <w:rPr>
-          <w:b w:val="0"/>
-        </w:rPr>
-        <w:t xml:space="preserve">Add a labelled </w:t>
-      </w:r>
-      <w:r>
-        <w:rPr>
-          <w:b/>
-        </w:rPr>
-        <w:t>initialisation</w:t>
-      </w:r>
-      <w:r>
-        <w:rPr>
-          <w:b w:val="0"/>
-        </w:rPr>
-        <w:t xml:space="preserve"> and reproducibility </w:t>
-      </w:r>
-      <w:r>
-        <w:rPr>
-          <w:b/>
-        </w:rPr>
-        <w:t>evidence</w:t>
-      </w:r>
-      <w:r>
-        <w:rPr>
-          <w:b w:val="0"/>
-        </w:rPr>
-        <w:t xml:space="preserve"> sheet to Image-pattern Network Investigation. Show how you can trace how starting values affect a fixed </w:t>
-      </w:r>
-      <w:r>
-        <w:rPr>
-          <w:b/>
-        </w:rPr>
-        <w:t>training</w:t>
-      </w:r>
-      <w:r>
-        <w:rPr>
-          <w:b w:val="0"/>
-        </w:rPr>
-        <w:t xml:space="preserve"> budget.</w:t>
-      </w:r>
-    </w:p>
-    <w:p>
-      <w:pPr>
-        <w:spacing w:line="336" w:lineRule="auto" w:after="180"/>
-      </w:pPr>
-      <w:r>
-        <w:rPr>
-          <w:b w:val="0"/>
-        </w:rPr>
-        <w:t xml:space="preserve">Use the supplied fictional case and keep its </w:t>
-      </w:r>
-      <w:r>
-        <w:rPr>
-          <w:b/>
-        </w:rPr>
-        <w:t>input</w:t>
-      </w:r>
-      <w:r>
-        <w:rPr>
-          <w:b w:val="0"/>
-        </w:rPr>
-        <w:t xml:space="preserve">s, intermediate steps, calculation or </w:t>
-      </w:r>
-      <w:r>
-        <w:rPr>
-          <w:b/>
-        </w:rPr>
-        <w:t>prediction</w:t>
-      </w:r>
-      <w:r>
-        <w:rPr>
-          <w:b w:val="0"/>
-        </w:rPr>
-        <w:t>, and limitation. Connect this record to last week’s record; a matching answer without a trace is insufficient.</w:t>
-      </w:r>
-    </w:p>
-    <w:p>
-      <w:pPr>
-        <w:pStyle w:val="Heading3"/>
-      </w:pPr>
-      <w:r>
-        <w:t>My project change, supporting evidence and remaining limit</w:t>
-      </w:r>
-    </w:p>
-    <w:p>
-      <w:r>
-        <w:t>________________________________________________________________</w:t>
-      </w:r>
-    </w:p>
-    <w:p>
-      <w:r>
-        <w:t>________________________________________________________________</w:t>
-      </w:r>
-    </w:p>
-    <w:p>
-      <w:r>
-        <w:t>________________________________________________________________</w:t>
-      </w:r>
-    </w:p>
-    <w:p>
-      <w:r>
-        <w:t>________________________________________________________________</w:t>
-      </w:r>
-    </w:p>
-    <w:p>
-      <w:r>
-        <w:t>________________________________________________________________</w:t>
-      </w:r>
-    </w:p>
-    <w:p>
-      <w:r>
-        <w:t>________________________________________________________________</w:t>
-      </w:r>
-    </w:p>
-    <w:p>
-      <w:pPr>
-        <w:pStyle w:val="Heading1"/>
-      </w:pPr>
-      <w:r>
-        <w:t>11. Feedback, return check and learning record</w:t>
-      </w:r>
-    </w:p>
-    <w:p>
-      <w:r>
-        <w:t>Record the first repaired step and a different case to revisit after a delay.</w:t>
+        <w:t>11. Feedback · Repair and return</w:t>
+      </w:r>
+    </w:p>
+    <w:p>
+      <w:r>
+        <w:t>Keep this task’s inputs,rule and response together.</w:t>
+      </w:r>
+    </w:p>
+    <w:p>
+      <w:pPr>
+        <w:pStyle w:val="Heading2"/>
+      </w:pPr>
+      <w:r>
+        <w:t>Complete task and evidence</w:t>
       </w:r>
     </w:p>
     <w:tbl>
@@ -1429,12 +1022,9 @@
     </w:tbl>
     <w:p>
       <w:pPr>
-        <w:spacing w:line="336" w:lineRule="auto" w:after="180"/>
-      </w:pPr>
-      <w:r>
-        <w:rPr>
-          <w:b w:val="0"/>
-        </w:rPr>
+        <w:pStyle w:val="ListBullet"/>
+      </w:pPr>
+      <w:r>
         <w:t>Revisit this idea with your teacher after a delay. Familiarity is different from explaining and using it on a changed case.</w:t>
       </w:r>
     </w:p>
@@ -1443,69 +1033,330 @@
         <w:pStyle w:val="Heading1"/>
       </w:pPr>
       <w:r>
-        <w:t>12. Pictorial case practice: Initialisation and reproducibility</w:t>
-      </w:r>
-    </w:p>
-    <w:p>
-      <w:r>
-        <w:t>Reproduce two training traces by saving their distinct initial values. Explain the labelled step before checking the changed condition.</w:t>
-      </w:r>
-    </w:p>
-    <w:p>
-      <w:pPr>
-        <w:spacing w:line="336" w:lineRule="auto" w:after="180"/>
-      </w:pPr>
-      <w:r>
-        <w:rPr>
-          <w:b w:val="0"/>
-        </w:rPr>
-        <w:t xml:space="preserve">Reproduce two </w:t>
-      </w:r>
-      <w:r>
-        <w:rPr>
-          <w:b/>
-        </w:rPr>
-        <w:t>training</w:t>
-      </w:r>
-      <w:r>
-        <w:rPr>
-          <w:b w:val="0"/>
-        </w:rPr>
-        <w:t xml:space="preserve"> traces by saving their distinct initial values.</w:t>
-      </w:r>
-    </w:p>
-    <w:p>
-      <w:pPr>
-        <w:spacing w:line="336" w:lineRule="auto" w:after="180"/>
-      </w:pPr>
-      <w:r>
-        <w:rPr>
-          <w:b w:val="0"/>
-        </w:rPr>
+        <w:t>Reference bank and extra practice</w:t>
+      </w:r>
+    </w:p>
+    <w:p>
+      <w:pPr>
+        <w:pStyle w:val="Heading1"/>
+      </w:pPr>
+      <w:r>
+        <w:t>02. Reference · Supported W2 record</w:t>
+      </w:r>
+    </w:p>
+    <w:p>
+      <w:r>
+        <w:t>Keep this task’s inputs,rule and response together.</w:t>
+      </w:r>
+    </w:p>
+    <w:p>
+      <w:pPr>
+        <w:pStyle w:val="Heading2"/>
+      </w:pPr>
+      <w:r>
+        <w:t>Complete task and evidence</w:t>
+      </w:r>
+    </w:p>
+    <w:p>
+      <w:pPr>
+        <w:pStyle w:val="ListBullet"/>
+      </w:pPr>
+      <w:r>
+        <w:t>Use W2: Distinguish equality of loss and parameters for Initialisation and reproducibility. Record the answer once; the lesson and workbook refer to the same attempt.</w:t>
+      </w:r>
+    </w:p>
+    <w:tbl>
+      <w:tblPr>
+        <w:tblStyle w:val="LightShading-Accent1"/>
+        <w:tblW w:type="auto" w:w="0"/>
+        <w:tblLook w:firstColumn="1" w:firstRow="1" w:lastColumn="0" w:lastRow="0" w:noHBand="0" w:noVBand="1" w:val="04A0"/>
+      </w:tblPr>
+      <w:tblGrid>
+        <w:gridCol w:w="2556"/>
+        <w:gridCol w:w="2556"/>
+        <w:gridCol w:w="2556"/>
+        <w:gridCol w:w="2556"/>
+      </w:tblGrid>
+      <w:tr>
+        <w:trPr>
+          <w:tblHeader/>
+        </w:trPr>
+        <w:tc>
+          <w:tcPr>
+            <w:tcW w:type="dxa" w:w="2556"/>
+          </w:tcPr>
+          <w:p>
+            <w:r>
+              <w:t>Given inputs</w:t>
+            </w:r>
+          </w:p>
+        </w:tc>
+        <w:tc>
+          <w:tcPr>
+            <w:tcW w:type="dxa" w:w="2556"/>
+          </w:tcPr>
+          <w:p>
+            <w:r>
+              <w:t>Procedure I chose</w:t>
+            </w:r>
+          </w:p>
+        </w:tc>
+        <w:tc>
+          <w:tcPr>
+            <w:tcW w:type="dxa" w:w="2556"/>
+          </w:tcPr>
+          <w:p>
+            <w:r>
+              <w:t>Middle steps</w:t>
+            </w:r>
+          </w:p>
+        </w:tc>
+        <w:tc>
+          <w:tcPr>
+            <w:tcW w:type="dxa" w:w="2556"/>
+          </w:tcPr>
+          <w:p>
+            <w:r>
+              <w:t>Result and check</w:t>
+            </w:r>
+          </w:p>
+        </w:tc>
+      </w:tr>
+      <w:tr>
+        <w:tc>
+          <w:tcPr>
+            <w:tcW w:type="dxa" w:w="2556"/>
+          </w:tcPr>
+          <w:p>
+            <w:r/>
+          </w:p>
+        </w:tc>
+        <w:tc>
+          <w:tcPr>
+            <w:tcW w:type="dxa" w:w="2556"/>
+          </w:tcPr>
+          <w:p>
+            <w:r/>
+          </w:p>
+        </w:tc>
+        <w:tc>
+          <w:tcPr>
+            <w:tcW w:type="dxa" w:w="2556"/>
+          </w:tcPr>
+          <w:p>
+            <w:r/>
+          </w:p>
+        </w:tc>
+        <w:tc>
+          <w:tcPr>
+            <w:tcW w:type="dxa" w:w="2556"/>
+          </w:tcPr>
+          <w:p>
+            <w:r/>
+          </w:p>
+        </w:tc>
+      </w:tr>
+    </w:tbl>
+    <w:p>
+      <w:pPr>
+        <w:pStyle w:val="Heading3"/>
+      </w:pPr>
+      <w:r>
+        <w:t>The step I completed without help, and the hint I needed</w:t>
+      </w:r>
+    </w:p>
+    <w:p>
+      <w:r>
+        <w:t>________________________________________________________________</w:t>
+      </w:r>
+    </w:p>
+    <w:p>
+      <w:r>
+        <w:t>________________________________________________________________</w:t>
+      </w:r>
+    </w:p>
+    <w:p>
+      <w:r>
+        <w:t>________________________________________________________________</w:t>
+      </w:r>
+    </w:p>
+    <w:p>
+      <w:pPr>
+        <w:pStyle w:val="Heading1"/>
+      </w:pPr>
+      <w:r>
+        <w:t>03. Extra practice · Individual reasoning check</w:t>
+      </w:r>
+    </w:p>
+    <w:p>
+      <w:r>
+        <w:t>Keep this task’s inputs,rule and response together.</w:t>
+      </w:r>
+    </w:p>
+    <w:p>
+      <w:pPr>
+        <w:pStyle w:val="Heading2"/>
+      </w:pPr>
+      <w:r>
+        <w:t>Complete task and evidence</w:t>
+      </w:r>
+    </w:p>
+    <w:p>
+      <w:pPr>
+        <w:pStyle w:val="ListBullet"/>
+      </w:pPr>
+      <w:r>
+        <w:t>Use the worked case for Initialisation and reproducibility. Proposed explanation: “The same seed specifies the entire experiment”. Decide whether this explanation is supported. Point to the step or supplied fact that decides; explain your repair if needed.</w:t>
+      </w:r>
+    </w:p>
+    <w:p>
+      <w:pPr>
+        <w:pStyle w:val="Heading3"/>
+      </w:pPr>
+      <w:r>
+        <w:t>My explanation before partner discussion</w:t>
+      </w:r>
+    </w:p>
+    <w:p>
+      <w:r>
+        <w:t>________________________________________________________________</w:t>
+      </w:r>
+    </w:p>
+    <w:p>
+      <w:r>
+        <w:t>________________________________________________________________</w:t>
+      </w:r>
+    </w:p>
+    <w:p>
+      <w:r>
+        <w:t>________________________________________________________________</w:t>
+      </w:r>
+    </w:p>
+    <w:p>
+      <w:r>
+        <w:t>________________________________________________________________</w:t>
+      </w:r>
+    </w:p>
+    <w:p>
+      <w:pPr>
+        <w:pStyle w:val="Heading1"/>
+      </w:pPr>
+      <w:r>
+        <w:t>08. Reference · Earlier W4 response copy</w:t>
+      </w:r>
+    </w:p>
+    <w:p>
+      <w:r>
+        <w:t>Keep this task’s inputs,rule and response together.</w:t>
+      </w:r>
+    </w:p>
+    <w:p>
+      <w:pPr>
+        <w:pStyle w:val="Heading2"/>
+      </w:pPr>
+      <w:r>
+        <w:t>Complete task and evidence</w:t>
+      </w:r>
+    </w:p>
+    <w:p>
+      <w:pPr>
+        <w:pStyle w:val="ListBullet"/>
+      </w:pPr>
+      <w:r>
+        <w:t>Use J(a) = (a - 3) squared, gradient 2(a - 3), rate 0.25 and two updates. Restart from a = 1, then restart from a = 5. Calculate both traces and final losses. Explain what can be concluded about these two runs.</w:t>
+      </w:r>
+    </w:p>
+    <w:p>
+      <w:pPr>
+        <w:pStyle w:val="Heading3"/>
+      </w:pPr>
+      <w:r>
+        <w:t>My reasoning and evidence</w:t>
+      </w:r>
+    </w:p>
+    <w:p>
+      <w:r>
+        <w:t>________________________________________________________________</w:t>
+      </w:r>
+    </w:p>
+    <w:p>
+      <w:r>
+        <w:t>________________________________________________________________</w:t>
+      </w:r>
+    </w:p>
+    <w:p>
+      <w:r>
+        <w:t>________________________________________________________________</w:t>
+      </w:r>
+    </w:p>
+    <w:p>
+      <w:r>
+        <w:t>________________________________________________________________</w:t>
+      </w:r>
+    </w:p>
+    <w:p>
+      <w:r>
+        <w:t>________________________________________________________________</w:t>
+      </w:r>
+    </w:p>
+    <w:p>
+      <w:r>
+        <w:t>________________________________________________________________</w:t>
+      </w:r>
+    </w:p>
+    <w:p>
+      <w:r>
+        <w:t>________________________________________________________________</w:t>
+      </w:r>
+    </w:p>
+    <w:p>
+      <w:r>
+        <w:t>________________________________________________________________</w:t>
+      </w:r>
+    </w:p>
+    <w:p>
+      <w:pPr>
+        <w:pStyle w:val="Heading1"/>
+      </w:pPr>
+      <w:r>
+        <w:t>12. Extra practice · Pictured case</w:t>
+      </w:r>
+    </w:p>
+    <w:p>
+      <w:r>
+        <w:t>Keep this task’s inputs,rule and response together.</w:t>
+      </w:r>
+    </w:p>
+    <w:p>
+      <w:pPr>
+        <w:pStyle w:val="Heading2"/>
+      </w:pPr>
+      <w:r>
+        <w:t>Complete task and evidence</w:t>
+      </w:r>
+    </w:p>
+    <w:p>
+      <w:pPr>
+        <w:pStyle w:val="ListBullet"/>
+      </w:pPr>
+      <w:r>
+        <w:t>Reproduce two training traces by saving their distinct initial values.</w:t>
+      </w:r>
+    </w:p>
+    <w:p>
+      <w:pPr>
+        <w:pStyle w:val="ListBullet"/>
+      </w:pPr>
+      <w:r>
         <w:t>Loss J(a)=(a-2)²; gradient 2(a-2); rate 0.25; two updates. Restart from a = 0 and separately a = 4.</w:t>
       </w:r>
     </w:p>
     <w:p>
       <w:pPr>
-        <w:spacing w:line="336" w:lineRule="auto" w:after="180"/>
-      </w:pPr>
-      <w:r>
-        <w:rPr>
-          <w:b w:val="0"/>
-        </w:rPr>
-        <w:t xml:space="preserve">All </w:t>
-      </w:r>
-      <w:r>
-        <w:rPr>
-          <w:b/>
-        </w:rPr>
-        <w:t>input</w:t>
-      </w:r>
-      <w:r>
-        <w:rPr>
-          <w:b w:val="0"/>
-        </w:rPr>
-        <w:t>s and outcomes in this worked example are invented classroom data; no real model run is claimed.</w:t>
+        <w:pStyle w:val="ListBullet"/>
+      </w:pPr>
+      <w:r>
+        <w:t>All inputs and outcomes in this worked example are invented classroom data; no real model run is claimed.</w:t>
       </w:r>
     </w:p>
     <w:p>
@@ -1546,25 +1397,10 @@
     </w:p>
     <w:p>
       <w:pPr>
-        <w:spacing w:line="336" w:lineRule="auto" w:after="180"/>
-      </w:pPr>
-      <w:r>
-        <w:rPr>
-          <w:b w:val="0"/>
-        </w:rPr>
-        <w:t xml:space="preserve">Does the matching final loss mean the parameter values are equal? Point to the relevant step in the picture, then write the changed result and the rule or </w:t>
-      </w:r>
-      <w:r>
-        <w:rPr>
-          <w:b/>
-        </w:rPr>
-        <w:t>evidence</w:t>
-      </w:r>
-      <w:r>
-        <w:rPr>
-          <w:b w:val="0"/>
-        </w:rPr>
-        <w:t xml:space="preserve"> that supports it.</w:t>
+        <w:pStyle w:val="ListBullet"/>
+      </w:pPr>
+      <w:r>
+        <w:t>Does the matching final loss mean the parameter values are equal? Point to the relevant step in the picture, then write the changed result and the rule or evidence that supports it.</w:t>
       </w:r>
     </w:p>
     <w:p>
@@ -1607,68 +1443,18 @@
     </w:p>
     <w:p>
       <w:pPr>
-        <w:pStyle w:val="Heading3"/>
-      </w:pPr>
-      <w:r>
-        <w:t>Record the help used</w:t>
-      </w:r>
-    </w:p>
-    <w:p>
-      <w:pPr>
-        <w:spacing w:line="336" w:lineRule="auto" w:after="180"/>
-        <w:shd w:fill="F1F6F8"/>
-      </w:pPr>
-      <w:r>
-        <w:rPr>
-          <w:b w:val="0"/>
-        </w:rPr>
-        <w:t xml:space="preserve">Support used: alone / hint / worked example. This record is practice </w:t>
-      </w:r>
-      <w:r>
-        <w:rPr>
-          <w:b/>
-        </w:rPr>
-        <w:t>evidence</w:t>
-      </w:r>
-      <w:r>
-        <w:rPr>
-          <w:b w:val="0"/>
-        </w:rPr>
-        <w:t>.</w:t>
-      </w:r>
-    </w:p>
-    <w:p>
-      <w:pPr>
-        <w:spacing w:line="336" w:lineRule="auto" w:after="180"/>
-      </w:pPr>
-      <w:r>
-        <w:rPr>
-          <w:b w:val="0"/>
-        </w:rPr>
-        <w:t xml:space="preserve">Project connection: For your Image-pattern Network Investigation, save the </w:t>
-      </w:r>
-      <w:r>
-        <w:rPr>
-          <w:b/>
-        </w:rPr>
-        <w:t>input</w:t>
-      </w:r>
-      <w:r>
-        <w:rPr>
-          <w:b w:val="0"/>
-        </w:rPr>
-        <w:t>, procedure, observed result and limitation of this check.</w:t>
-      </w:r>
-    </w:p>
-    <w:p>
-      <w:pPr>
-        <w:spacing w:line="336" w:lineRule="auto" w:after="180"/>
-      </w:pPr>
-      <w:r>
-        <w:rPr>
-          <w:b w:val="0"/>
-        </w:rPr>
-        <w:t>Label this worked example as practice; use a different, previously unreviewed case when checking independent understanding.</w:t>
+        <w:pStyle w:val="ListBullet"/>
+      </w:pPr>
+      <w:r>
+        <w:t>Support used: alone / hint / worked example. This record is practice evidence.</w:t>
+      </w:r>
+    </w:p>
+    <w:p>
+      <w:pPr>
+        <w:pStyle w:val="ListBullet"/>
+      </w:pPr>
+      <w:r>
+        <w:t>Project connection: For your Image-pattern Network Investigation, save the input, procedure, observed result and limitation of this check. Label this worked example as practice; use a different, previously unreviewed case when checking independent understanding.</w:t>
       </w:r>
     </w:p>
     <w:p>
@@ -1676,68 +1462,44 @@
         <w:pStyle w:val="Heading1"/>
       </w:pPr>
       <w:r>
-        <w:t>13. Project portfolio milestone</w:t>
-      </w:r>
-    </w:p>
-    <w:p>
-      <w:r>
-        <w:t>Keep this week’s input, deciding step, result and limit together in the Image-pattern Network Investigation record.</w:t>
-      </w:r>
-    </w:p>
-    <w:p>
-      <w:pPr>
-        <w:spacing w:line="336" w:lineRule="auto" w:after="180"/>
-      </w:pPr>
-      <w:r>
-        <w:rPr>
-          <w:b w:val="0"/>
-        </w:rPr>
+        <w:t>13. Reference · Project milestone</w:t>
+      </w:r>
+    </w:p>
+    <w:p>
+      <w:r>
+        <w:t>Keep this task’s inputs,rule and response together.</w:t>
+      </w:r>
+    </w:p>
+    <w:p>
+      <w:pPr>
+        <w:pStyle w:val="Heading2"/>
+      </w:pPr>
+      <w:r>
+        <w:t>Complete task and evidence</w:t>
+      </w:r>
+    </w:p>
+    <w:p>
+      <w:pPr>
+        <w:pStyle w:val="ListBullet"/>
+      </w:pPr>
+      <w:r>
         <w:t>Project: Image-pattern Network Investigation</w:t>
       </w:r>
     </w:p>
     <w:p>
       <w:pPr>
-        <w:spacing w:line="336" w:lineRule="auto" w:after="180"/>
-      </w:pPr>
-      <w:r>
-        <w:rPr>
-          <w:b w:val="0"/>
-        </w:rPr>
+        <w:pStyle w:val="ListBullet"/>
+      </w:pPr>
+      <w:r>
         <w:t>Current milestone: Test changed cases. Keep normal, boundary and failure cases; compare expected and observed results.</w:t>
       </w:r>
     </w:p>
     <w:p>
       <w:pPr>
-        <w:spacing w:line="336" w:lineRule="auto" w:after="180"/>
-      </w:pPr>
-      <w:r>
-        <w:rPr>
-          <w:b w:val="0"/>
-        </w:rPr>
-        <w:t xml:space="preserve">For your Image-pattern Network Investigation, save the </w:t>
-      </w:r>
-      <w:r>
-        <w:rPr>
-          <w:b/>
-        </w:rPr>
-        <w:t>input</w:t>
-      </w:r>
-      <w:r>
-        <w:rPr>
-          <w:b w:val="0"/>
-        </w:rPr>
-        <w:t>, procedure, observed result and limitation of this check.</w:t>
-      </w:r>
-    </w:p>
-    <w:p>
-      <w:pPr>
-        <w:spacing w:line="336" w:lineRule="auto" w:after="180"/>
-      </w:pPr>
-      <w:r>
-        <w:rPr>
-          <w:b w:val="0"/>
-        </w:rPr>
-        <w:t>Label this worked example as practice; use a different, previously unreviewed case when checking independent understanding.</w:t>
+        <w:pStyle w:val="ListBullet"/>
+      </w:pPr>
+      <w:r>
+        <w:t>For your Image-pattern Network Investigation, save the input, procedure, observed result and limitation of this check. Label this worked example as practice; use a different, previously unreviewed case when checking independent understanding.</w:t>
       </w:r>
     </w:p>
     <w:tbl>
@@ -1894,12 +1656,519 @@
         <w:pStyle w:val="Heading1"/>
       </w:pPr>
       <w:r>
-        <w:t>14. Supported practice and learning evidence</w:t>
-      </w:r>
-    </w:p>
-    <w:p>
-      <w:r>
-        <w:t>Try the supported questions before comparing with hints and feedback. Record what you repaired and the evidence you retained.</w:t>
+        <w:t>14. Extra practice · Predict,check and repair</w:t>
+      </w:r>
+    </w:p>
+    <w:p>
+      <w:r>
+        <w:t>Keep supported feedback separate from the independent case.</w:t>
+      </w:r>
+    </w:p>
+    <w:p>
+      <w:pPr>
+        <w:pStyle w:val="Heading2"/>
+      </w:pPr>
+      <w:r>
+        <w:t>First supported question and optional hint</w:t>
+      </w:r>
+    </w:p>
+    <w:p>
+      <w:pPr>
+        <w:pStyle w:val="ListBullet"/>
+      </w:pPr>
+      <w:r>
+        <w:t>Reproduce two training traces by saving their distinct initial values.</w:t>
+      </w:r>
+    </w:p>
+    <w:p>
+      <w:pPr>
+        <w:pStyle w:val="Heading3"/>
+      </w:pPr>
+      <w:r>
+        <w:t>Practice 1: explain the deciding evidence</w:t>
+      </w:r>
+    </w:p>
+    <w:p>
+      <w:pPr>
+        <w:pStyle w:val="ListBullet"/>
+      </w:pPr>
+      <w:r>
+        <w:t>Which labelled step matches this detail? Save initial values, rate, objective and update count; the same final loss hides different parameter paths.</w:t>
+      </w:r>
+    </w:p>
+    <w:p>
+      <w:pPr>
+        <w:pStyle w:val="ListBullet"/>
+      </w:pPr>
+      <w:r>
+        <w:t>1. Record experiment</w:t>
+      </w:r>
+    </w:p>
+    <w:p>
+      <w:pPr>
+        <w:pStyle w:val="ListBullet"/>
+      </w:pPr>
+      <w:r>
+        <w:t>2. Start from 0</w:t>
+      </w:r>
+    </w:p>
+    <w:p>
+      <w:pPr>
+        <w:pStyle w:val="ListBullet"/>
+      </w:pPr>
+      <w:r>
+        <w:t>3. Start from 4</w:t>
+      </w:r>
+    </w:p>
+    <w:p>
+      <w:pPr>
+        <w:pStyle w:val="Heading3"/>
+      </w:pPr>
+      <w:r>
+        <w:t>My selected conclusion, deciding fact and explanation</w:t>
+      </w:r>
+    </w:p>
+    <w:p>
+      <w:r>
+        <w:t>________________________________________________________________</w:t>
+      </w:r>
+    </w:p>
+    <w:p>
+      <w:r>
+        <w:t>________________________________________________________________</w:t>
+      </w:r>
+    </w:p>
+    <w:p>
+      <w:r>
+        <w:t>________________________________________________________________</w:t>
+      </w:r>
+    </w:p>
+    <w:p>
+      <w:r>
+        <w:t>________________________________________________________________</w:t>
+      </w:r>
+    </w:p>
+    <w:p>
+      <w:r>
+        <w:t>________________________________________________________________</w:t>
+      </w:r>
+    </w:p>
+    <w:p>
+      <w:pPr>
+        <w:pStyle w:val="ListBullet"/>
+      </w:pPr>
+      <w:r>
+        <w:t>Hint if needed: Read the steps in the pictorial case. Match the supplied detail to the stage that performs or records it.</w:t>
+      </w:r>
+    </w:p>
+    <w:p>
+      <w:pPr>
+        <w:pStyle w:val="Heading2"/>
+      </w:pPr>
+      <w:r>
+        <w:t>Check after the first attempt · reference / check after trying</w:t>
+      </w:r>
+    </w:p>
+    <w:p>
+      <w:pPr>
+        <w:spacing w:line="336" w:lineRule="auto" w:after="180"/>
+      </w:pPr>
+      <w:r>
+        <w:rPr>
+          <w:b w:val="0"/>
+        </w:rPr>
+        <w:t>After your attempt, compare with the supported explanation: Record experiment Save initial values, rate, objective and update count; the same final loss hides different parameter paths.</w:t>
+      </w:r>
+    </w:p>
+    <w:p>
+      <w:pPr>
+        <w:spacing w:line="336" w:lineRule="auto" w:after="180"/>
+      </w:pPr>
+      <w:r>
+        <w:rPr>
+          <w:b/>
+        </w:rPr>
+        <w:t>Initialisation</w:t>
+      </w:r>
+      <w:r>
+        <w:rPr>
+          <w:b w:val="0"/>
+        </w:rPr>
+        <w:t xml:space="preserve"> supplies the parameter values before learning begins. The same update rule can follow different paths from different starts.</w:t>
+      </w:r>
+    </w:p>
+    <w:p>
+      <w:pPr>
+        <w:spacing w:line="336" w:lineRule="auto" w:after="180"/>
+      </w:pPr>
+      <w:r>
+        <w:rPr>
+          <w:b w:val="0"/>
+        </w:rPr>
+        <w:t>Here the two paths end on opposite sides of two and have equal squared distance, so equal loss does not imply equal parameters. Save initial values and settings to reproduce this arithmetic, as well as the final result.</w:t>
+      </w:r>
+    </w:p>
+    <w:p>
+      <w:pPr>
+        <w:pStyle w:val="Heading2"/>
+      </w:pPr>
+      <w:r>
+        <w:t>Changed-case question and optional hint</w:t>
+      </w:r>
+    </w:p>
+    <w:p>
+      <w:pPr>
+        <w:pStyle w:val="Heading3"/>
+      </w:pPr>
+      <w:r>
+        <w:t>Practice 2: explain the deciding evidence</w:t>
+      </w:r>
+    </w:p>
+    <w:p>
+      <w:pPr>
+        <w:pStyle w:val="ListBullet"/>
+      </w:pPr>
+      <w:r>
+        <w:t>Changed-case practice: Repeat the a = 0 run with identical arithmetic and settings. Which conclusion is supported by the supplied facts?</w:t>
+      </w:r>
+    </w:p>
+    <w:p>
+      <w:pPr>
+        <w:pStyle w:val="ListBullet"/>
+      </w:pPr>
+      <w:r>
+        <w:t>1. This one example guarantees correct results for every future input.</w:t>
+      </w:r>
+    </w:p>
+    <w:p>
+      <w:pPr>
+        <w:pStyle w:val="ListBullet"/>
+      </w:pPr>
+      <w:r>
+        <w:t>2. We can decide the result without examining the changed input or the procedure.</w:t>
+      </w:r>
+    </w:p>
+    <w:p>
+      <w:pPr>
+        <w:pStyle w:val="ListBullet"/>
+      </w:pPr>
+      <w:r>
+        <w:t>3. It again reaches 1 then 1.5 in this deterministic toy calculation.</w:t>
+      </w:r>
+    </w:p>
+    <w:p>
+      <w:pPr>
+        <w:pStyle w:val="Heading3"/>
+      </w:pPr>
+      <w:r>
+        <w:t>My selected conclusion, deciding fact and explanation</w:t>
+      </w:r>
+    </w:p>
+    <w:p>
+      <w:r>
+        <w:t>________________________________________________________________</w:t>
+      </w:r>
+    </w:p>
+    <w:p>
+      <w:r>
+        <w:t>________________________________________________________________</w:t>
+      </w:r>
+    </w:p>
+    <w:p>
+      <w:r>
+        <w:t>________________________________________________________________</w:t>
+      </w:r>
+    </w:p>
+    <w:p>
+      <w:r>
+        <w:t>________________________________________________________________</w:t>
+      </w:r>
+    </w:p>
+    <w:p>
+      <w:r>
+        <w:t>________________________________________________________________</w:t>
+      </w:r>
+    </w:p>
+    <w:p>
+      <w:pPr>
+        <w:pStyle w:val="ListBullet"/>
+      </w:pPr>
+      <w:r>
+        <w:t>Hint if needed: Use the changed condition and the deciding step in the pictorial trace. The answer must say what follows from those facts.</w:t>
+      </w:r>
+    </w:p>
+    <w:p>
+      <w:pPr>
+        <w:pStyle w:val="Heading2"/>
+      </w:pPr>
+      <w:r>
+        <w:t>Check after the changed attempt · reference / check after trying</w:t>
+      </w:r>
+    </w:p>
+    <w:p>
+      <w:pPr>
+        <w:spacing w:line="336" w:lineRule="auto" w:after="180"/>
+      </w:pPr>
+      <w:r>
+        <w:rPr>
+          <w:b w:val="0"/>
+        </w:rPr>
+        <w:t>After your attempt, compare with the supported explanation: It again reaches 1 then 1.5 in this deterministic toy calculation. Identical initial state and update rules determine the same arithmetic trace.</w:t>
+      </w:r>
+    </w:p>
+    <w:p>
+      <w:pPr>
+        <w:pStyle w:val="Heading2"/>
+      </w:pPr>
+      <w:r>
+        <w:t>Repair and retain the record</w:t>
+      </w:r>
+    </w:p>
+    <w:p>
+      <w:pPr>
+        <w:spacing w:line="336" w:lineRule="auto" w:after="180"/>
+      </w:pPr>
+      <w:r>
+        <w:rPr>
+          <w:b w:val="0"/>
+        </w:rPr>
+        <w:t xml:space="preserve">Review Regularisation and early stopping (ai-5/16). Goal: Separate a weight penalty from </w:t>
+      </w:r>
+      <w:r>
+        <w:rPr>
+          <w:b/>
+        </w:rPr>
+        <w:t>prediction</w:t>
+      </w:r>
+      <w:r>
+        <w:rPr>
+          <w:b w:val="0"/>
+        </w:rPr>
+        <w:t xml:space="preserve"> error. Short practice: Why should the penalty value not be reported as validation error?</w:t>
+      </w:r>
+    </w:p>
+    <w:p>
+      <w:pPr>
+        <w:spacing w:line="336" w:lineRule="auto" w:after="180"/>
+      </w:pPr>
+      <w:r>
+        <w:rPr>
+          <w:b w:val="0"/>
+        </w:rPr>
+        <w:t xml:space="preserve">Point to the relevant step in the picture, then write the changed result and the rule or </w:t>
+      </w:r>
+      <w:r>
+        <w:rPr>
+          <w:b/>
+        </w:rPr>
+        <w:t>evidence</w:t>
+      </w:r>
+      <w:r>
+        <w:rPr>
+          <w:b w:val="0"/>
+        </w:rPr>
+        <w:t xml:space="preserve"> that supports it.. Return to this week and explain what you changed.</w:t>
+      </w:r>
+    </w:p>
+    <w:p>
+      <w:pPr>
+        <w:spacing w:line="336" w:lineRule="auto" w:after="180"/>
+      </w:pPr>
+      <w:r>
+        <w:rPr>
+          <w:b w:val="0"/>
+        </w:rPr>
+        <w:t>Review Learning rate experiments (ai-5/14). Goal: Run a controlled comparison of learning rates. Short practice: What should a fair rate comparison hold fixed?</w:t>
+      </w:r>
+    </w:p>
+    <w:p>
+      <w:pPr>
+        <w:spacing w:line="336" w:lineRule="auto" w:after="180"/>
+      </w:pPr>
+      <w:r>
+        <w:rPr>
+          <w:b w:val="0"/>
+        </w:rPr>
+        <w:t xml:space="preserve">Point to the relevant step in the picture, then write the changed result and the rule or </w:t>
+      </w:r>
+      <w:r>
+        <w:rPr>
+          <w:b/>
+        </w:rPr>
+        <w:t>evidence</w:t>
+      </w:r>
+      <w:r>
+        <w:rPr>
+          <w:b w:val="0"/>
+        </w:rPr>
+        <w:t xml:space="preserve"> that supports it.. Return to this week and explain what you changed.</w:t>
+      </w:r>
+    </w:p>
+    <w:p>
+      <w:pPr>
+        <w:spacing w:line="336" w:lineRule="auto" w:after="180"/>
+      </w:pPr>
+      <w:r>
+        <w:rPr>
+          <w:b w:val="0"/>
+        </w:rPr>
+        <w:t>Review Updating parameters (ai-5/11). Goal: Apply a learning rate to an ordered gradient. Short practice: Why must new loss be recomputed rather than assumed smaller?</w:t>
+      </w:r>
+    </w:p>
+    <w:p>
+      <w:pPr>
+        <w:spacing w:line="336" w:lineRule="auto" w:after="180"/>
+      </w:pPr>
+      <w:r>
+        <w:rPr>
+          <w:b w:val="0"/>
+        </w:rPr>
+        <w:t xml:space="preserve">Point to the relevant step in the picture, then write the changed result and the rule or </w:t>
+      </w:r>
+      <w:r>
+        <w:rPr>
+          <w:b/>
+        </w:rPr>
+        <w:t>evidence</w:t>
+      </w:r>
+      <w:r>
+        <w:rPr>
+          <w:b w:val="0"/>
+        </w:rPr>
+        <w:t xml:space="preserve"> that supports it.. Return to this week and explain what you changed.</w:t>
+      </w:r>
+    </w:p>
+    <w:p>
+      <w:pPr>
+        <w:spacing w:line="336" w:lineRule="auto" w:after="180"/>
+      </w:pPr>
+      <w:r>
+        <w:rPr>
+          <w:b w:val="0"/>
+        </w:rPr>
+        <w:t xml:space="preserve">The browser lab lets you edit the supported Python examples already included in this lesson. Predict first, run, inspect the actual </w:t>
+      </w:r>
+      <w:r>
+        <w:rPr>
+          <w:b/>
+        </w:rPr>
+        <w:t>output</w:t>
+      </w:r>
+      <w:r>
+        <w:rPr>
+          <w:b w:val="0"/>
+        </w:rPr>
+        <w:t xml:space="preserve"> or error, change one </w:t>
+      </w:r>
+      <w:r>
+        <w:rPr>
+          <w:b/>
+        </w:rPr>
+        <w:t>input</w:t>
+      </w:r>
+      <w:r>
+        <w:rPr>
+          <w:b w:val="0"/>
+        </w:rPr>
+        <w:t>, then run again.</w:t>
+      </w:r>
+    </w:p>
+    <w:p>
+      <w:pPr>
+        <w:spacing w:line="336" w:lineRule="auto" w:after="180"/>
+      </w:pPr>
+      <w:r>
+        <w:rPr>
+          <w:b w:val="0"/>
+        </w:rPr>
+        <w:t xml:space="preserve">Keep code, </w:t>
+      </w:r>
+      <w:r>
+        <w:rPr>
+          <w:b/>
+        </w:rPr>
+        <w:t>prediction</w:t>
+      </w:r>
+      <w:r>
+        <w:rPr>
+          <w:b w:val="0"/>
+        </w:rPr>
+        <w:t>s, actual results and a reasoned revision together. On paper, label your result as a trace rather than an execution.</w:t>
+      </w:r>
+    </w:p>
+    <w:p>
+      <w:pPr>
+        <w:spacing w:line="336" w:lineRule="auto" w:after="180"/>
+      </w:pPr>
+      <w:r>
+        <w:rPr>
+          <w:b w:val="0"/>
+        </w:rPr>
+        <w:t xml:space="preserve">Use Download completed work in the hosted lesson to export your answers, reflections, practice feedback and code-run </w:t>
+      </w:r>
+      <w:r>
+        <w:rPr>
+          <w:b/>
+        </w:rPr>
+        <w:t>evidence</w:t>
+      </w:r>
+      <w:r>
+        <w:rPr>
+          <w:b w:val="0"/>
+        </w:rPr>
+        <w:t>. Open the HTML copy to read or print it.</w:t>
+      </w:r>
+    </w:p>
+    <w:p>
+      <w:pPr>
+        <w:spacing w:line="336" w:lineRule="auto" w:after="180"/>
+      </w:pPr>
+      <w:r>
+        <w:rPr>
+          <w:b w:val="0"/>
+        </w:rPr>
+        <w:t>Drafts stay in this browser when storage is available; clear drafts on a shared device.</w:t>
+      </w:r>
+    </w:p>
+    <w:p>
+      <w:pPr>
+        <w:pStyle w:val="Heading3"/>
+      </w:pPr>
+      <w:r>
+        <w:t>What I repaired, the evidence I kept and the next test</w:t>
+      </w:r>
+    </w:p>
+    <w:p>
+      <w:r>
+        <w:t>________________________________________________________________</w:t>
+      </w:r>
+    </w:p>
+    <w:p>
+      <w:r>
+        <w:t>________________________________________________________________</w:t>
+      </w:r>
+    </w:p>
+    <w:p>
+      <w:r>
+        <w:t>________________________________________________________________</w:t>
+      </w:r>
+    </w:p>
+    <w:p>
+      <w:r>
+        <w:t>________________________________________________________________</w:t>
+      </w:r>
+    </w:p>
+    <w:p>
+      <w:r>
+        <w:t>________________________________________________________________</w:t>
+      </w:r>
+    </w:p>
+    <w:p>
+      <w:pPr>
+        <w:pStyle w:val="Heading2"/>
+      </w:pPr>
+      <w:r>
+        <w:t>Earlier wording, alternatives and picture transcripts · reference / check after trying</w:t>
       </w:r>
     </w:p>
     <w:p>
@@ -1915,80 +2184,10 @@
     </w:p>
     <w:p>
       <w:pPr>
-        <w:spacing w:line="336" w:lineRule="auto" w:after="180"/>
-      </w:pPr>
-      <w:r>
-        <w:rPr>
-          <w:b w:val="0"/>
-        </w:rPr>
-        <w:t xml:space="preserve">Reproduce two </w:t>
-      </w:r>
-      <w:r>
-        <w:rPr>
-          <w:b/>
-        </w:rPr>
-        <w:t>training</w:t>
-      </w:r>
-      <w:r>
-        <w:rPr>
-          <w:b w:val="0"/>
-        </w:rPr>
-        <w:t xml:space="preserve"> traces by saving their distinct initial values.</w:t>
-      </w:r>
-    </w:p>
-    <w:p>
-      <w:pPr>
         <w:pStyle w:val="Heading3"/>
       </w:pPr>
       <w:r>
-        <w:t>Practice 1: explain the deciding evidence</w:t>
-      </w:r>
-    </w:p>
-    <w:p>
-      <w:pPr>
-        <w:spacing w:line="336" w:lineRule="auto" w:after="180"/>
-      </w:pPr>
-      <w:r>
-        <w:rPr>
-          <w:b w:val="0"/>
-        </w:rPr>
-        <w:t>Which labelled step matches this detail? Save initial values, rate, objective and update count; the same final loss hides different parameter paths.</w:t>
-      </w:r>
-    </w:p>
-    <w:p>
-      <w:pPr>
-        <w:spacing w:line="336" w:lineRule="auto" w:after="180"/>
-        <w:shd w:fill="F4F9FC"/>
-      </w:pPr>
-      <w:r>
-        <w:rPr>
-          <w:b w:val="0"/>
-        </w:rPr>
-        <w:t>1. Record experiment</w:t>
-      </w:r>
-    </w:p>
-    <w:p>
-      <w:pPr>
-        <w:spacing w:line="336" w:lineRule="auto" w:after="180"/>
-        <w:shd w:fill="F4F9FC"/>
-      </w:pPr>
-      <w:r>
-        <w:rPr>
-          <w:b w:val="0"/>
-        </w:rPr>
-        <w:t>2. Start from 0</w:t>
-      </w:r>
-    </w:p>
-    <w:p>
-      <w:pPr>
-        <w:spacing w:line="336" w:lineRule="auto" w:after="180"/>
-        <w:shd w:fill="F4F9FC"/>
-      </w:pPr>
-      <w:r>
-        <w:rPr>
-          <w:b w:val="0"/>
-        </w:rPr>
-        <w:t>3. Start from 4</w:t>
+        <w:t>Repair a missing building block</w:t>
       </w:r>
     </w:p>
     <w:p>
@@ -1996,32 +2195,7 @@
         <w:pStyle w:val="Heading3"/>
       </w:pPr>
       <w:r>
-        <w:t>My selected conclusion, deciding fact and explanation</w:t>
-      </w:r>
-    </w:p>
-    <w:p>
-      <w:r>
-        <w:t>________________________________________________________________</w:t>
-      </w:r>
-    </w:p>
-    <w:p>
-      <w:r>
-        <w:t>________________________________________________________________</w:t>
-      </w:r>
-    </w:p>
-    <w:p>
-      <w:r>
-        <w:t>________________________________________________________________</w:t>
-      </w:r>
-    </w:p>
-    <w:p>
-      <w:r>
-        <w:t>________________________________________________________________</w:t>
-      </w:r>
-    </w:p>
-    <w:p>
-      <w:r>
-        <w:t>________________________________________________________________</w:t>
+        <w:t>Predict, run and debug</w:t>
       </w:r>
     </w:p>
     <w:p>
@@ -2029,511 +2203,25 @@
         <w:pStyle w:val="Heading3"/>
       </w:pPr>
       <w:r>
-        <w:t>Hint · try first</w:t>
-      </w:r>
-    </w:p>
-    <w:p>
-      <w:pPr>
-        <w:spacing w:line="336" w:lineRule="auto" w:after="180"/>
-        <w:shd w:fill="F1F6F8"/>
-      </w:pPr>
-      <w:r>
-        <w:rPr>
-          <w:b w:val="0"/>
-        </w:rPr>
-        <w:t>Hint if needed: Read the steps in the pictorial case. Match the supplied detail to the stage that performs or records it.</w:t>
-      </w:r>
-    </w:p>
-    <w:p>
-      <w:pPr>
-        <w:pStyle w:val="Heading3"/>
-      </w:pPr>
-      <w:r>
-        <w:t>Feedback · compare after trying</w:t>
-      </w:r>
-    </w:p>
-    <w:p>
-      <w:pPr>
-        <w:spacing w:line="336" w:lineRule="auto" w:after="180"/>
-        <w:shd w:fill="F1F6FC"/>
-      </w:pPr>
-      <w:r>
-        <w:rPr>
-          <w:b w:val="0"/>
-        </w:rPr>
-        <w:t>After your attempt, compare with the supported explanation: Record experiment Save initial values, rate, objective and update count; the same final loss hides different parameter paths.</w:t>
-      </w:r>
-    </w:p>
-    <w:p>
-      <w:pPr>
-        <w:spacing w:line="336" w:lineRule="auto" w:after="180"/>
-        <w:shd w:fill="F1F6FC"/>
-      </w:pPr>
-      <w:r>
-        <w:rPr>
-          <w:b/>
-        </w:rPr>
-        <w:t>Initialisation</w:t>
-      </w:r>
-      <w:r>
-        <w:rPr>
-          <w:b w:val="0"/>
-        </w:rPr>
-        <w:t xml:space="preserve"> supplies the parameter values before learning begins. The same update rule can follow different paths from different starts.</w:t>
-      </w:r>
-    </w:p>
-    <w:p>
-      <w:pPr>
-        <w:spacing w:line="336" w:lineRule="auto" w:after="180"/>
-        <w:shd w:fill="F1F6FC"/>
-      </w:pPr>
-      <w:r>
-        <w:rPr>
-          <w:b w:val="0"/>
-        </w:rPr>
-        <w:t>Here the two paths end on opposite sides of two and have equal squared distance, so equal loss does not imply equal parameters. Save initial values and settings to reproduce this arithmetic, as well as the final result.</w:t>
-      </w:r>
-    </w:p>
-    <w:p>
-      <w:pPr>
-        <w:pStyle w:val="Heading3"/>
-      </w:pPr>
-      <w:r>
-        <w:t>Practice 2: explain the deciding evidence</w:t>
-      </w:r>
-    </w:p>
-    <w:p>
-      <w:pPr>
-        <w:pStyle w:val="Heading3"/>
-      </w:pPr>
-      <w:r>
-        <w:t>Changed case · predict first</w:t>
-      </w:r>
-    </w:p>
-    <w:p>
-      <w:pPr>
-        <w:spacing w:line="336" w:lineRule="auto" w:after="180"/>
-        <w:shd w:fill="F5F1FB"/>
-      </w:pPr>
-      <w:r>
-        <w:rPr>
-          <w:b w:val="0"/>
-        </w:rPr>
-        <w:t>Changed-case practice: Repeat the a = 0 run with identical arithmetic and settings. Which conclusion is supported by the supplied facts?</w:t>
-      </w:r>
-    </w:p>
-    <w:p>
-      <w:pPr>
-        <w:spacing w:line="336" w:lineRule="auto" w:after="180"/>
-        <w:shd w:fill="F4F9FC"/>
-      </w:pPr>
-      <w:r>
-        <w:rPr>
-          <w:b w:val="0"/>
-        </w:rPr>
-        <w:t xml:space="preserve">1. This one example guarantees correct results for every future </w:t>
-      </w:r>
-      <w:r>
-        <w:rPr>
-          <w:b/>
-        </w:rPr>
-        <w:t>input</w:t>
-      </w:r>
-      <w:r>
-        <w:rPr>
-          <w:b w:val="0"/>
-        </w:rPr>
-        <w:t>.</w:t>
-      </w:r>
-    </w:p>
-    <w:p>
-      <w:pPr>
-        <w:spacing w:line="336" w:lineRule="auto" w:after="180"/>
-        <w:shd w:fill="F4F9FC"/>
-      </w:pPr>
-      <w:r>
-        <w:rPr>
-          <w:b w:val="0"/>
-        </w:rPr>
-        <w:t xml:space="preserve">2. We can decide the result without examining the changed </w:t>
-      </w:r>
-      <w:r>
-        <w:rPr>
-          <w:b/>
-        </w:rPr>
-        <w:t>input</w:t>
-      </w:r>
-      <w:r>
-        <w:rPr>
-          <w:b w:val="0"/>
-        </w:rPr>
-        <w:t xml:space="preserve"> or the procedure.</w:t>
-      </w:r>
-    </w:p>
-    <w:p>
-      <w:pPr>
-        <w:spacing w:line="336" w:lineRule="auto" w:after="180"/>
-        <w:shd w:fill="F4F9FC"/>
-      </w:pPr>
-      <w:r>
-        <w:rPr>
-          <w:b w:val="0"/>
-        </w:rPr>
-        <w:t>3. It again reaches 1 then 1.5 in this deterministic toy calculation.</w:t>
-      </w:r>
-    </w:p>
-    <w:p>
-      <w:pPr>
-        <w:pStyle w:val="Heading3"/>
-      </w:pPr>
-      <w:r>
-        <w:t>My selected conclusion, deciding fact and explanation</w:t>
-      </w:r>
-    </w:p>
-    <w:p>
-      <w:r>
-        <w:t>________________________________________________________________</w:t>
-      </w:r>
-    </w:p>
-    <w:p>
-      <w:r>
-        <w:t>________________________________________________________________</w:t>
-      </w:r>
-    </w:p>
-    <w:p>
-      <w:r>
-        <w:t>________________________________________________________________</w:t>
-      </w:r>
-    </w:p>
-    <w:p>
-      <w:r>
-        <w:t>________________________________________________________________</w:t>
-      </w:r>
-    </w:p>
-    <w:p>
-      <w:r>
-        <w:t>________________________________________________________________</w:t>
-      </w:r>
-    </w:p>
-    <w:p>
-      <w:pPr>
-        <w:pStyle w:val="Heading3"/>
-      </w:pPr>
-      <w:r>
-        <w:t>Hint · try first</w:t>
-      </w:r>
-    </w:p>
-    <w:p>
-      <w:pPr>
-        <w:spacing w:line="336" w:lineRule="auto" w:after="180"/>
-        <w:shd w:fill="F1F6F8"/>
-      </w:pPr>
-      <w:r>
-        <w:rPr>
-          <w:b w:val="0"/>
-        </w:rPr>
-        <w:t>Hint if needed: Use the changed condition and the deciding step in the pictorial trace. The answer must say what follows from those facts.</w:t>
-      </w:r>
-    </w:p>
-    <w:p>
-      <w:pPr>
-        <w:pStyle w:val="Heading3"/>
-      </w:pPr>
-      <w:r>
-        <w:t>Feedback · compare after trying</w:t>
-      </w:r>
-    </w:p>
-    <w:p>
-      <w:pPr>
-        <w:spacing w:line="336" w:lineRule="auto" w:after="180"/>
-        <w:shd w:fill="F1F6FC"/>
-      </w:pPr>
-      <w:r>
-        <w:rPr>
-          <w:b w:val="0"/>
-        </w:rPr>
-        <w:t>After your attempt, compare with the supported explanation: It again reaches 1 then 1.5 in this deterministic toy calculation. Identical initial state and update rules determine the same arithmetic trace.</w:t>
-      </w:r>
-    </w:p>
-    <w:p>
-      <w:pPr>
-        <w:pStyle w:val="Heading3"/>
-      </w:pPr>
-      <w:r>
-        <w:t>Repair a missing building block</w:t>
-      </w:r>
-    </w:p>
-    <w:p>
-      <w:pPr>
-        <w:spacing w:line="336" w:lineRule="auto" w:after="180"/>
-      </w:pPr>
-      <w:r>
-        <w:rPr>
-          <w:b w:val="0"/>
-        </w:rPr>
-        <w:t xml:space="preserve">Review Regularisation and early stopping (ai-5/16). Goal: Separate a weight penalty from </w:t>
-      </w:r>
-      <w:r>
-        <w:rPr>
-          <w:b/>
-        </w:rPr>
-        <w:t>prediction</w:t>
-      </w:r>
-      <w:r>
-        <w:rPr>
-          <w:b w:val="0"/>
-        </w:rPr>
-        <w:t xml:space="preserve"> error. Short practice: Why should the penalty value not be reported as validation error?</w:t>
-      </w:r>
-    </w:p>
-    <w:p>
-      <w:pPr>
-        <w:spacing w:line="336" w:lineRule="auto" w:after="180"/>
-      </w:pPr>
-      <w:r>
-        <w:rPr>
-          <w:b w:val="0"/>
-        </w:rPr>
-        <w:t xml:space="preserve">Point to the relevant step in the picture, then write the changed result and the rule or </w:t>
-      </w:r>
-      <w:r>
-        <w:rPr>
-          <w:b/>
-        </w:rPr>
-        <w:t>evidence</w:t>
-      </w:r>
-      <w:r>
-        <w:rPr>
-          <w:b w:val="0"/>
-        </w:rPr>
-        <w:t xml:space="preserve"> that supports it.. Return to this week and explain what you changed.</w:t>
-      </w:r>
-    </w:p>
-    <w:p>
-      <w:pPr>
-        <w:spacing w:line="336" w:lineRule="auto" w:after="180"/>
-      </w:pPr>
-      <w:r>
-        <w:rPr>
-          <w:b w:val="0"/>
-        </w:rPr>
-        <w:t>Review Learning rate experiments (ai-5/14). Goal: Run a controlled comparison of learning rates. Short practice: What should a fair rate comparison hold fixed?</w:t>
-      </w:r>
-    </w:p>
-    <w:p>
-      <w:pPr>
-        <w:spacing w:line="336" w:lineRule="auto" w:after="180"/>
-      </w:pPr>
-      <w:r>
-        <w:rPr>
-          <w:b w:val="0"/>
-        </w:rPr>
-        <w:t xml:space="preserve">Point to the relevant step in the picture, then write the changed result and the rule or </w:t>
-      </w:r>
-      <w:r>
-        <w:rPr>
-          <w:b/>
-        </w:rPr>
-        <w:t>evidence</w:t>
-      </w:r>
-      <w:r>
-        <w:rPr>
-          <w:b w:val="0"/>
-        </w:rPr>
-        <w:t xml:space="preserve"> that supports it.. Return to this week and explain what you changed.</w:t>
-      </w:r>
-    </w:p>
-    <w:p>
-      <w:pPr>
-        <w:spacing w:line="336" w:lineRule="auto" w:after="180"/>
-      </w:pPr>
-      <w:r>
-        <w:rPr>
-          <w:b w:val="0"/>
-        </w:rPr>
-        <w:t>Review Updating parameters (ai-5/11). Goal: Apply a learning rate to an ordered gradient. Short practice: Why must new loss be recomputed rather than assumed smaller?</w:t>
-      </w:r>
-    </w:p>
-    <w:p>
-      <w:pPr>
-        <w:spacing w:line="336" w:lineRule="auto" w:after="180"/>
-      </w:pPr>
-      <w:r>
-        <w:rPr>
-          <w:b w:val="0"/>
-        </w:rPr>
-        <w:t xml:space="preserve">Point to the relevant step in the picture, then write the changed result and the rule or </w:t>
-      </w:r>
-      <w:r>
-        <w:rPr>
-          <w:b/>
-        </w:rPr>
-        <w:t>evidence</w:t>
-      </w:r>
-      <w:r>
-        <w:rPr>
-          <w:b w:val="0"/>
-        </w:rPr>
-        <w:t xml:space="preserve"> that supports it.. Return to this week and explain what you changed.</w:t>
-      </w:r>
-    </w:p>
-    <w:p>
-      <w:pPr>
-        <w:pStyle w:val="Heading3"/>
-      </w:pPr>
-      <w:r>
-        <w:t>Predict, run and debug</w:t>
-      </w:r>
-    </w:p>
-    <w:p>
-      <w:pPr>
-        <w:spacing w:line="336" w:lineRule="auto" w:after="180"/>
-      </w:pPr>
-      <w:r>
-        <w:rPr>
-          <w:b w:val="0"/>
-        </w:rPr>
-        <w:t xml:space="preserve">The browser lab lets you edit the supported Python examples already included in this lesson. Predict first, run, inspect the actual </w:t>
-      </w:r>
-      <w:r>
-        <w:rPr>
-          <w:b/>
-        </w:rPr>
-        <w:t>output</w:t>
-      </w:r>
-      <w:r>
-        <w:rPr>
-          <w:b w:val="0"/>
-        </w:rPr>
-        <w:t xml:space="preserve"> or error, change one </w:t>
-      </w:r>
-      <w:r>
-        <w:rPr>
-          <w:b/>
-        </w:rPr>
-        <w:t>input</w:t>
-      </w:r>
-      <w:r>
-        <w:rPr>
-          <w:b w:val="0"/>
-        </w:rPr>
-        <w:t>, then run again.</w:t>
-      </w:r>
-    </w:p>
-    <w:p>
-      <w:pPr>
-        <w:spacing w:line="336" w:lineRule="auto" w:after="180"/>
-      </w:pPr>
-      <w:r>
-        <w:rPr>
-          <w:b w:val="0"/>
-        </w:rPr>
-        <w:t xml:space="preserve">Keep code, </w:t>
-      </w:r>
-      <w:r>
-        <w:rPr>
-          <w:b/>
-        </w:rPr>
-        <w:t>prediction</w:t>
-      </w:r>
-      <w:r>
-        <w:rPr>
-          <w:b w:val="0"/>
-        </w:rPr>
-        <w:t>s, actual results and a reasoned revision together. On paper, label your result as a trace rather than an execution.</w:t>
-      </w:r>
-    </w:p>
-    <w:p>
-      <w:pPr>
-        <w:pStyle w:val="Heading3"/>
-      </w:pPr>
-      <w:r>
         <w:t>Keep your completed work</w:t>
       </w:r>
     </w:p>
     <w:p>
       <w:pPr>
-        <w:spacing w:line="336" w:lineRule="auto" w:after="180"/>
-      </w:pPr>
-      <w:r>
-        <w:rPr>
-          <w:b w:val="0"/>
-        </w:rPr>
-        <w:t xml:space="preserve">Use Download completed work in the hosted lesson to export your answers, reflections, practice feedback and code-run </w:t>
-      </w:r>
-      <w:r>
-        <w:rPr>
-          <w:b/>
-        </w:rPr>
-        <w:t>evidence</w:t>
-      </w:r>
-      <w:r>
-        <w:rPr>
-          <w:b w:val="0"/>
-        </w:rPr>
-        <w:t>. Open the HTML copy to read or print it.</w:t>
-      </w:r>
-    </w:p>
-    <w:p>
-      <w:pPr>
-        <w:spacing w:line="336" w:lineRule="auto" w:after="180"/>
-      </w:pPr>
-      <w:r>
-        <w:rPr>
-          <w:b w:val="0"/>
-        </w:rPr>
-        <w:t>Drafts stay in this browser when storage is available; clear drafts on a shared device.</w:t>
-      </w:r>
-    </w:p>
-    <w:p>
-      <w:pPr>
-        <w:pStyle w:val="Heading3"/>
-      </w:pPr>
-      <w:r>
-        <w:t>What I repaired, the evidence I kept and the next test</w:t>
-      </w:r>
-    </w:p>
-    <w:p>
-      <w:r>
-        <w:t>________________________________________________________________</w:t>
-      </w:r>
-    </w:p>
-    <w:p>
-      <w:r>
-        <w:t>________________________________________________________________</w:t>
-      </w:r>
-    </w:p>
-    <w:p>
-      <w:r>
-        <w:t>________________________________________________________________</w:t>
-      </w:r>
-    </w:p>
-    <w:p>
-      <w:r>
-        <w:t>________________________________________________________________</w:t>
-      </w:r>
-    </w:p>
-    <w:p>
-      <w:r>
-        <w:t>________________________________________________________________</w:t>
-      </w:r>
-    </w:p>
-    <w:p>
-      <w:pPr>
         <w:pStyle w:val="Heading1"/>
       </w:pPr>
       <w:r>
-        <w:t>15. Visual concept journey</w:t>
-      </w:r>
-    </w:p>
-    <w:p>
-      <w:r>
-        <w:t>Explain each Initialisation and reproducibility picture from its labels, then record a relevant limit.</w:t>
-      </w:r>
-    </w:p>
-    <w:p>
-      <w:pPr>
-        <w:pStyle w:val="Heading3"/>
+        <w:t>15. Reference · Six-picture response sheets</w:t>
+      </w:r>
+    </w:p>
+    <w:p>
+      <w:r>
+        <w:t>Choose the picture that helps explain the current step.</w:t>
+      </w:r>
+    </w:p>
+    <w:p>
+      <w:pPr>
+        <w:pStyle w:val="Heading2"/>
       </w:pPr>
       <w:r>
         <w:t>01. Initialisation and reproducibility: the case</w:t>
@@ -2624,7 +2312,6 @@
     <w:p>
       <w:pPr>
         <w:spacing w:line="336" w:lineRule="auto" w:after="180"/>
-        <w:shd w:fill="F5F1FB"/>
       </w:pPr>
       <w:r>
         <w:rPr>
@@ -2663,7 +2350,7 @@
     </w:p>
     <w:p>
       <w:pPr>
-        <w:pStyle w:val="Heading3"/>
+        <w:pStyle w:val="Heading2"/>
       </w:pPr>
       <w:r>
         <w:t>02. Follow the deciding steps</w:t>
@@ -2719,7 +2406,6 @@
     <w:p>
       <w:pPr>
         <w:spacing w:line="336" w:lineRule="auto" w:after="180"/>
-        <w:shd w:fill="F5F1FB"/>
       </w:pPr>
       <w:r>
         <w:rPr>
@@ -2770,7 +2456,7 @@
     </w:p>
     <w:p>
       <w:pPr>
-        <w:pStyle w:val="Heading3"/>
+        <w:pStyle w:val="Heading2"/>
       </w:pPr>
       <w:r>
         <w:t>03. Identical units receive identical updates</w:t>
@@ -2826,7 +2512,6 @@
     <w:p>
       <w:pPr>
         <w:spacing w:line="336" w:lineRule="auto" w:after="180"/>
-        <w:shd w:fill="F5F1FB"/>
       </w:pPr>
       <w:r>
         <w:rPr>
@@ -2865,7 +2550,7 @@
     </w:p>
     <w:p>
       <w:pPr>
-        <w:pStyle w:val="Heading3"/>
+        <w:pStyle w:val="Heading2"/>
       </w:pPr>
       <w:r>
         <w:t>04. Change one thing. Trace what follows.</w:t>
@@ -2932,7 +2617,6 @@
     <w:p>
       <w:pPr>
         <w:spacing w:line="336" w:lineRule="auto" w:after="180"/>
-        <w:shd w:fill="F5F1FB"/>
       </w:pPr>
       <w:r>
         <w:rPr>
@@ -2971,7 +2655,7 @@
     </w:p>
     <w:p>
       <w:pPr>
-        <w:pStyle w:val="Heading3"/>
+        <w:pStyle w:val="Heading2"/>
       </w:pPr>
       <w:r>
         <w:t>05. Connect the explanation to its limit</w:t>
@@ -3067,7 +2751,6 @@
     <w:p>
       <w:pPr>
         <w:spacing w:line="336" w:lineRule="auto" w:after="180"/>
-        <w:shd w:fill="F5F1FB"/>
       </w:pPr>
       <w:r>
         <w:rPr>
@@ -3106,7 +2789,7 @@
     </w:p>
     <w:p>
       <w:pPr>
-        <w:pStyle w:val="Heading3"/>
+        <w:pStyle w:val="Heading2"/>
       </w:pPr>
       <w:r>
         <w:t>06. Make the idea visible in your project</w:t>
@@ -3220,7 +2903,6 @@
     <w:p>
       <w:pPr>
         <w:spacing w:line="336" w:lineRule="auto" w:after="180"/>
-        <w:shd w:fill="F5F1FB"/>
       </w:pPr>
       <w:r>
         <w:rPr>
@@ -3267,6 +2949,62 @@
     <w:p>
       <w:r>
         <w:t>________________________________________________________________</w:t>
+      </w:r>
+    </w:p>
+    <w:p>
+      <w:pPr>
+        <w:pStyle w:val="Heading2"/>
+      </w:pPr>
+      <w:r>
+        <w:t>Earlier wording, alternatives and picture transcripts · reference / check after trying</w:t>
+      </w:r>
+    </w:p>
+    <w:p>
+      <w:pPr>
+        <w:pStyle w:val="Heading3"/>
+      </w:pPr>
+      <w:r>
+        <w:t>01. Initialisation and reproducibility: the case</w:t>
+      </w:r>
+    </w:p>
+    <w:p>
+      <w:pPr>
+        <w:pStyle w:val="Heading3"/>
+      </w:pPr>
+      <w:r>
+        <w:t>02. Follow the deciding steps</w:t>
+      </w:r>
+    </w:p>
+    <w:p>
+      <w:pPr>
+        <w:pStyle w:val="Heading3"/>
+      </w:pPr>
+      <w:r>
+        <w:t>03. Identical units receive identical updates</w:t>
+      </w:r>
+    </w:p>
+    <w:p>
+      <w:pPr>
+        <w:pStyle w:val="Heading3"/>
+      </w:pPr>
+      <w:r>
+        <w:t>04. Change one thing. Trace what follows.</w:t>
+      </w:r>
+    </w:p>
+    <w:p>
+      <w:pPr>
+        <w:pStyle w:val="Heading3"/>
+      </w:pPr>
+      <w:r>
+        <w:t>05. Connect the explanation to its limit</w:t>
+      </w:r>
+    </w:p>
+    <w:p>
+      <w:pPr>
+        <w:pStyle w:val="Heading3"/>
+      </w:pPr>
+      <w:r>
+        <w:t>06. Make the idea visible in your project</w:t>
       </w:r>
     </w:p>
     <w:sectPr>
